--- a/keynote_scripts/Jejunostomy_.docx
+++ b/keynote_scripts/Jejunostomy_.docx
@@ -948,7 +948,7 @@
         <w:pStyle w:val="FirstParagraph"/>
       </w:pPr>
       <w:r>
-        <w:t xml:space="preserve">An you can dissolve the power in water, typically 60Ml</w:t>
+        <w:t xml:space="preserve">…and you can dissolve the power in water, typically 60mL</w:t>
       </w:r>
     </w:p>
     <w:bookmarkEnd w:id="49"/>
@@ -1062,7 +1062,7 @@
         <w:pStyle w:val="FirstParagraph"/>
       </w:pPr>
       <w:r>
-        <w:t xml:space="preserve">It is important to flush the tube between medicines</w:t>
+        <w:t xml:space="preserve">It is also important to flush the tube between medicines</w:t>
       </w:r>
     </w:p>
     <w:bookmarkEnd w:id="55"/>

--- a/keynote_scripts/Jejunostomy_.docx
+++ b/keynote_scripts/Jejunostomy_.docx
@@ -78,16 +78,13 @@
       </w:r>
     </w:p>
     <w:bookmarkEnd w:id="10"/>
-    <w:bookmarkStart w:id="11" w:name="section"/>
-    <w:p>
-      <w:pPr>
-        <w:pStyle w:val="Heading2"/>
-      </w:pPr>
-      <w:r>
-        <w:t xml:space="preserve">3</w:t>
-      </w:r>
-      <w:r>
-        <w:t xml:space="preserve"> </w:t>
+    <w:bookmarkStart w:id="11" w:name="slide-3"/>
+    <w:p>
+      <w:pPr>
+        <w:pStyle w:val="Heading2"/>
+      </w:pPr>
+      <w:r>
+        <w:t xml:space="preserve">3 Slide 3</w:t>
       </w:r>
     </w:p>
     <w:p>
@@ -99,16 +96,13 @@
       </w:r>
     </w:p>
     <w:bookmarkEnd w:id="11"/>
-    <w:bookmarkStart w:id="12" w:name="section-1"/>
-    <w:p>
-      <w:pPr>
-        <w:pStyle w:val="Heading2"/>
-      </w:pPr>
-      <w:r>
-        <w:t xml:space="preserve">4</w:t>
-      </w:r>
-      <w:r>
-        <w:t xml:space="preserve"> </w:t>
+    <w:bookmarkStart w:id="12" w:name="slide-4"/>
+    <w:p>
+      <w:pPr>
+        <w:pStyle w:val="Heading2"/>
+      </w:pPr>
+      <w:r>
+        <w:t xml:space="preserve">4 Slide 4</w:t>
       </w:r>
     </w:p>
     <w:p>
@@ -136,16 +130,13 @@
       </w:r>
     </w:p>
     <w:bookmarkEnd w:id="12"/>
-    <w:bookmarkStart w:id="13" w:name="section-2"/>
-    <w:p>
-      <w:pPr>
-        <w:pStyle w:val="Heading2"/>
-      </w:pPr>
-      <w:r>
-        <w:t xml:space="preserve">5</w:t>
-      </w:r>
-      <w:r>
-        <w:t xml:space="preserve"> </w:t>
+    <w:bookmarkStart w:id="13" w:name="slide-5"/>
+    <w:p>
+      <w:pPr>
+        <w:pStyle w:val="Heading2"/>
+      </w:pPr>
+      <w:r>
+        <w:t xml:space="preserve">5 Slide 5</w:t>
       </w:r>
     </w:p>
     <w:p>
@@ -173,16 +164,13 @@
       </w:r>
     </w:p>
     <w:bookmarkEnd w:id="13"/>
-    <w:bookmarkStart w:id="14" w:name="section-3"/>
-    <w:p>
-      <w:pPr>
-        <w:pStyle w:val="Heading2"/>
-      </w:pPr>
-      <w:r>
-        <w:t xml:space="preserve">6</w:t>
-      </w:r>
-      <w:r>
-        <w:t xml:space="preserve"> </w:t>
+    <w:bookmarkStart w:id="14" w:name="slide-6"/>
+    <w:p>
+      <w:pPr>
+        <w:pStyle w:val="Heading2"/>
+      </w:pPr>
+      <w:r>
+        <w:t xml:space="preserve">6 Slide 6</w:t>
       </w:r>
     </w:p>
     <w:p>
@@ -216,41 +204,53 @@
         <w:pStyle w:val="BodyText"/>
       </w:pPr>
       <w:r>
-        <w:t xml:space="preserve">Formula Water And medicines</w:t>
+        <w:t xml:space="preserve">Formula</w:t>
+      </w:r>
+      <w:r>
+        <w:t xml:space="preserve"> </w:t>
+      </w:r>
+      <w:r>
+        <w:t xml:space="preserve">Water</w:t>
+      </w:r>
+      <w:r>
+        <w:t xml:space="preserve"> </w:t>
+      </w:r>
+      <w:r>
+        <w:t xml:space="preserve">And medicines</w:t>
       </w:r>
     </w:p>
     <w:bookmarkEnd w:id="15"/>
-    <w:bookmarkStart w:id="16" w:name="section-4"/>
-    <w:p>
-      <w:pPr>
-        <w:pStyle w:val="Heading2"/>
-      </w:pPr>
-      <w:r>
-        <w:t xml:space="preserve">8</w:t>
+    <w:bookmarkStart w:id="16" w:name="slide-8"/>
+    <w:p>
+      <w:pPr>
+        <w:pStyle w:val="Heading2"/>
+      </w:pPr>
+      <w:r>
+        <w:t xml:space="preserve">8 Slide 8</w:t>
+      </w:r>
+    </w:p>
+    <w:p>
+      <w:pPr>
+        <w:pStyle w:val="FirstParagraph"/>
+      </w:pPr>
+      <w:r>
+        <w:t xml:space="preserve">Here are some examples of the formula which might be used with your feeding tube.</w:t>
       </w:r>
       <w:r>
         <w:t xml:space="preserve"> </w:t>
       </w:r>
-    </w:p>
-    <w:p>
-      <w:pPr>
-        <w:pStyle w:val="FirstParagraph"/>
-      </w:pPr>
-      <w:r>
-        <w:t xml:space="preserve">Here are some examples of the formula which might be used with your feeding tube. It is specially designed to provide protein, carbohydrates, fats, and vitamins and minerals</w:t>
+      <w:r>
+        <w:t xml:space="preserve">It is specially designed to provide protein, carbohydrates, fats, and vitamins and minerals</w:t>
       </w:r>
     </w:p>
     <w:bookmarkEnd w:id="16"/>
-    <w:bookmarkStart w:id="17" w:name="section-5"/>
-    <w:p>
-      <w:pPr>
-        <w:pStyle w:val="Heading2"/>
-      </w:pPr>
-      <w:r>
-        <w:t xml:space="preserve">9</w:t>
-      </w:r>
-      <w:r>
-        <w:t xml:space="preserve"> </w:t>
+    <w:bookmarkStart w:id="17" w:name="slide-9"/>
+    <w:p>
+      <w:pPr>
+        <w:pStyle w:val="Heading2"/>
+      </w:pPr>
+      <w:r>
+        <w:t xml:space="preserve">9 Slide 9</w:t>
       </w:r>
     </w:p>
     <w:p>
@@ -262,16 +262,13 @@
       </w:r>
     </w:p>
     <w:bookmarkEnd w:id="17"/>
-    <w:bookmarkStart w:id="18" w:name="section-6"/>
-    <w:p>
-      <w:pPr>
-        <w:pStyle w:val="Heading2"/>
-      </w:pPr>
-      <w:r>
-        <w:t xml:space="preserve">10</w:t>
-      </w:r>
-      <w:r>
-        <w:t xml:space="preserve"> </w:t>
+    <w:bookmarkStart w:id="18" w:name="slide-10"/>
+    <w:p>
+      <w:pPr>
+        <w:pStyle w:val="Heading2"/>
+      </w:pPr>
+      <w:r>
+        <w:t xml:space="preserve">10 Slide 10</w:t>
       </w:r>
     </w:p>
     <w:p>
@@ -323,83 +320,77 @@
         <w:pStyle w:val="BodyText"/>
       </w:pPr>
       <w:r>
-        <w:t xml:space="preserve">The stomach sends a small amount of food at a time into the jejunum, much like this grain elevator sends food onto this conveyor belt.</w:t>
+        <w:t xml:space="preserve">The stomach sends a small amount of food at a time into the jejunum, much like this grain elevator sends grain onto this conveyor belt.</w:t>
       </w:r>
     </w:p>
     <w:bookmarkEnd w:id="20"/>
-    <w:bookmarkStart w:id="21" w:name="section-7"/>
-    <w:p>
-      <w:pPr>
-        <w:pStyle w:val="Heading2"/>
-      </w:pPr>
-      <w:r>
-        <w:t xml:space="preserve">13</w:t>
+    <w:bookmarkStart w:id="21" w:name="slide-13"/>
+    <w:p>
+      <w:pPr>
+        <w:pStyle w:val="Heading2"/>
+      </w:pPr>
+      <w:r>
+        <w:t xml:space="preserve">13 Slide 13</w:t>
+      </w:r>
+    </w:p>
+    <w:p>
+      <w:pPr>
+        <w:pStyle w:val="FirstParagraph"/>
+      </w:pPr>
+      <w:r>
+        <w:t xml:space="preserve">Just like a conveyor belt, it’s easy for the jejunum to get overloaded with food.</w:t>
+      </w:r>
+    </w:p>
+    <w:bookmarkEnd w:id="21"/>
+    <w:bookmarkStart w:id="22" w:name="slide-14"/>
+    <w:p>
+      <w:pPr>
+        <w:pStyle w:val="Heading2"/>
+      </w:pPr>
+      <w:r>
+        <w:t xml:space="preserve">14 Slide 14</w:t>
+      </w:r>
+    </w:p>
+    <w:p>
+      <w:pPr>
+        <w:pStyle w:val="FirstParagraph"/>
+      </w:pPr>
+      <w:r>
+        <w:t xml:space="preserve">… and if it’s overloaded, it will start to complain.</w:t>
+      </w:r>
+    </w:p>
+    <w:bookmarkEnd w:id="22"/>
+    <w:bookmarkStart w:id="23" w:name="slide-15"/>
+    <w:p>
+      <w:pPr>
+        <w:pStyle w:val="Heading2"/>
+      </w:pPr>
+      <w:r>
+        <w:t xml:space="preserve">15 Slide 15</w:t>
+      </w:r>
+    </w:p>
+    <w:p>
+      <w:pPr>
+        <w:pStyle w:val="FirstParagraph"/>
+      </w:pPr>
+      <w:r>
+        <w:t xml:space="preserve">So when you have a feeding jejunostomy, it’s important that the formula goes into the tube as a slow, steady rate in order to avoid overloading the jejunum.</w:t>
       </w:r>
       <w:r>
         <w:t xml:space="preserve"> </w:t>
       </w:r>
-    </w:p>
-    <w:p>
-      <w:pPr>
-        <w:pStyle w:val="FirstParagraph"/>
-      </w:pPr>
-      <w:r>
-        <w:t xml:space="preserve">Just like a conveyor belt, it’s easy for the jejunum to get overloaded with food.</w:t>
-      </w:r>
-    </w:p>
-    <w:bookmarkEnd w:id="21"/>
-    <w:bookmarkStart w:id="22" w:name="section-8"/>
-    <w:p>
-      <w:pPr>
-        <w:pStyle w:val="Heading2"/>
-      </w:pPr>
-      <w:r>
-        <w:t xml:space="preserve">14</w:t>
-      </w:r>
-      <w:r>
-        <w:t xml:space="preserve"> </w:t>
-      </w:r>
-    </w:p>
-    <w:p>
-      <w:pPr>
-        <w:pStyle w:val="FirstParagraph"/>
-      </w:pPr>
-      <w:r>
-        <w:t xml:space="preserve">… and if it’s overloaded, it will start to complain.</w:t>
-      </w:r>
-    </w:p>
-    <w:bookmarkEnd w:id="22"/>
-    <w:bookmarkStart w:id="23" w:name="section-9"/>
-    <w:p>
-      <w:pPr>
-        <w:pStyle w:val="Heading2"/>
-      </w:pPr>
-      <w:r>
-        <w:t xml:space="preserve">15</w:t>
-      </w:r>
-      <w:r>
-        <w:t xml:space="preserve"> </w:t>
-      </w:r>
-    </w:p>
-    <w:p>
-      <w:pPr>
-        <w:pStyle w:val="FirstParagraph"/>
-      </w:pPr>
-      <w:r>
-        <w:t xml:space="preserve">So when you have a feeding jejunostomy, it’s important that the formula goes into the tube as a slow, steady rate in order to avoid overwhelming the jejunum. This require a pump to administer the feeding over a long period of time.</w:t>
+      <w:r>
+        <w:t xml:space="preserve">This requires a pump to administer the feeding over a several hours.</w:t>
       </w:r>
     </w:p>
     <w:bookmarkEnd w:id="23"/>
-    <w:bookmarkStart w:id="24" w:name="section-10"/>
-    <w:p>
-      <w:pPr>
-        <w:pStyle w:val="Heading2"/>
-      </w:pPr>
-      <w:r>
-        <w:t xml:space="preserve">16</w:t>
-      </w:r>
-      <w:r>
-        <w:t xml:space="preserve"> </w:t>
+    <w:bookmarkStart w:id="24" w:name="slide-16"/>
+    <w:p>
+      <w:pPr>
+        <w:pStyle w:val="Heading2"/>
+      </w:pPr>
+      <w:r>
+        <w:t xml:space="preserve">16 Slide 16</w:t>
       </w:r>
     </w:p>
     <w:p>
@@ -411,16 +402,13 @@
       </w:r>
     </w:p>
     <w:bookmarkEnd w:id="24"/>
-    <w:bookmarkStart w:id="25" w:name="section-11"/>
-    <w:p>
-      <w:pPr>
-        <w:pStyle w:val="Heading2"/>
-      </w:pPr>
-      <w:r>
-        <w:t xml:space="preserve">17</w:t>
-      </w:r>
-      <w:r>
-        <w:t xml:space="preserve"> </w:t>
+    <w:bookmarkStart w:id="25" w:name="slide-17"/>
+    <w:p>
+      <w:pPr>
+        <w:pStyle w:val="Heading2"/>
+      </w:pPr>
+      <w:r>
+        <w:t xml:space="preserve">17 Slide 17</w:t>
       </w:r>
     </w:p>
     <w:p>
@@ -458,34 +446,247 @@
       </w:r>
     </w:p>
     <w:bookmarkEnd w:id="26"/>
-    <w:bookmarkStart w:id="27" w:name="section-12"/>
-    <w:p>
-      <w:pPr>
-        <w:pStyle w:val="Heading2"/>
-      </w:pPr>
-      <w:r>
-        <w:t xml:space="preserve">19</w:t>
+    <w:bookmarkStart w:id="27" w:name="slide-19"/>
+    <w:p>
+      <w:pPr>
+        <w:pStyle w:val="Heading2"/>
+      </w:pPr>
+      <w:r>
+        <w:t xml:space="preserve">19 Slide 19</w:t>
+      </w:r>
+    </w:p>
+    <w:p>
+      <w:pPr>
+        <w:pStyle w:val="FirstParagraph"/>
+      </w:pPr>
+      <w:r>
+        <w:t xml:space="preserve">The short answer is that your dietitian will calculate how much formula you need, but we can give you a rough idea.</w:t>
+      </w:r>
+    </w:p>
+    <w:bookmarkEnd w:id="27"/>
+    <w:bookmarkStart w:id="28" w:name="rate-and-duration"/>
+    <w:p>
+      <w:pPr>
+        <w:pStyle w:val="Heading2"/>
+      </w:pPr>
+      <w:r>
+        <w:t xml:space="preserve">20 Rate and Duration</w:t>
+      </w:r>
+    </w:p>
+    <w:p>
+      <w:pPr>
+        <w:pStyle w:val="FirstParagraph"/>
+      </w:pPr>
+      <w:r>
+        <w:t xml:space="preserve">Your dietitian will calculate how many cartons of tube feeds you will need</w:t>
+      </w:r>
+    </w:p>
+    <w:p>
+      <w:pPr>
+        <w:pStyle w:val="BodyText"/>
+      </w:pPr>
+      <w:r>
+        <w:t xml:space="preserve">For instance, it that’s 5 cartons and each carton is 240mL, the total will be 1200mL per day</w:t>
+      </w:r>
+    </w:p>
+    <w:p>
+      <w:pPr>
+        <w:pStyle w:val="BodyText"/>
+      </w:pPr>
+      <w:r>
+        <w:t xml:space="preserve">One method would be to run the tube feeds continuously, 24 hours per day.</w:t>
+      </w:r>
+    </w:p>
+    <w:p>
+      <w:pPr>
+        <w:pStyle w:val="BodyText"/>
+      </w:pPr>
+      <w:r>
+        <w:t xml:space="preserve">This would require a rate of 50mL per hour, because 50 x 14 is 1200.</w:t>
+      </w:r>
+    </w:p>
+    <w:bookmarkEnd w:id="28"/>
+    <w:bookmarkStart w:id="29" w:name="cartons-tube-feeds-1200ml"/>
+    <w:p>
+      <w:pPr>
+        <w:pStyle w:val="Heading2"/>
+      </w:pPr>
+      <w:r>
+        <w:t xml:space="preserve">21 5 cartons Tube feeds 1200mL</w:t>
+      </w:r>
+    </w:p>
+    <w:p>
+      <w:pPr>
+        <w:pStyle w:val="FirstParagraph"/>
+      </w:pPr>
+      <w:r>
+        <w:t xml:space="preserve">So we could run tube feeds 24 hours per day at 50mL/hour. This would work fine…</w:t>
+      </w:r>
+    </w:p>
+    <w:bookmarkEnd w:id="29"/>
+    <w:bookmarkStart w:id="30" w:name="cartons-tube-feeds"/>
+    <w:p>
+      <w:pPr>
+        <w:pStyle w:val="Heading2"/>
+      </w:pPr>
+      <w:r>
+        <w:t xml:space="preserve">22 5 cartons Tube feeds</w:t>
+      </w:r>
+    </w:p>
+    <w:p>
+      <w:pPr>
+        <w:pStyle w:val="FirstParagraph"/>
+      </w:pPr>
+      <w:r>
+        <w:t xml:space="preserve">The problem with this is it’s inconvenient.</w:t>
+      </w:r>
+    </w:p>
+    <w:p>
+      <w:pPr>
+        <w:pStyle w:val="BodyText"/>
+      </w:pPr>
+      <w:r>
+        <w:t xml:space="preserve">If you want to go for a walk or go shopping, you would need to take your pump with you,</w:t>
+      </w:r>
+    </w:p>
+    <w:bookmarkEnd w:id="30"/>
+    <w:bookmarkStart w:id="31" w:name="slide-23"/>
+    <w:p>
+      <w:pPr>
+        <w:pStyle w:val="Heading2"/>
+      </w:pPr>
+      <w:r>
+        <w:t xml:space="preserve">23 Slide 23</w:t>
+      </w:r>
+    </w:p>
+    <w:p>
+      <w:pPr>
+        <w:pStyle w:val="FirstParagraph"/>
+      </w:pPr>
+      <w:r>
+        <w:t xml:space="preserve">If you can avoid it, you don’t want to feel like you’re chained to your infusion pump.</w:t>
+      </w:r>
+    </w:p>
+    <w:bookmarkEnd w:id="31"/>
+    <w:bookmarkStart w:id="32" w:name="cartons-tube-feeds-1"/>
+    <w:p>
+      <w:pPr>
+        <w:pStyle w:val="Heading2"/>
+      </w:pPr>
+      <w:r>
+        <w:t xml:space="preserve">24 5 cartons Tube feeds</w:t>
+      </w:r>
+    </w:p>
+    <w:p>
+      <w:pPr>
+        <w:pStyle w:val="FirstParagraph"/>
+      </w:pPr>
+      <w:r>
+        <w:t xml:space="preserve">An alternative would be to increase the rate and decrease the time.</w:t>
       </w:r>
       <w:r>
         <w:t xml:space="preserve"> </w:t>
       </w:r>
-    </w:p>
-    <w:p>
-      <w:pPr>
-        <w:pStyle w:val="FirstParagraph"/>
-      </w:pPr>
-      <w:r>
-        <w:t xml:space="preserve">The short answer is that your dietitian will calculate how much formula you need, but we can give you a rough idea.</w:t>
-      </w:r>
-    </w:p>
-    <w:bookmarkEnd w:id="27"/>
-    <w:bookmarkStart w:id="28" w:name="typical-tube-feedings-150lbs"/>
-    <w:p>
-      <w:pPr>
-        <w:pStyle w:val="Heading2"/>
-      </w:pPr>
-      <w:r>
-        <w:t xml:space="preserve">20 Typical Tube Feedings 150lbs+</w:t>
+      <w:r>
+        <w:t xml:space="preserve">You could increase the rate to 75mL/hour, which would only take 16 hours. You would have 8 hours a day disconnected from the pump.</w:t>
+      </w:r>
+    </w:p>
+    <w:bookmarkEnd w:id="32"/>
+    <w:bookmarkStart w:id="33" w:name="cartons-tube-feeds-2"/>
+    <w:p>
+      <w:pPr>
+        <w:pStyle w:val="Heading2"/>
+      </w:pPr>
+      <w:r>
+        <w:t xml:space="preserve">25 5 cartons Tube feeds</w:t>
+      </w:r>
+    </w:p>
+    <w:p>
+      <w:pPr>
+        <w:pStyle w:val="FirstParagraph"/>
+      </w:pPr>
+      <w:r>
+        <w:t xml:space="preserve">So what if you wanted to get the feeding in within 12 hours? You would need to run the pump at 100mL/hour.</w:t>
+      </w:r>
+    </w:p>
+    <w:p>
+      <w:pPr>
+        <w:pStyle w:val="BodyText"/>
+      </w:pPr>
+      <w:r>
+        <w:t xml:space="preserve">For many patients, this won’t work, because the small intestine can’t handle that much formula at a time</w:t>
+      </w:r>
+    </w:p>
+    <w:bookmarkEnd w:id="33"/>
+    <w:bookmarkStart w:id="34" w:name="slide-26"/>
+    <w:p>
+      <w:pPr>
+        <w:pStyle w:val="Heading2"/>
+      </w:pPr>
+      <w:r>
+        <w:t xml:space="preserve">26 Slide 26</w:t>
+      </w:r>
+    </w:p>
+    <w:p>
+      <w:pPr>
+        <w:pStyle w:val="FirstParagraph"/>
+      </w:pPr>
+      <w:r>
+        <w:t xml:space="preserve">Too high a rate of tube feeds will overwhelm the jejunum, and the result is cramps and diarrhea.</w:t>
+      </w:r>
+    </w:p>
+    <w:bookmarkEnd w:id="34"/>
+    <w:bookmarkStart w:id="35" w:name="cartons-tube-feeds-3"/>
+    <w:p>
+      <w:pPr>
+        <w:pStyle w:val="Heading2"/>
+      </w:pPr>
+      <w:r>
+        <w:t xml:space="preserve">27 5 cartons Tube feeds</w:t>
+      </w:r>
+    </w:p>
+    <w:p>
+      <w:pPr>
+        <w:pStyle w:val="FirstParagraph"/>
+      </w:pPr>
+      <w:r>
+        <w:t xml:space="preserve">A slow rate of 50mL/hour is inconvenient, as it may require being hooked up to the pump all day.</w:t>
+      </w:r>
+    </w:p>
+    <w:p>
+      <w:pPr>
+        <w:pStyle w:val="BodyText"/>
+      </w:pPr>
+      <w:r>
+        <w:t xml:space="preserve">On the other hand, a faster rate of 100mL/hr would be more convenient, but carries the risk of diarrhea and cramps.</w:t>
+      </w:r>
+    </w:p>
+    <w:bookmarkEnd w:id="35"/>
+    <w:bookmarkStart w:id="36" w:name="cartons-tube-feeds-4"/>
+    <w:p>
+      <w:pPr>
+        <w:pStyle w:val="Heading2"/>
+      </w:pPr>
+      <w:r>
+        <w:t xml:space="preserve">28 5 cartons Tube feeds</w:t>
+      </w:r>
+    </w:p>
+    <w:p>
+      <w:pPr>
+        <w:pStyle w:val="FirstParagraph"/>
+      </w:pPr>
+      <w:r>
+        <w:t xml:space="preserve">Running tube feeds for 16 hours a day is for many patients a good compromise between convenience and good tolerance of tube feeds. Most patients can tolerate 75mL/hour of tube feeds.</w:t>
+      </w:r>
+    </w:p>
+    <w:bookmarkEnd w:id="36"/>
+    <w:bookmarkStart w:id="37" w:name="typical-tube-feedings-150lbs"/>
+    <w:p>
+      <w:pPr>
+        <w:pStyle w:val="Heading2"/>
+      </w:pPr>
+      <w:r>
+        <w:t xml:space="preserve">29 Typical Tube Feedings 150lbs+</w:t>
       </w:r>
     </w:p>
     <w:p>
@@ -509,35 +710,35 @@
         <w:pStyle w:val="BodyText"/>
       </w:pPr>
       <w:r>
-        <w:t xml:space="preserve">So the total amount is 1250 mL</w:t>
-      </w:r>
-    </w:p>
-    <w:bookmarkEnd w:id="28"/>
-    <w:bookmarkStart w:id="29" w:name="typical-tube-feedings-150lbs-1"/>
-    <w:p>
-      <w:pPr>
-        <w:pStyle w:val="Heading2"/>
-      </w:pPr>
-      <w:r>
-        <w:t xml:space="preserve">21 Typical Tube Feedings 150lbs+</w:t>
-      </w:r>
-    </w:p>
-    <w:p>
-      <w:pPr>
-        <w:pStyle w:val="FirstParagraph"/>
-      </w:pPr>
-      <w:r>
-        <w:t xml:space="preserve">This is usually administered over about 16 hours, which requires a rate of 75mL/hour</w:t>
-      </w:r>
-    </w:p>
-    <w:bookmarkEnd w:id="29"/>
-    <w:bookmarkStart w:id="30" w:name="typical-tube-feedings-150lbs-2"/>
-    <w:p>
-      <w:pPr>
-        <w:pStyle w:val="Heading2"/>
-      </w:pPr>
-      <w:r>
-        <w:t xml:space="preserve">22 Typical Tube Feedings 150lbs+</w:t>
+        <w:t xml:space="preserve">So the total amount is 1200 mL</w:t>
+      </w:r>
+    </w:p>
+    <w:bookmarkEnd w:id="37"/>
+    <w:bookmarkStart w:id="38" w:name="typical-tube-feedings-150lbs-1"/>
+    <w:p>
+      <w:pPr>
+        <w:pStyle w:val="Heading2"/>
+      </w:pPr>
+      <w:r>
+        <w:t xml:space="preserve">30 Typical Tube Feedings 150lbs+</w:t>
+      </w:r>
+    </w:p>
+    <w:p>
+      <w:pPr>
+        <w:pStyle w:val="FirstParagraph"/>
+      </w:pPr>
+      <w:r>
+        <w:t xml:space="preserve">This is usually administered at a rate of 75mL/hour for 16 hours, which totals 1200mL</w:t>
+      </w:r>
+    </w:p>
+    <w:bookmarkEnd w:id="38"/>
+    <w:bookmarkStart w:id="39" w:name="typical-tube-feedings-150lbs-2"/>
+    <w:p>
+      <w:pPr>
+        <w:pStyle w:val="Heading2"/>
+      </w:pPr>
+      <w:r>
+        <w:t xml:space="preserve">31 Typical Tube Feedings 150lbs+</w:t>
       </w:r>
     </w:p>
     <w:p>
@@ -548,14 +749,14 @@
         <w:t xml:space="preserve">In the hospital we run the tube feeds from 6pm to 10am, but a home you can of course use whatever schedule works best for you.</w:t>
       </w:r>
     </w:p>
-    <w:bookmarkEnd w:id="30"/>
-    <w:bookmarkStart w:id="31" w:name="typical-tube-feedings-150lbs-3"/>
-    <w:p>
-      <w:pPr>
-        <w:pStyle w:val="Heading2"/>
-      </w:pPr>
-      <w:r>
-        <w:t xml:space="preserve">23 Typical Tube Feedings &lt;150lbs</w:t>
+    <w:bookmarkEnd w:id="39"/>
+    <w:bookmarkStart w:id="40" w:name="typical-tube-feedings-150lbs-3"/>
+    <w:p>
+      <w:pPr>
+        <w:pStyle w:val="Heading2"/>
+      </w:pPr>
+      <w:r>
+        <w:t xml:space="preserve">32 Typical Tube Feedings &lt;150lbs</w:t>
       </w:r>
     </w:p>
     <w:p>
@@ -574,32 +775,32 @@
         <w:t xml:space="preserve">Each carton is 240mL, so the total is 960mL</w:t>
       </w:r>
     </w:p>
-    <w:bookmarkEnd w:id="31"/>
-    <w:bookmarkStart w:id="32" w:name="typical-tube-feedings-150lbs-4"/>
-    <w:p>
-      <w:pPr>
-        <w:pStyle w:val="Heading2"/>
-      </w:pPr>
-      <w:r>
-        <w:t xml:space="preserve">24 Typical Tube Feedings &lt;150lbs</w:t>
-      </w:r>
-    </w:p>
-    <w:p>
-      <w:pPr>
-        <w:pStyle w:val="FirstParagraph"/>
-      </w:pPr>
-      <w:r>
-        <w:t xml:space="preserve">This can be administered over 16 hours at a rate of 60mL/hour</w:t>
-      </w:r>
-    </w:p>
-    <w:bookmarkEnd w:id="32"/>
-    <w:bookmarkStart w:id="33" w:name="typical-tube-feedings-150lbs-5"/>
-    <w:p>
-      <w:pPr>
-        <w:pStyle w:val="Heading2"/>
-      </w:pPr>
-      <w:r>
-        <w:t xml:space="preserve">25 Typical Tube Feedings &lt;150lbs</w:t>
+    <w:bookmarkEnd w:id="40"/>
+    <w:bookmarkStart w:id="41" w:name="typical-tube-feedings-150lbs-4"/>
+    <w:p>
+      <w:pPr>
+        <w:pStyle w:val="Heading2"/>
+      </w:pPr>
+      <w:r>
+        <w:t xml:space="preserve">33 Typical Tube Feedings &lt;150lbs</w:t>
+      </w:r>
+    </w:p>
+    <w:p>
+      <w:pPr>
+        <w:pStyle w:val="FirstParagraph"/>
+      </w:pPr>
+      <w:r>
+        <w:t xml:space="preserve">This can be administered at a rate of 60mL/hour over 16 hours</w:t>
+      </w:r>
+    </w:p>
+    <w:bookmarkEnd w:id="41"/>
+    <w:bookmarkStart w:id="42" w:name="typical-tube-feedings-150lbs-5"/>
+    <w:p>
+      <w:pPr>
+        <w:pStyle w:val="Heading2"/>
+      </w:pPr>
+      <w:r>
+        <w:t xml:space="preserve">34 Typical Tube Feedings &lt;150lbs</w:t>
       </w:r>
     </w:p>
     <w:p>
@@ -610,14 +811,260 @@
         <w:t xml:space="preserve">Again this usually is from 6pm to 10am</w:t>
       </w:r>
     </w:p>
-    <w:bookmarkEnd w:id="33"/>
-    <w:bookmarkStart w:id="34" w:name="jejunostomy-tube-1"/>
-    <w:p>
-      <w:pPr>
-        <w:pStyle w:val="Heading2"/>
-      </w:pPr>
-      <w:r>
-        <w:t xml:space="preserve">26 Jejunostomy Tube</w:t>
+    <w:bookmarkEnd w:id="42"/>
+    <w:bookmarkStart w:id="43" w:name="starting-tube-feeds"/>
+    <w:p>
+      <w:pPr>
+        <w:pStyle w:val="Heading2"/>
+      </w:pPr>
+      <w:r>
+        <w:t xml:space="preserve">35 Starting Tube Feeds</w:t>
+      </w:r>
+    </w:p>
+    <w:p>
+      <w:pPr>
+        <w:pStyle w:val="FirstParagraph"/>
+      </w:pPr>
+      <w:r>
+        <w:t xml:space="preserve">When starting tube feeds for the first time it is important to start slowly to allow the small intestine, the jejunum, to get adjusted.</w:t>
+      </w:r>
+    </w:p>
+    <w:p>
+      <w:pPr>
+        <w:pStyle w:val="BodyText"/>
+      </w:pPr>
+      <w:r>
+        <w:t xml:space="preserve">We typically start at 30mL/hour and run them continuously, meaning 24 hours per day.</w:t>
+      </w:r>
+    </w:p>
+    <w:bookmarkEnd w:id="43"/>
+    <w:bookmarkStart w:id="44" w:name="starting-tube-feeds-1"/>
+    <w:p>
+      <w:pPr>
+        <w:pStyle w:val="Heading2"/>
+      </w:pPr>
+      <w:r>
+        <w:t xml:space="preserve">36 Starting Tube Feeds</w:t>
+      </w:r>
+    </w:p>
+    <w:p>
+      <w:pPr>
+        <w:pStyle w:val="FirstParagraph"/>
+      </w:pPr>
+      <w:r>
+        <w:t xml:space="preserve">We would then increase 10mL/hour every 8-12 hours</w:t>
+      </w:r>
+    </w:p>
+    <w:bookmarkEnd w:id="44"/>
+    <w:bookmarkStart w:id="45" w:name="starting-tube-feeds-2"/>
+    <w:p>
+      <w:pPr>
+        <w:pStyle w:val="Heading2"/>
+      </w:pPr>
+      <w:r>
+        <w:t xml:space="preserve">37 Starting Tube Feeds</w:t>
+      </w:r>
+    </w:p>
+    <w:p>
+      <w:pPr>
+        <w:pStyle w:val="FirstParagraph"/>
+      </w:pPr>
+      <w:r>
+        <w:t xml:space="preserve">For instance, if you started tube feeds for the first time at 7am on a Monday morning…</w:t>
+      </w:r>
+    </w:p>
+    <w:bookmarkEnd w:id="45"/>
+    <w:bookmarkStart w:id="46" w:name="starting-tube-feeds-3"/>
+    <w:p>
+      <w:pPr>
+        <w:pStyle w:val="Heading2"/>
+      </w:pPr>
+      <w:r>
+        <w:t xml:space="preserve">38 Starting Tube Feeds</w:t>
+      </w:r>
+    </w:p>
+    <w:p>
+      <w:pPr>
+        <w:pStyle w:val="FirstParagraph"/>
+      </w:pPr>
+      <w:r>
+        <w:t xml:space="preserve">You might increase to 40mL/hour 8 hours later at 3pm</w:t>
+      </w:r>
+    </w:p>
+    <w:bookmarkEnd w:id="46"/>
+    <w:bookmarkStart w:id="47" w:name="starting-tube-feeds-4"/>
+    <w:p>
+      <w:pPr>
+        <w:pStyle w:val="Heading2"/>
+      </w:pPr>
+      <w:r>
+        <w:t xml:space="preserve">39 Starting Tube Feeds</w:t>
+      </w:r>
+    </w:p>
+    <w:p>
+      <w:pPr>
+        <w:pStyle w:val="FirstParagraph"/>
+      </w:pPr>
+      <w:r>
+        <w:t xml:space="preserve">And increased to 50mL/hour 8 more hours later at 11pm</w:t>
+      </w:r>
+    </w:p>
+    <w:bookmarkEnd w:id="47"/>
+    <w:bookmarkStart w:id="48" w:name="starting-tube-feeds-5"/>
+    <w:p>
+      <w:pPr>
+        <w:pStyle w:val="Heading2"/>
+      </w:pPr>
+      <w:r>
+        <w:t xml:space="preserve">40 Starting Tube Feeds</w:t>
+      </w:r>
+    </w:p>
+    <w:p>
+      <w:pPr>
+        <w:pStyle w:val="FirstParagraph"/>
+      </w:pPr>
+      <w:r>
+        <w:t xml:space="preserve">And then increase to 60mL/hour 8 hours later at 7 am the next day</w:t>
+      </w:r>
+    </w:p>
+    <w:bookmarkEnd w:id="48"/>
+    <w:bookmarkStart w:id="49" w:name="starting-tube-feeds-6"/>
+    <w:p>
+      <w:pPr>
+        <w:pStyle w:val="Heading2"/>
+      </w:pPr>
+      <w:r>
+        <w:t xml:space="preserve">41 Starting Tube Feeds</w:t>
+      </w:r>
+    </w:p>
+    <w:p>
+      <w:pPr>
+        <w:pStyle w:val="FirstParagraph"/>
+      </w:pPr>
+      <w:r>
+        <w:t xml:space="preserve">… and increase to 70mL/ hour 8 hours later at 3pm.</w:t>
+      </w:r>
+    </w:p>
+    <w:p>
+      <w:pPr>
+        <w:pStyle w:val="BodyText"/>
+      </w:pPr>
+      <w:r>
+        <w:t xml:space="preserve">Once your body has adjusted to the tube feeding, you can change the duration from continuous to just at night, or nocturnal</w:t>
+      </w:r>
+    </w:p>
+    <w:bookmarkEnd w:id="49"/>
+    <w:bookmarkStart w:id="50" w:name="starting-tube-feeds-7"/>
+    <w:p>
+      <w:pPr>
+        <w:pStyle w:val="Heading2"/>
+      </w:pPr>
+      <w:r>
+        <w:t xml:space="preserve">42 Starting Tube Feeds</w:t>
+      </w:r>
+    </w:p>
+    <w:p>
+      <w:pPr>
+        <w:pStyle w:val="FirstParagraph"/>
+      </w:pPr>
+      <w:r>
+        <w:t xml:space="preserve">… and increase to 70mL/ hour 8 hours later at 3pm.</w:t>
+      </w:r>
+    </w:p>
+    <w:p>
+      <w:pPr>
+        <w:pStyle w:val="BodyText"/>
+      </w:pPr>
+      <w:r>
+        <w:t xml:space="preserve">Once your body has adjusted to the tube feeding, you can change the duration from continuous to just at night, or nocturnal</w:t>
+      </w:r>
+    </w:p>
+    <w:p>
+      <w:pPr>
+        <w:pStyle w:val="BodyText"/>
+      </w:pPr>
+      <w:r>
+        <w:t xml:space="preserve">You might increase to 75mL/hour at 6pm, and then run the tube feeds for 16 hours, and stop at 10am the next day.</w:t>
+      </w:r>
+    </w:p>
+    <w:bookmarkEnd w:id="50"/>
+    <w:bookmarkStart w:id="51" w:name="starting-tube-feeds-8"/>
+    <w:p>
+      <w:pPr>
+        <w:pStyle w:val="Heading2"/>
+      </w:pPr>
+      <w:r>
+        <w:t xml:space="preserve">43 Starting Tube Feeds</w:t>
+      </w:r>
+    </w:p>
+    <w:p>
+      <w:pPr>
+        <w:pStyle w:val="FirstParagraph"/>
+      </w:pPr>
+      <w:r>
+        <w:t xml:space="preserve">Wednesday morning at 10am, the feedings would have been running for 16 hours, and you can stop the feeding tube pump.</w:t>
+      </w:r>
+    </w:p>
+    <w:bookmarkEnd w:id="51"/>
+    <w:bookmarkStart w:id="52" w:name="starting-tube-feeds-9"/>
+    <w:p>
+      <w:pPr>
+        <w:pStyle w:val="Heading2"/>
+      </w:pPr>
+      <w:r>
+        <w:t xml:space="preserve">44 Starting Tube Feeds</w:t>
+      </w:r>
+    </w:p>
+    <w:p>
+      <w:pPr>
+        <w:pStyle w:val="FirstParagraph"/>
+      </w:pPr>
+      <w:r>
+        <w:t xml:space="preserve">Wednesday at 6pm, you would then start tube feeds again, to run until 10am the next day</w:t>
+      </w:r>
+    </w:p>
+    <w:bookmarkEnd w:id="52"/>
+    <w:bookmarkStart w:id="53" w:name="typical-tube-feed-plans"/>
+    <w:p>
+      <w:pPr>
+        <w:pStyle w:val="Heading2"/>
+      </w:pPr>
+      <w:r>
+        <w:t xml:space="preserve">45 Typical Tube Feed Plans</w:t>
+      </w:r>
+    </w:p>
+    <w:p>
+      <w:pPr>
+        <w:pStyle w:val="FirstParagraph"/>
+      </w:pPr>
+      <w:r>
+        <w:t xml:space="preserve">So a typical plan tube feeds is 16 hours per day, which in our example is 6pm to 10am</w:t>
+      </w:r>
+    </w:p>
+    <w:p>
+      <w:pPr>
+        <w:pStyle w:val="BodyText"/>
+      </w:pPr>
+      <w:r>
+        <w:t xml:space="preserve">For patients who need 5 cartons of feeds, getting the feeding done in 16 hours requires a rate of 75mL/hour.</w:t>
+      </w:r>
+    </w:p>
+    <w:p>
+      <w:pPr>
+        <w:pStyle w:val="BodyText"/>
+      </w:pPr>
+      <w:r>
+        <w:t xml:space="preserve">For those needing 4 cartons, getting the feeding done in 16 hours requires a rate of 60mL/hour</w:t>
+      </w:r>
+    </w:p>
+    <w:bookmarkEnd w:id="53"/>
+    <w:bookmarkStart w:id="54" w:name="jejunostomy-tube-1"/>
+    <w:p>
+      <w:pPr>
+        <w:pStyle w:val="Heading2"/>
+      </w:pPr>
+      <w:r>
+        <w:t xml:space="preserve">46 Jejunostomy Tube</w:t>
       </w:r>
     </w:p>
     <w:p>
@@ -628,204 +1075,311 @@
         <w:t xml:space="preserve">The jejunostomy tube can also be used to administer water.</w:t>
       </w:r>
     </w:p>
-    <w:bookmarkEnd w:id="34"/>
-    <w:bookmarkStart w:id="35" w:name="jejunostomy-tube-2"/>
-    <w:p>
-      <w:pPr>
-        <w:pStyle w:val="Heading2"/>
-      </w:pPr>
-      <w:r>
-        <w:t xml:space="preserve">27 Jejunostomy Tube</w:t>
-      </w:r>
-    </w:p>
-    <w:bookmarkEnd w:id="35"/>
-    <w:bookmarkStart w:id="36" w:name="section-13"/>
-    <w:p>
-      <w:pPr>
-        <w:pStyle w:val="Heading2"/>
-      </w:pPr>
-      <w:r>
-        <w:t xml:space="preserve">28</w:t>
+    <w:bookmarkEnd w:id="54"/>
+    <w:bookmarkStart w:id="55" w:name="water"/>
+    <w:p>
+      <w:pPr>
+        <w:pStyle w:val="Heading2"/>
+      </w:pPr>
+      <w:r>
+        <w:t xml:space="preserve">47 Water</w:t>
+      </w:r>
+    </w:p>
+    <w:p>
+      <w:pPr>
+        <w:pStyle w:val="FirstParagraph"/>
+      </w:pPr>
+      <w:r>
+        <w:t xml:space="preserve">In addition to formula, water is required to prevent dehydration.</w:t>
+      </w:r>
+    </w:p>
+    <w:p>
+      <w:pPr>
+        <w:pStyle w:val="BodyText"/>
+      </w:pPr>
+      <w:r>
+        <w:t xml:space="preserve">Most patients need about a liter of water a day, which can be taken either by mouth of through the feeding tube</w:t>
+      </w:r>
+    </w:p>
+    <w:p>
+      <w:pPr>
+        <w:pStyle w:val="BodyText"/>
+      </w:pPr>
+      <w:r>
+        <w:t xml:space="preserve">One way to do this is taking 240mL of water 4 times per day.</w:t>
+      </w:r>
+    </w:p>
+    <w:bookmarkEnd w:id="55"/>
+    <w:bookmarkStart w:id="56" w:name="water-1"/>
+    <w:p>
+      <w:pPr>
+        <w:pStyle w:val="Heading2"/>
+      </w:pPr>
+      <w:r>
+        <w:t xml:space="preserve">48 Water</w:t>
+      </w:r>
+    </w:p>
+    <w:p>
+      <w:pPr>
+        <w:pStyle w:val="FirstParagraph"/>
+      </w:pPr>
+      <w:r>
+        <w:t xml:space="preserve">In addition to formula, water is required to prevent dehydration.</w:t>
+      </w:r>
+    </w:p>
+    <w:p>
+      <w:pPr>
+        <w:pStyle w:val="BodyText"/>
+      </w:pPr>
+      <w:r>
+        <w:t xml:space="preserve">Most patients need about a liter of water a day, which can be taken either by mouth of through the feeding tube</w:t>
+      </w:r>
+    </w:p>
+    <w:p>
+      <w:pPr>
+        <w:pStyle w:val="BodyText"/>
+      </w:pPr>
+      <w:r>
+        <w:t xml:space="preserve">One way to do this is taking 240mL of water 4 times per day.</w:t>
+      </w:r>
+    </w:p>
+    <w:bookmarkEnd w:id="56"/>
+    <w:bookmarkStart w:id="57" w:name="water-2"/>
+    <w:p>
+      <w:pPr>
+        <w:pStyle w:val="Heading2"/>
+      </w:pPr>
+      <w:r>
+        <w:t xml:space="preserve">49 Water</w:t>
+      </w:r>
+    </w:p>
+    <w:p>
+      <w:pPr>
+        <w:pStyle w:val="FirstParagraph"/>
+      </w:pPr>
+      <w:r>
+        <w:t xml:space="preserve">In addition to formula, water is required to prevent dehydration.</w:t>
+      </w:r>
+    </w:p>
+    <w:p>
+      <w:pPr>
+        <w:pStyle w:val="BodyText"/>
+      </w:pPr>
+      <w:r>
+        <w:t xml:space="preserve">Most patients need about a liter of water a day, which can be taken either by mouth of through the feeding tube</w:t>
+      </w:r>
+    </w:p>
+    <w:p>
+      <w:pPr>
+        <w:pStyle w:val="BodyText"/>
+      </w:pPr>
+      <w:r>
+        <w:t xml:space="preserve">One way to do this is taking 240mL of water 4 times per day.</w:t>
+      </w:r>
+    </w:p>
+    <w:bookmarkEnd w:id="57"/>
+    <w:bookmarkStart w:id="58" w:name="slide-50"/>
+    <w:p>
+      <w:pPr>
+        <w:pStyle w:val="Heading2"/>
+      </w:pPr>
+      <w:r>
+        <w:t xml:space="preserve">50 Slide 50</w:t>
+      </w:r>
+    </w:p>
+    <w:p>
+      <w:pPr>
+        <w:pStyle w:val="FirstParagraph"/>
+      </w:pPr>
+      <w:r>
+        <w:t xml:space="preserve">Some pumps come with two bags, one for formula and one for water.</w:t>
+      </w:r>
+    </w:p>
+    <w:p>
+      <w:pPr>
+        <w:pStyle w:val="BodyText"/>
+      </w:pPr>
+      <w:r>
+        <w:t xml:space="preserve">Your care team will tell you how much water to use, but it’s generally around one quart or 1000mL per day total</w:t>
+      </w:r>
+    </w:p>
+    <w:bookmarkEnd w:id="58"/>
+    <w:bookmarkStart w:id="59" w:name="slide-51"/>
+    <w:p>
+      <w:pPr>
+        <w:pStyle w:val="Heading2"/>
+      </w:pPr>
+      <w:r>
+        <w:t xml:space="preserve">51 Slide 51</w:t>
+      </w:r>
+    </w:p>
+    <w:p>
+      <w:pPr>
+        <w:pStyle w:val="FirstParagraph"/>
+      </w:pPr>
+      <w:r>
+        <w:t xml:space="preserve">It’s also possible to use a syringe to administer water</w:t>
+      </w:r>
+    </w:p>
+    <w:bookmarkEnd w:id="59"/>
+    <w:bookmarkStart w:id="60" w:name="slide-52"/>
+    <w:p>
+      <w:pPr>
+        <w:pStyle w:val="Heading2"/>
+      </w:pPr>
+      <w:r>
+        <w:t xml:space="preserve">52 Slide 52</w:t>
+      </w:r>
+    </w:p>
+    <w:p>
+      <w:pPr>
+        <w:pStyle w:val="FirstParagraph"/>
+      </w:pPr>
+      <w:r>
+        <w:t xml:space="preserve">Water can be flushed into the jejunostomy tube slowly with a syringe.</w:t>
+      </w:r>
+    </w:p>
+    <w:p>
+      <w:pPr>
+        <w:pStyle w:val="BodyText"/>
+      </w:pPr>
+      <w:r>
+        <w:t xml:space="preserve">While it won’t work to administer a syringe full of</w:t>
       </w:r>
       <w:r>
         <w:t xml:space="preserve"> </w:t>
       </w:r>
-    </w:p>
-    <w:p>
-      <w:pPr>
-        <w:pStyle w:val="FirstParagraph"/>
-      </w:pPr>
-      <w:r>
-        <w:t xml:space="preserve">Some pumps come with two bags, one for formula and one for water.</w:t>
-      </w:r>
-    </w:p>
-    <w:p>
-      <w:pPr>
-        <w:pStyle w:val="BodyText"/>
-      </w:pPr>
-      <w:r>
-        <w:t xml:space="preserve">Your care team will tell you how much water to use, but it’s generally around one quart or 1000mL per day total</w:t>
-      </w:r>
-    </w:p>
-    <w:bookmarkEnd w:id="36"/>
-    <w:bookmarkStart w:id="37" w:name="section-14"/>
-    <w:p>
-      <w:pPr>
-        <w:pStyle w:val="Heading2"/>
-      </w:pPr>
-      <w:r>
-        <w:t xml:space="preserve">29</w:t>
+      <w:r>
+        <w:rPr>
+          <w:i/>
+          <w:iCs/>
+        </w:rPr>
+        <w:t xml:space="preserve">formula</w:t>
       </w:r>
       <w:r>
         <w:t xml:space="preserve"> </w:t>
       </w:r>
-    </w:p>
-    <w:p>
-      <w:pPr>
-        <w:pStyle w:val="FirstParagraph"/>
-      </w:pPr>
-      <w:r>
-        <w:t xml:space="preserve">It’s also possible to use a syringe to administer water</w:t>
-      </w:r>
-    </w:p>
-    <w:bookmarkEnd w:id="37"/>
-    <w:bookmarkStart w:id="38" w:name="section-15"/>
-    <w:p>
-      <w:pPr>
-        <w:pStyle w:val="Heading2"/>
-      </w:pPr>
-      <w:r>
-        <w:t xml:space="preserve">30</w:t>
+      <w:r>
+        <w:t xml:space="preserve">into a jejunostomy tube, it is usually fine to inject a syringe full of water.</w:t>
+      </w:r>
+    </w:p>
+    <w:bookmarkEnd w:id="60"/>
+    <w:bookmarkStart w:id="61" w:name="jejunostomy-tube-2"/>
+    <w:p>
+      <w:pPr>
+        <w:pStyle w:val="Heading2"/>
+      </w:pPr>
+      <w:r>
+        <w:t xml:space="preserve">53 Jejunostomy Tube</w:t>
+      </w:r>
+    </w:p>
+    <w:p>
+      <w:pPr>
+        <w:pStyle w:val="FirstParagraph"/>
+      </w:pPr>
+      <w:r>
+        <w:t xml:space="preserve">A feeding jejunostomy can also be used to administer medicines.</w:t>
+      </w:r>
+    </w:p>
+    <w:bookmarkEnd w:id="61"/>
+    <w:bookmarkStart w:id="62" w:name="administer-medicines"/>
+    <w:p>
+      <w:pPr>
+        <w:pStyle w:val="Heading2"/>
+      </w:pPr>
+      <w:r>
+        <w:t xml:space="preserve">54 Administer Medicines</w:t>
+      </w:r>
+    </w:p>
+    <w:p>
+      <w:pPr>
+        <w:pStyle w:val="FirstParagraph"/>
+      </w:pPr>
+      <w:r>
+        <w:t xml:space="preserve">A few medicines are available in liquid form</w:t>
+      </w:r>
+    </w:p>
+    <w:bookmarkEnd w:id="62"/>
+    <w:bookmarkStart w:id="63" w:name="slide-55"/>
+    <w:p>
+      <w:pPr>
+        <w:pStyle w:val="Heading2"/>
+      </w:pPr>
+      <w:r>
+        <w:t xml:space="preserve">55 Slide 55</w:t>
+      </w:r>
+    </w:p>
+    <w:p>
+      <w:pPr>
+        <w:pStyle w:val="FirstParagraph"/>
+      </w:pPr>
+      <w:r>
+        <w:t xml:space="preserve">An example is the pain reliever Acetaminophen, also known by the brand name of Tylenol</w:t>
+      </w:r>
+    </w:p>
+    <w:bookmarkEnd w:id="63"/>
+    <w:bookmarkStart w:id="64" w:name="administer-medicines-1"/>
+    <w:p>
+      <w:pPr>
+        <w:pStyle w:val="Heading2"/>
+      </w:pPr>
+      <w:r>
+        <w:t xml:space="preserve">56 Administer Medicines</w:t>
+      </w:r>
+    </w:p>
+    <w:p>
+      <w:pPr>
+        <w:pStyle w:val="FirstParagraph"/>
+      </w:pPr>
+      <w:r>
+        <w:t xml:space="preserve">Some pills can be crushed and resuspended in water</w:t>
+      </w:r>
+    </w:p>
+    <w:bookmarkEnd w:id="64"/>
+    <w:bookmarkStart w:id="65" w:name="medicines-which-cant-be-crushed"/>
+    <w:p>
+      <w:pPr>
+        <w:pStyle w:val="Heading2"/>
+      </w:pPr>
+      <w:r>
+        <w:t xml:space="preserve">57 Medicines which can’t be crushed</w:t>
+      </w:r>
+    </w:p>
+    <w:p>
+      <w:pPr>
+        <w:pStyle w:val="FirstParagraph"/>
+      </w:pPr>
+      <w:r>
+        <w:t xml:space="preserve">A word of caution, however, as some pills can’t be crushed: +</w:t>
       </w:r>
       <w:r>
         <w:t xml:space="preserve"> </w:t>
       </w:r>
-    </w:p>
-    <w:p>
-      <w:pPr>
-        <w:pStyle w:val="FirstParagraph"/>
-      </w:pPr>
-      <w:r>
-        <w:t xml:space="preserve">Water can be flushed into the jejunostomy tube slowly with a syringe.</w:t>
-      </w:r>
-    </w:p>
-    <w:p>
-      <w:pPr>
-        <w:pStyle w:val="BodyText"/>
-      </w:pPr>
-      <w:r>
-        <w:t xml:space="preserve">While it won’t work to administer a syringe full of formula into a jejunostomy tube, it is usually fine to inject a syringe full of water.</w:t>
-      </w:r>
-    </w:p>
-    <w:bookmarkEnd w:id="38"/>
-    <w:bookmarkStart w:id="39" w:name="jejunostomy-tube-3"/>
-    <w:p>
-      <w:pPr>
-        <w:pStyle w:val="Heading2"/>
-      </w:pPr>
-      <w:r>
-        <w:t xml:space="preserve">31 Jejunostomy Tube</w:t>
-      </w:r>
-    </w:p>
-    <w:p>
-      <w:pPr>
-        <w:pStyle w:val="FirstParagraph"/>
-      </w:pPr>
-      <w:r>
-        <w:t xml:space="preserve">A feeding jejunostomy can also be used to administer medicines.</w:t>
-      </w:r>
-    </w:p>
-    <w:bookmarkEnd w:id="39"/>
-    <w:bookmarkStart w:id="40" w:name="administer-medicines"/>
-    <w:p>
-      <w:pPr>
-        <w:pStyle w:val="Heading2"/>
-      </w:pPr>
-      <w:r>
-        <w:t xml:space="preserve">32 Administer Medicines</w:t>
-      </w:r>
-    </w:p>
-    <w:p>
-      <w:pPr>
-        <w:pStyle w:val="FirstParagraph"/>
-      </w:pPr>
-      <w:r>
-        <w:t xml:space="preserve">A few medicines are available in liquid form</w:t>
-      </w:r>
-    </w:p>
-    <w:bookmarkEnd w:id="40"/>
-    <w:bookmarkStart w:id="41" w:name="section-16"/>
-    <w:p>
-      <w:pPr>
-        <w:pStyle w:val="Heading2"/>
-      </w:pPr>
-      <w:r>
-        <w:t xml:space="preserve">33</w:t>
+      <w:r>
+        <w:t xml:space="preserve">Extended release,</w:t>
       </w:r>
       <w:r>
         <w:t xml:space="preserve"> </w:t>
       </w:r>
-    </w:p>
-    <w:p>
-      <w:pPr>
-        <w:pStyle w:val="FirstParagraph"/>
-      </w:pPr>
-      <w:r>
-        <w:t xml:space="preserve">An example is the pain reliever Acetaminophen, also known by the brand name of Tylenol</w:t>
-      </w:r>
-    </w:p>
-    <w:bookmarkEnd w:id="41"/>
-    <w:bookmarkStart w:id="42" w:name="administer-medicines-1"/>
-    <w:p>
-      <w:pPr>
-        <w:pStyle w:val="Heading2"/>
-      </w:pPr>
-      <w:r>
-        <w:t xml:space="preserve">34 Administer Medicines</w:t>
-      </w:r>
-    </w:p>
-    <w:p>
-      <w:pPr>
-        <w:pStyle w:val="FirstParagraph"/>
-      </w:pPr>
-      <w:r>
-        <w:t xml:space="preserve">Some pills can be crushed and resuspended in water</w:t>
-      </w:r>
-    </w:p>
-    <w:bookmarkEnd w:id="42"/>
-    <w:bookmarkStart w:id="43" w:name="medicines-which-cant-be-crushed"/>
-    <w:p>
-      <w:pPr>
-        <w:pStyle w:val="Heading2"/>
-      </w:pPr>
-      <w:r>
-        <w:t xml:space="preserve">35 Medicines which can’t be crushed</w:t>
-      </w:r>
-    </w:p>
-    <w:p>
-      <w:pPr>
-        <w:pStyle w:val="FirstParagraph"/>
-      </w:pPr>
-      <w:r>
-        <w:t xml:space="preserve">A word of caution, however, as some pills can’t be crushed:</w:t>
-      </w:r>
-    </w:p>
-    <w:p>
-      <w:pPr>
-        <w:pStyle w:val="BodyText"/>
-      </w:pPr>
-      <w:r>
-        <w:t xml:space="preserve">Extended release, Sustained release, or Controlled release</w:t>
-      </w:r>
-    </w:p>
-    <w:bookmarkEnd w:id="43"/>
-    <w:bookmarkStart w:id="44" w:name="medicines-which-cant-be-crushed-1"/>
-    <w:p>
-      <w:pPr>
-        <w:pStyle w:val="Heading2"/>
-      </w:pPr>
-      <w:r>
-        <w:t xml:space="preserve">36 Medicines which can’t be crushed</w:t>
+      <w:r>
+        <w:t xml:space="preserve">Sustained release, or</w:t>
+      </w:r>
+      <w:r>
+        <w:t xml:space="preserve"> </w:t>
+      </w:r>
+      <w:r>
+        <w:t xml:space="preserve">Controlled release</w:t>
+      </w:r>
+    </w:p>
+    <w:bookmarkEnd w:id="65"/>
+    <w:bookmarkStart w:id="66" w:name="medicines-which-cant-be-crushed-1"/>
+    <w:p>
+      <w:pPr>
+        <w:pStyle w:val="Heading2"/>
+      </w:pPr>
+      <w:r>
+        <w:t xml:space="preserve">58 Medicines which can’t be crushed</w:t>
       </w:r>
     </w:p>
     <w:p>
@@ -852,14 +1406,14 @@
         <w:t xml:space="preserve">Your pharmacist can help here</w:t>
       </w:r>
     </w:p>
-    <w:bookmarkEnd w:id="44"/>
-    <w:bookmarkStart w:id="45" w:name="medicine-administration"/>
-    <w:p>
-      <w:pPr>
-        <w:pStyle w:val="Heading2"/>
-      </w:pPr>
-      <w:r>
-        <w:t xml:space="preserve">37 Medicine Administration</w:t>
+    <w:bookmarkEnd w:id="66"/>
+    <w:bookmarkStart w:id="67" w:name="medicine-administration"/>
+    <w:p>
+      <w:pPr>
+        <w:pStyle w:val="Heading2"/>
+      </w:pPr>
+      <w:r>
+        <w:t xml:space="preserve">59 Medicine Administration</w:t>
       </w:r>
     </w:p>
     <w:p>
@@ -870,17 +1424,14 @@
         <w:t xml:space="preserve">Many medicines, however, can be crushed and resuspended in water.</w:t>
       </w:r>
     </w:p>
-    <w:bookmarkEnd w:id="45"/>
-    <w:bookmarkStart w:id="46" w:name="section-17"/>
-    <w:p>
-      <w:pPr>
-        <w:pStyle w:val="Heading2"/>
-      </w:pPr>
-      <w:r>
-        <w:t xml:space="preserve">38</w:t>
-      </w:r>
-      <w:r>
-        <w:t xml:space="preserve"> </w:t>
+    <w:bookmarkEnd w:id="67"/>
+    <w:bookmarkStart w:id="68" w:name="slide-60"/>
+    <w:p>
+      <w:pPr>
+        <w:pStyle w:val="Heading2"/>
+      </w:pPr>
+      <w:r>
+        <w:t xml:space="preserve">60 Slide 60</w:t>
       </w:r>
     </w:p>
     <w:p>
@@ -891,17 +1442,14 @@
         <w:t xml:space="preserve">You place a pill inside the chamber of a pill crusher</w:t>
       </w:r>
     </w:p>
-    <w:bookmarkEnd w:id="46"/>
-    <w:bookmarkStart w:id="47" w:name="section-18"/>
-    <w:p>
-      <w:pPr>
-        <w:pStyle w:val="Heading2"/>
-      </w:pPr>
-      <w:r>
-        <w:t xml:space="preserve">39</w:t>
-      </w:r>
-      <w:r>
-        <w:t xml:space="preserve"> </w:t>
+    <w:bookmarkEnd w:id="68"/>
+    <w:bookmarkStart w:id="69" w:name="slide-61"/>
+    <w:p>
+      <w:pPr>
+        <w:pStyle w:val="Heading2"/>
+      </w:pPr>
+      <w:r>
+        <w:t xml:space="preserve">61 Slide 61</w:t>
       </w:r>
     </w:p>
     <w:p>
@@ -912,17 +1460,14 @@
         <w:t xml:space="preserve">Screw the cap on and twist the cap back and forth to crush the tablet inside the chamber</w:t>
       </w:r>
     </w:p>
-    <w:bookmarkEnd w:id="47"/>
-    <w:bookmarkStart w:id="48" w:name="section-19"/>
-    <w:p>
-      <w:pPr>
-        <w:pStyle w:val="Heading2"/>
-      </w:pPr>
-      <w:r>
-        <w:t xml:space="preserve">40</w:t>
-      </w:r>
-      <w:r>
-        <w:t xml:space="preserve"> </w:t>
+    <w:bookmarkEnd w:id="69"/>
+    <w:bookmarkStart w:id="70" w:name="slide-62"/>
+    <w:p>
+      <w:pPr>
+        <w:pStyle w:val="Heading2"/>
+      </w:pPr>
+      <w:r>
+        <w:t xml:space="preserve">62 Slide 62</w:t>
       </w:r>
     </w:p>
     <w:p>
@@ -933,14 +1478,14 @@
         <w:t xml:space="preserve">You now have a fine powder</w:t>
       </w:r>
     </w:p>
-    <w:bookmarkEnd w:id="48"/>
-    <w:bookmarkStart w:id="49" w:name="medicine-administration-1"/>
-    <w:p>
-      <w:pPr>
-        <w:pStyle w:val="Heading2"/>
-      </w:pPr>
-      <w:r>
-        <w:t xml:space="preserve">41 Medicine Administration</w:t>
+    <w:bookmarkEnd w:id="70"/>
+    <w:bookmarkStart w:id="71" w:name="medicine-administration-1"/>
+    <w:p>
+      <w:pPr>
+        <w:pStyle w:val="Heading2"/>
+      </w:pPr>
+      <w:r>
+        <w:t xml:space="preserve">63 Medicine Administration</w:t>
       </w:r>
     </w:p>
     <w:p>
@@ -951,17 +1496,14 @@
         <w:t xml:space="preserve">…and you can dissolve the power in water, typically 60mL</w:t>
       </w:r>
     </w:p>
-    <w:bookmarkEnd w:id="49"/>
-    <w:bookmarkStart w:id="50" w:name="section-20"/>
-    <w:p>
-      <w:pPr>
-        <w:pStyle w:val="Heading2"/>
-      </w:pPr>
-      <w:r>
-        <w:t xml:space="preserve">42</w:t>
-      </w:r>
-      <w:r>
-        <w:t xml:space="preserve"> </w:t>
+    <w:bookmarkEnd w:id="71"/>
+    <w:bookmarkStart w:id="72" w:name="slide-64"/>
+    <w:p>
+      <w:pPr>
+        <w:pStyle w:val="Heading2"/>
+      </w:pPr>
+      <w:r>
+        <w:t xml:space="preserve">64 Slide 64</w:t>
       </w:r>
     </w:p>
     <w:p>
@@ -972,17 +1514,14 @@
         <w:t xml:space="preserve">The water is introduced into the chamber, and once the powder is dissolved,</w:t>
       </w:r>
     </w:p>
-    <w:bookmarkEnd w:id="50"/>
-    <w:bookmarkStart w:id="51" w:name="section-21"/>
-    <w:p>
-      <w:pPr>
-        <w:pStyle w:val="Heading2"/>
-      </w:pPr>
-      <w:r>
-        <w:t xml:space="preserve">43</w:t>
-      </w:r>
-      <w:r>
-        <w:t xml:space="preserve"> </w:t>
+    <w:bookmarkEnd w:id="72"/>
+    <w:bookmarkStart w:id="73" w:name="slide-65"/>
+    <w:p>
+      <w:pPr>
+        <w:pStyle w:val="Heading2"/>
+      </w:pPr>
+      <w:r>
+        <w:t xml:space="preserve">65 Slide 65</w:t>
       </w:r>
     </w:p>
     <w:p>
@@ -993,14 +1532,14 @@
         <w:t xml:space="preserve">the liquid is drawn up into the syringe.</w:t>
       </w:r>
     </w:p>
-    <w:bookmarkEnd w:id="51"/>
-    <w:bookmarkStart w:id="52" w:name="medicine-administration-2"/>
-    <w:p>
-      <w:pPr>
-        <w:pStyle w:val="Heading2"/>
-      </w:pPr>
-      <w:r>
-        <w:t xml:space="preserve">44 Medicine Administration</w:t>
+    <w:bookmarkEnd w:id="73"/>
+    <w:bookmarkStart w:id="74" w:name="medicine-administration-2"/>
+    <w:p>
+      <w:pPr>
+        <w:pStyle w:val="Heading2"/>
+      </w:pPr>
+      <w:r>
+        <w:t xml:space="preserve">66 Medicine Administration</w:t>
       </w:r>
     </w:p>
     <w:p>
@@ -1011,14 +1550,14 @@
         <w:t xml:space="preserve">The medicine can then be injected into the feeding tube</w:t>
       </w:r>
     </w:p>
-    <w:bookmarkEnd w:id="52"/>
-    <w:bookmarkStart w:id="53" w:name="medicine-administration-3"/>
-    <w:p>
-      <w:pPr>
-        <w:pStyle w:val="Heading2"/>
-      </w:pPr>
-      <w:r>
-        <w:t xml:space="preserve">45 Medicine Administration</w:t>
+    <w:bookmarkEnd w:id="74"/>
+    <w:bookmarkStart w:id="75" w:name="medicine-administration-3"/>
+    <w:p>
+      <w:pPr>
+        <w:pStyle w:val="Heading2"/>
+      </w:pPr>
+      <w:r>
+        <w:t xml:space="preserve">67 Medicine Administration</w:t>
       </w:r>
     </w:p>
     <w:p>
@@ -1029,14 +1568,14 @@
         <w:t xml:space="preserve">It is important to flush the tube with additional water after administering the medicine</w:t>
       </w:r>
     </w:p>
-    <w:bookmarkEnd w:id="53"/>
-    <w:bookmarkStart w:id="54" w:name="medicine-administration-4"/>
-    <w:p>
-      <w:pPr>
-        <w:pStyle w:val="Heading2"/>
-      </w:pPr>
-      <w:r>
-        <w:t xml:space="preserve">46 Medicine Administration</w:t>
+    <w:bookmarkEnd w:id="75"/>
+    <w:bookmarkStart w:id="76" w:name="medicine-administration-4"/>
+    <w:p>
+      <w:pPr>
+        <w:pStyle w:val="Heading2"/>
+      </w:pPr>
+      <w:r>
+        <w:t xml:space="preserve">68 Medicine Administration</w:t>
       </w:r>
     </w:p>
     <w:p>
@@ -1047,14 +1586,14 @@
         <w:t xml:space="preserve">It’s important to administer the medicines separately, and not mix them together</w:t>
       </w:r>
     </w:p>
-    <w:bookmarkEnd w:id="54"/>
-    <w:bookmarkStart w:id="55" w:name="medicine-administration-5"/>
-    <w:p>
-      <w:pPr>
-        <w:pStyle w:val="Heading2"/>
-      </w:pPr>
-      <w:r>
-        <w:t xml:space="preserve">47 Medicine Administration</w:t>
+    <w:bookmarkEnd w:id="76"/>
+    <w:bookmarkStart w:id="77" w:name="medicine-administration-5"/>
+    <w:p>
+      <w:pPr>
+        <w:pStyle w:val="Heading2"/>
+      </w:pPr>
+      <w:r>
+        <w:t xml:space="preserve">69 Medicine Administration</w:t>
       </w:r>
     </w:p>
     <w:p>
@@ -1065,14 +1604,14 @@
         <w:t xml:space="preserve">It is also important to flush the tube between medicines</w:t>
       </w:r>
     </w:p>
-    <w:bookmarkEnd w:id="55"/>
-    <w:bookmarkStart w:id="56" w:name="medicine-administration-6"/>
-    <w:p>
-      <w:pPr>
-        <w:pStyle w:val="Heading2"/>
-      </w:pPr>
-      <w:r>
-        <w:t xml:space="preserve">48 Medicine Administration</w:t>
+    <w:bookmarkEnd w:id="77"/>
+    <w:bookmarkStart w:id="78" w:name="medicine-administration-6"/>
+    <w:p>
+      <w:pPr>
+        <w:pStyle w:val="Heading2"/>
+      </w:pPr>
+      <w:r>
+        <w:t xml:space="preserve">70 Medicine Administration</w:t>
       </w:r>
     </w:p>
     <w:p>
@@ -1083,17 +1622,14 @@
         <w:t xml:space="preserve">Your pharmacist can help by making certain that the medicines you are taking are suitable to be crushed and given through a feeding tube.</w:t>
       </w:r>
     </w:p>
-    <w:bookmarkEnd w:id="56"/>
-    <w:bookmarkStart w:id="57" w:name="section-22"/>
-    <w:p>
-      <w:pPr>
-        <w:pStyle w:val="Heading2"/>
-      </w:pPr>
-      <w:r>
-        <w:t xml:space="preserve">49</w:t>
-      </w:r>
-      <w:r>
-        <w:t xml:space="preserve"> </w:t>
+    <w:bookmarkEnd w:id="78"/>
+    <w:bookmarkStart w:id="79" w:name="slide-71"/>
+    <w:p>
+      <w:pPr>
+        <w:pStyle w:val="Heading2"/>
+      </w:pPr>
+      <w:r>
+        <w:t xml:space="preserve">71 Slide 71</w:t>
       </w:r>
     </w:p>
     <w:p>
@@ -1120,17 +1656,14 @@
         <w:t xml:space="preserve">Feel free to subscribe to be notified of new videos as we make them.</w:t>
       </w:r>
     </w:p>
-    <w:bookmarkEnd w:id="57"/>
-    <w:bookmarkStart w:id="58" w:name="section-23"/>
-    <w:p>
-      <w:pPr>
-        <w:pStyle w:val="Heading2"/>
-      </w:pPr>
-      <w:r>
-        <w:t xml:space="preserve">50</w:t>
-      </w:r>
-      <w:r>
-        <w:t xml:space="preserve"> </w:t>
+    <w:bookmarkEnd w:id="79"/>
+    <w:bookmarkStart w:id="80" w:name="slide-72"/>
+    <w:p>
+      <w:pPr>
+        <w:pStyle w:val="Heading2"/>
+      </w:pPr>
+      <w:r>
+        <w:t xml:space="preserve">72 Slide 72</w:t>
       </w:r>
     </w:p>
     <w:p>
@@ -1181,17 +1714,14 @@
         <w:t xml:space="preserve">Close the cap</w:t>
       </w:r>
     </w:p>
-    <w:bookmarkEnd w:id="58"/>
-    <w:bookmarkStart w:id="59" w:name="section-24"/>
-    <w:p>
-      <w:pPr>
-        <w:pStyle w:val="Heading2"/>
-      </w:pPr>
-      <w:r>
-        <w:t xml:space="preserve">51</w:t>
-      </w:r>
-      <w:r>
-        <w:t xml:space="preserve"> </w:t>
+    <w:bookmarkEnd w:id="80"/>
+    <w:bookmarkStart w:id="81" w:name="slide-73"/>
+    <w:p>
+      <w:pPr>
+        <w:pStyle w:val="Heading2"/>
+      </w:pPr>
+      <w:r>
+        <w:t xml:space="preserve">73 Slide 73</w:t>
       </w:r>
     </w:p>
     <w:p>
@@ -1242,7 +1772,7 @@
         <w:t xml:space="preserve">Close the cap</w:t>
       </w:r>
     </w:p>
-    <w:bookmarkEnd w:id="59"/>
+    <w:bookmarkEnd w:id="81"/>
     <w:sectPr>
       <w:footnotePr>
         <w:numRestart w:val="eachSect"/>

--- a/keynote_scripts/Jejunostomy_.docx
+++ b/keynote_scripts/Jejunostomy_.docx
@@ -56,7 +56,7 @@
         <w:t xml:space="preserve"> </w:t>
       </w:r>
       <w:r>
-        <w:t xml:space="preserve">surgeon. There is of course no substitute for the advice of the cancer care team that knows you.</w:t>
+        <w:t xml:space="preserve">surgeon. There is of course no substitute for the advice of the cancer care team that knows you and your situation.</w:t>
       </w:r>
     </w:p>
     <w:bookmarkEnd w:id="9"/>
@@ -74,7 +74,7 @@
         <w:pStyle w:val="FirstParagraph"/>
       </w:pPr>
       <w:r>
-        <w:t xml:space="preserve">The topic for this video is a feeding jejunostomy</w:t>
+        <w:t xml:space="preserve">The topic for this video is a feeding jejunostomy tube</w:t>
       </w:r>
     </w:p>
     <w:bookmarkEnd w:id="10"/>
@@ -110,15 +110,7 @@
         <w:pStyle w:val="FirstParagraph"/>
       </w:pPr>
       <w:r>
-        <w:t xml:space="preserve">Cancers in the esophagus or stomach tend to grow for a long period of time without symptoms.</w:t>
-      </w:r>
-    </w:p>
-    <w:p>
-      <w:pPr>
-        <w:pStyle w:val="BodyText"/>
-      </w:pPr>
-      <w:r>
-        <w:t xml:space="preserve">With time, however, they can cause difficulty with eating and in extreme cases can cause weight loss</w:t>
+        <w:t xml:space="preserve">Cancers in the esophagus or stomach can in some cases ause difficulty with eating and in extreme cases can cause weight loss</w:t>
       </w:r>
     </w:p>
     <w:p>
@@ -160,7 +152,7 @@
         <w:pStyle w:val="BodyText"/>
       </w:pPr>
       <w:r>
-        <w:t xml:space="preserve">A jejunostomy tube is placed through the skin into the small intestine</w:t>
+        <w:t xml:space="preserve">A jejunostomy tube is placed through the skin into the jejunum, or small intestine</w:t>
       </w:r>
     </w:p>
     <w:bookmarkEnd w:id="13"/>
@@ -182,7 +174,7 @@
       </w:r>
     </w:p>
     <w:bookmarkEnd w:id="14"/>
-    <w:bookmarkStart w:id="15" w:name="jejunostomy-tube"/>
+    <w:bookmarkStart w:id="16" w:name="jejunostomy-tube"/>
     <w:p>
       <w:pPr>
         <w:pStyle w:val="Heading2"/>
@@ -191,9 +183,38 @@
         <w:t xml:space="preserve">7 Jejunostomy Tube</w:t>
       </w:r>
     </w:p>
-    <w:p>
-      <w:pPr>
-        <w:pStyle w:val="FirstParagraph"/>
+    <w:bookmarkStart w:id="15" w:name="slide-content"/>
+    <w:p>
+      <w:pPr>
+        <w:pStyle w:val="Heading4"/>
+      </w:pPr>
+      <w:r>
+        <w:t xml:space="preserve">Slide content</w:t>
+      </w:r>
+    </w:p>
+    <w:p>
+      <w:pPr>
+        <w:pStyle w:val="FirstParagraph"/>
+      </w:pPr>
+      <w:r>
+        <w:t xml:space="preserve">Formula</w:t>
+      </w:r>
+      <w:r>
+        <w:t xml:space="preserve"> </w:t>
+      </w:r>
+      <w:r>
+        <w:t xml:space="preserve">Water</w:t>
+      </w:r>
+      <w:r>
+        <w:t xml:space="preserve"> </w:t>
+      </w:r>
+      <w:r>
+        <w:t xml:space="preserve">Medicines</w:t>
+      </w:r>
+    </w:p>
+    <w:p>
+      <w:pPr>
+        <w:pStyle w:val="BodyText"/>
       </w:pPr>
       <w:r>
         <w:t xml:space="preserve">A jejunostomy tube can be used to administer</w:t>
@@ -220,7 +241,8 @@
       </w:r>
     </w:p>
     <w:bookmarkEnd w:id="15"/>
-    <w:bookmarkStart w:id="16" w:name="slide-8"/>
+    <w:bookmarkEnd w:id="16"/>
+    <w:bookmarkStart w:id="17" w:name="slide-8"/>
     <w:p>
       <w:pPr>
         <w:pStyle w:val="Heading2"/>
@@ -234,6 +256,24 @@
         <w:pStyle w:val="FirstParagraph"/>
       </w:pPr>
       <w:r>
+        <w:t xml:space="preserve">Here’s what a tube may look like</w:t>
+      </w:r>
+    </w:p>
+    <w:bookmarkEnd w:id="17"/>
+    <w:bookmarkStart w:id="18" w:name="slide-9"/>
+    <w:p>
+      <w:pPr>
+        <w:pStyle w:val="Heading2"/>
+      </w:pPr>
+      <w:r>
+        <w:t xml:space="preserve">9 Slide 9</w:t>
+      </w:r>
+    </w:p>
+    <w:p>
+      <w:pPr>
+        <w:pStyle w:val="FirstParagraph"/>
+      </w:pPr>
+      <w:r>
         <w:t xml:space="preserve">Here are some examples of the formula which might be used with your feeding tube.</w:t>
       </w:r>
       <w:r>
@@ -243,14 +283,98 @@
         <w:t xml:space="preserve">It is specially designed to provide protein, carbohydrates, fats, and vitamins and minerals</w:t>
       </w:r>
     </w:p>
-    <w:bookmarkEnd w:id="16"/>
-    <w:bookmarkStart w:id="17" w:name="slide-9"/>
-    <w:p>
-      <w:pPr>
-        <w:pStyle w:val="Heading2"/>
-      </w:pPr>
-      <w:r>
-        <w:t xml:space="preserve">9 Slide 9</w:t>
+    <w:bookmarkEnd w:id="18"/>
+    <w:bookmarkStart w:id="20" w:name="feeding-tube"/>
+    <w:p>
+      <w:pPr>
+        <w:pStyle w:val="Heading2"/>
+      </w:pPr>
+      <w:r>
+        <w:t xml:space="preserve">10 Feeding Tube</w:t>
+      </w:r>
+    </w:p>
+    <w:bookmarkStart w:id="19" w:name="slide-content-1"/>
+    <w:p>
+      <w:pPr>
+        <w:pStyle w:val="Heading4"/>
+      </w:pPr>
+      <w:r>
+        <w:t xml:space="preserve">Slide content</w:t>
+      </w:r>
+    </w:p>
+    <w:p>
+      <w:pPr>
+        <w:pStyle w:val="FirstParagraph"/>
+      </w:pPr>
+      <w:r>
+        <w:t xml:space="preserve">Does not interfere with eating and drinking</w:t>
+      </w:r>
+      <w:r>
+        <w:t xml:space="preserve"> </w:t>
+      </w:r>
+      <w:r>
+        <w:t xml:space="preserve">Continue regular activities (exercise, showering)</w:t>
+      </w:r>
+    </w:p>
+    <w:p>
+      <w:pPr>
+        <w:pStyle w:val="BodyText"/>
+      </w:pPr>
+      <w:r>
+        <w:t xml:space="preserve">In most cases, a feeding tube will not interfere with eating or drinking by mouth</w:t>
+      </w:r>
+    </w:p>
+    <w:bookmarkEnd w:id="19"/>
+    <w:bookmarkEnd w:id="20"/>
+    <w:bookmarkStart w:id="22" w:name="feeding-tube-1"/>
+    <w:p>
+      <w:pPr>
+        <w:pStyle w:val="Heading2"/>
+      </w:pPr>
+      <w:r>
+        <w:t xml:space="preserve">11 Feeding Tube</w:t>
+      </w:r>
+    </w:p>
+    <w:bookmarkStart w:id="21" w:name="slide-content-2"/>
+    <w:p>
+      <w:pPr>
+        <w:pStyle w:val="Heading4"/>
+      </w:pPr>
+      <w:r>
+        <w:t xml:space="preserve">Slide content</w:t>
+      </w:r>
+    </w:p>
+    <w:p>
+      <w:pPr>
+        <w:pStyle w:val="FirstParagraph"/>
+      </w:pPr>
+      <w:r>
+        <w:t xml:space="preserve">Does not interfere with eating and drinking</w:t>
+      </w:r>
+      <w:r>
+        <w:t xml:space="preserve"> </w:t>
+      </w:r>
+      <w:r>
+        <w:t xml:space="preserve">Continue regular activities (exercise, showering)</w:t>
+      </w:r>
+    </w:p>
+    <w:p>
+      <w:pPr>
+        <w:pStyle w:val="BodyText"/>
+      </w:pPr>
+      <w:r>
+        <w:t xml:space="preserve">And you can continue with regular activities such as exercise and showering.</w:t>
+      </w:r>
+    </w:p>
+    <w:bookmarkEnd w:id="21"/>
+    <w:bookmarkEnd w:id="22"/>
+    <w:bookmarkStart w:id="23" w:name="slide-12"/>
+    <w:p>
+      <w:pPr>
+        <w:pStyle w:val="Heading2"/>
+      </w:pPr>
+      <w:r>
+        <w:t xml:space="preserve">12 Slide 12</w:t>
       </w:r>
     </w:p>
     <w:p>
@@ -261,14 +385,14 @@
         <w:t xml:space="preserve">If we go back to our drawing, we see that the stomach is quite large, which allows it to store food after a meal.</w:t>
       </w:r>
     </w:p>
-    <w:bookmarkEnd w:id="17"/>
-    <w:bookmarkStart w:id="18" w:name="slide-10"/>
-    <w:p>
-      <w:pPr>
-        <w:pStyle w:val="Heading2"/>
-      </w:pPr>
-      <w:r>
-        <w:t xml:space="preserve">10 Slide 10</w:t>
+    <w:bookmarkEnd w:id="23"/>
+    <w:bookmarkStart w:id="24" w:name="slide-13"/>
+    <w:p>
+      <w:pPr>
+        <w:pStyle w:val="Heading2"/>
+      </w:pPr>
+      <w:r>
+        <w:t xml:space="preserve">13 Slide 13</w:t>
       </w:r>
     </w:p>
     <w:p>
@@ -279,14 +403,14 @@
         <w:t xml:space="preserve">This makes it possible to have a large Thanksgiving mean, and spend the next few days digesting it.</w:t>
       </w:r>
     </w:p>
-    <w:bookmarkEnd w:id="18"/>
-    <w:bookmarkStart w:id="19" w:name="stomach"/>
-    <w:p>
-      <w:pPr>
-        <w:pStyle w:val="Heading2"/>
-      </w:pPr>
-      <w:r>
-        <w:t xml:space="preserve">11 Stomach</w:t>
+    <w:bookmarkEnd w:id="24"/>
+    <w:bookmarkStart w:id="25" w:name="stomach"/>
+    <w:p>
+      <w:pPr>
+        <w:pStyle w:val="Heading2"/>
+      </w:pPr>
+      <w:r>
+        <w:t xml:space="preserve">14 Stomach</w:t>
       </w:r>
     </w:p>
     <w:p>
@@ -297,14 +421,14 @@
         <w:t xml:space="preserve">The stomach acts as a temporary storage area for food, like this grain elevator</w:t>
       </w:r>
     </w:p>
-    <w:bookmarkEnd w:id="19"/>
-    <w:bookmarkStart w:id="20" w:name="jejunum"/>
-    <w:p>
-      <w:pPr>
-        <w:pStyle w:val="Heading2"/>
-      </w:pPr>
-      <w:r>
-        <w:t xml:space="preserve">12 Jejunum</w:t>
+    <w:bookmarkEnd w:id="25"/>
+    <w:bookmarkStart w:id="26" w:name="jejunum"/>
+    <w:p>
+      <w:pPr>
+        <w:pStyle w:val="Heading2"/>
+      </w:pPr>
+      <w:r>
+        <w:t xml:space="preserve">15 Jejunum</w:t>
       </w:r>
     </w:p>
     <w:p>
@@ -323,58 +447,64 @@
         <w:t xml:space="preserve">The stomach sends a small amount of food at a time into the jejunum, much like this grain elevator sends grain onto this conveyor belt.</w:t>
       </w:r>
     </w:p>
-    <w:bookmarkEnd w:id="20"/>
-    <w:bookmarkStart w:id="21" w:name="slide-13"/>
-    <w:p>
-      <w:pPr>
-        <w:pStyle w:val="Heading2"/>
-      </w:pPr>
-      <w:r>
-        <w:t xml:space="preserve">13 Slide 13</w:t>
-      </w:r>
-    </w:p>
-    <w:p>
-      <w:pPr>
-        <w:pStyle w:val="FirstParagraph"/>
-      </w:pPr>
-      <w:r>
-        <w:t xml:space="preserve">Just like a conveyor belt, it’s easy for the jejunum to get overloaded with food.</w:t>
-      </w:r>
-    </w:p>
-    <w:bookmarkEnd w:id="21"/>
-    <w:bookmarkStart w:id="22" w:name="slide-14"/>
-    <w:p>
-      <w:pPr>
-        <w:pStyle w:val="Heading2"/>
-      </w:pPr>
-      <w:r>
-        <w:t xml:space="preserve">14 Slide 14</w:t>
-      </w:r>
-    </w:p>
-    <w:p>
-      <w:pPr>
-        <w:pStyle w:val="FirstParagraph"/>
-      </w:pPr>
-      <w:r>
-        <w:t xml:space="preserve">… and if it’s overloaded, it will start to complain.</w:t>
-      </w:r>
-    </w:p>
-    <w:bookmarkEnd w:id="22"/>
-    <w:bookmarkStart w:id="23" w:name="slide-15"/>
-    <w:p>
-      <w:pPr>
-        <w:pStyle w:val="Heading2"/>
-      </w:pPr>
-      <w:r>
-        <w:t xml:space="preserve">15 Slide 15</w:t>
-      </w:r>
-    </w:p>
-    <w:p>
-      <w:pPr>
-        <w:pStyle w:val="FirstParagraph"/>
-      </w:pPr>
-      <w:r>
-        <w:t xml:space="preserve">So when you have a feeding jejunostomy, it’s important that the formula goes into the tube as a slow, steady rate in order to avoid overloading the jejunum.</w:t>
+    <w:bookmarkEnd w:id="26"/>
+    <w:bookmarkStart w:id="27" w:name="slide-16"/>
+    <w:p>
+      <w:pPr>
+        <w:pStyle w:val="Heading2"/>
+      </w:pPr>
+      <w:r>
+        <w:t xml:space="preserve">16 Slide 16</w:t>
+      </w:r>
+    </w:p>
+    <w:p>
+      <w:pPr>
+        <w:pStyle w:val="FirstParagraph"/>
+      </w:pPr>
+      <w:r>
+        <w:t xml:space="preserve">Just like a conveyor belt, it’s be easy for the jejunum to get overloaded if it receives too much food at once.</w:t>
+      </w:r>
+    </w:p>
+    <w:bookmarkEnd w:id="27"/>
+    <w:bookmarkStart w:id="29" w:name="slide-17"/>
+    <w:p>
+      <w:pPr>
+        <w:pStyle w:val="Heading2"/>
+      </w:pPr>
+      <w:r>
+        <w:t xml:space="preserve">17 Slide 17</w:t>
+      </w:r>
+    </w:p>
+    <w:bookmarkStart w:id="28" w:name="slide-content-3"/>
+    <w:p>
+      <w:pPr>
+        <w:pStyle w:val="Heading4"/>
+      </w:pPr>
+      <w:r>
+        <w:t xml:space="preserve">Slide content</w:t>
+      </w:r>
+    </w:p>
+    <w:p>
+      <w:pPr>
+        <w:pStyle w:val="FirstParagraph"/>
+      </w:pPr>
+      <w:r>
+        <w:t xml:space="preserve">Pump for  +Jejunostomy</w:t>
+      </w:r>
+      <w:r>
+        <w:t xml:space="preserve"> </w:t>
+      </w:r>
+      <w:r>
+        <w:t xml:space="preserve">Feedings</w:t>
+      </w:r>
+    </w:p>
+    <w:p>
+      <w:pPr>
+        <w:pStyle w:val="BodyText"/>
+      </w:pPr>
+      <w:r>
+        <w:t xml:space="preserve">So when you have a jejunostomy, it’s important that the formula goes into the tube as a slow, steady rate in order to avoid overloading the jejunum.</w:t>
       </w:r>
       <w:r>
         <w:t xml:space="preserve"> </w:t>
@@ -383,14 +513,15 @@
         <w:t xml:space="preserve">This requires a pump to administer the feeding over a several hours.</w:t>
       </w:r>
     </w:p>
-    <w:bookmarkEnd w:id="23"/>
-    <w:bookmarkStart w:id="24" w:name="slide-16"/>
-    <w:p>
-      <w:pPr>
-        <w:pStyle w:val="Heading2"/>
-      </w:pPr>
-      <w:r>
-        <w:t xml:space="preserve">16 Slide 16</w:t>
+    <w:bookmarkEnd w:id="28"/>
+    <w:bookmarkEnd w:id="29"/>
+    <w:bookmarkStart w:id="30" w:name="slide-18"/>
+    <w:p>
+      <w:pPr>
+        <w:pStyle w:val="Heading2"/>
+      </w:pPr>
+      <w:r>
+        <w:t xml:space="preserve">18 Slide 18</w:t>
       </w:r>
     </w:p>
     <w:p>
@@ -401,14 +532,14 @@
         <w:t xml:space="preserve">Here’s an example of a typical pump and feeding bag used with a jejunostomy tube</w:t>
       </w:r>
     </w:p>
-    <w:bookmarkEnd w:id="24"/>
-    <w:bookmarkStart w:id="25" w:name="slide-17"/>
-    <w:p>
-      <w:pPr>
-        <w:pStyle w:val="Heading2"/>
-      </w:pPr>
-      <w:r>
-        <w:t xml:space="preserve">17 Slide 17</w:t>
+    <w:bookmarkEnd w:id="30"/>
+    <w:bookmarkStart w:id="31" w:name="slide-19"/>
+    <w:p>
+      <w:pPr>
+        <w:pStyle w:val="Heading2"/>
+      </w:pPr>
+      <w:r>
+        <w:t xml:space="preserve">19 Slide 19</w:t>
       </w:r>
     </w:p>
     <w:p>
@@ -427,14 +558,14 @@
         <w:t xml:space="preserve">You can move around the house with a bag and pump, but its best to run the feedings at night, so that you be more mobile during the day.</w:t>
       </w:r>
     </w:p>
-    <w:bookmarkEnd w:id="25"/>
-    <w:bookmarkStart w:id="26" w:name="how-much-formula-do-i-need"/>
-    <w:p>
-      <w:pPr>
-        <w:pStyle w:val="Heading2"/>
-      </w:pPr>
-      <w:r>
-        <w:t xml:space="preserve">18 How Much Formula Do I Need?</w:t>
+    <w:bookmarkEnd w:id="31"/>
+    <w:bookmarkStart w:id="32" w:name="how-much-formula-do-i-need"/>
+    <w:p>
+      <w:pPr>
+        <w:pStyle w:val="Heading2"/>
+      </w:pPr>
+      <w:r>
+        <w:t xml:space="preserve">20 How Much Formula Do I Need?</w:t>
       </w:r>
     </w:p>
     <w:p>
@@ -445,14 +576,14 @@
         <w:t xml:space="preserve">An important question is “How much formula do I need?”</w:t>
       </w:r>
     </w:p>
-    <w:bookmarkEnd w:id="26"/>
-    <w:bookmarkStart w:id="27" w:name="slide-19"/>
-    <w:p>
-      <w:pPr>
-        <w:pStyle w:val="Heading2"/>
-      </w:pPr>
-      <w:r>
-        <w:t xml:space="preserve">19 Slide 19</w:t>
+    <w:bookmarkEnd w:id="32"/>
+    <w:bookmarkStart w:id="33" w:name="slide-21"/>
+    <w:p>
+      <w:pPr>
+        <w:pStyle w:val="Heading2"/>
+      </w:pPr>
+      <w:r>
+        <w:t xml:space="preserve">21 Slide 21</w:t>
       </w:r>
     </w:p>
     <w:p>
@@ -463,19 +594,50 @@
         <w:t xml:space="preserve">The short answer is that your dietitian will calculate how much formula you need, but we can give you a rough idea.</w:t>
       </w:r>
     </w:p>
-    <w:bookmarkEnd w:id="27"/>
-    <w:bookmarkStart w:id="28" w:name="rate-and-duration"/>
-    <w:p>
-      <w:pPr>
-        <w:pStyle w:val="Heading2"/>
-      </w:pPr>
-      <w:r>
-        <w:t xml:space="preserve">20 Rate and Duration</w:t>
-      </w:r>
-    </w:p>
-    <w:p>
-      <w:pPr>
-        <w:pStyle w:val="FirstParagraph"/>
+    <w:p>
+      <w:pPr>
+        <w:pStyle w:val="BodyText"/>
+      </w:pPr>
+      <w:r>
+        <w:t xml:space="preserve">Your dietitian will also make recommendations for the rate and duration of tube feeds, and for the administration of additional water.</w:t>
+      </w:r>
+    </w:p>
+    <w:bookmarkEnd w:id="33"/>
+    <w:bookmarkStart w:id="35" w:name="rate-and-duration"/>
+    <w:p>
+      <w:pPr>
+        <w:pStyle w:val="Heading2"/>
+      </w:pPr>
+      <w:r>
+        <w:t xml:space="preserve">22 Rate and Duration</w:t>
+      </w:r>
+    </w:p>
+    <w:bookmarkStart w:id="34" w:name="slide-content-4"/>
+    <w:p>
+      <w:pPr>
+        <w:pStyle w:val="Heading4"/>
+      </w:pPr>
+      <w:r>
+        <w:t xml:space="preserve">Slide content</w:t>
+      </w:r>
+    </w:p>
+    <w:p>
+      <w:pPr>
+        <w:pStyle w:val="FirstParagraph"/>
+      </w:pPr>
+      <w:r>
+        <w:t xml:space="preserve">5 cartons: 240mL/carton x 5 = 1200mL</w:t>
+      </w:r>
+      <w:r>
+        <w:t xml:space="preserve"> </w:t>
+      </w:r>
+      <w:r>
+        <w:t xml:space="preserve">50mL/hour x 24 hours = 1200mL</w:t>
+      </w:r>
+    </w:p>
+    <w:p>
+      <w:pPr>
+        <w:pStyle w:val="BodyText"/>
       </w:pPr>
       <w:r>
         <w:t xml:space="preserve">Your dietitian will calculate how many cartons of tube feeds you will need</w:t>
@@ -486,56 +648,100 @@
         <w:pStyle w:val="BodyText"/>
       </w:pPr>
       <w:r>
-        <w:t xml:space="preserve">For instance, it that’s 5 cartons and each carton is 240mL, the total will be 1200mL per day</w:t>
-      </w:r>
-    </w:p>
-    <w:p>
-      <w:pPr>
-        <w:pStyle w:val="BodyText"/>
-      </w:pPr>
-      <w:r>
-        <w:t xml:space="preserve">One method would be to run the tube feeds continuously, 24 hours per day.</w:t>
-      </w:r>
-    </w:p>
-    <w:p>
-      <w:pPr>
-        <w:pStyle w:val="BodyText"/>
-      </w:pPr>
-      <w:r>
-        <w:t xml:space="preserve">This would require a rate of 50mL per hour, because 50 x 14 is 1200.</w:t>
-      </w:r>
-    </w:p>
-    <w:bookmarkEnd w:id="28"/>
-    <w:bookmarkStart w:id="29" w:name="cartons-tube-feeds-1200ml"/>
-    <w:p>
-      <w:pPr>
-        <w:pStyle w:val="Heading2"/>
-      </w:pPr>
-      <w:r>
-        <w:t xml:space="preserve">21 5 cartons Tube feeds 1200mL</w:t>
-      </w:r>
-    </w:p>
-    <w:p>
-      <w:pPr>
-        <w:pStyle w:val="FirstParagraph"/>
+        <w:t xml:space="preserve">Let’s assume that you will need 5 cartons of tube feeds, where each carton is 240mL</w:t>
+      </w:r>
+    </w:p>
+    <w:p>
+      <w:pPr>
+        <w:pStyle w:val="BodyText"/>
+      </w:pPr>
+      <w:r>
+        <w:t xml:space="preserve">This would total 1200mL of formula per day</w:t>
+      </w:r>
+    </w:p>
+    <w:p>
+      <w:pPr>
+        <w:pStyle w:val="BodyText"/>
+      </w:pPr>
+      <w:r>
+        <w:t xml:space="preserve">One way to take in 5 cartons would be to run the tube feeds continuously, 24 hours per day.</w:t>
+      </w:r>
+    </w:p>
+    <w:p>
+      <w:pPr>
+        <w:pStyle w:val="BodyText"/>
+      </w:pPr>
+      <w:r>
+        <w:t xml:space="preserve">This would require a rate of 50mL per hour, because 50 x 24 is 1200.</w:t>
+      </w:r>
+    </w:p>
+    <w:bookmarkEnd w:id="34"/>
+    <w:bookmarkEnd w:id="35"/>
+    <w:bookmarkStart w:id="37" w:name="cartons-tube-feeds-1200ml"/>
+    <w:p>
+      <w:pPr>
+        <w:pStyle w:val="Heading2"/>
+      </w:pPr>
+      <w:r>
+        <w:t xml:space="preserve">23 5 cartons Tube feeds 1200mL</w:t>
+      </w:r>
+    </w:p>
+    <w:bookmarkStart w:id="36" w:name="slide-content-5"/>
+    <w:p>
+      <w:pPr>
+        <w:pStyle w:val="Heading4"/>
+      </w:pPr>
+      <w:r>
+        <w:t xml:space="preserve">Slide content</w:t>
+      </w:r>
+    </w:p>
+    <w:p>
+      <w:pPr>
+        <w:pStyle w:val="FirstParagraph"/>
+      </w:pPr>
+      <w:r>
+        <w:t xml:space="preserve">24 hours/day: 50mL/hour</w:t>
+      </w:r>
+    </w:p>
+    <w:p>
+      <w:pPr>
+        <w:pStyle w:val="BodyText"/>
       </w:pPr>
       <w:r>
         <w:t xml:space="preserve">So we could run tube feeds 24 hours per day at 50mL/hour. This would work fine…</w:t>
       </w:r>
     </w:p>
-    <w:bookmarkEnd w:id="29"/>
-    <w:bookmarkStart w:id="30" w:name="cartons-tube-feeds"/>
-    <w:p>
-      <w:pPr>
-        <w:pStyle w:val="Heading2"/>
-      </w:pPr>
-      <w:r>
-        <w:t xml:space="preserve">22 5 cartons Tube feeds</w:t>
-      </w:r>
-    </w:p>
-    <w:p>
-      <w:pPr>
-        <w:pStyle w:val="FirstParagraph"/>
+    <w:bookmarkEnd w:id="36"/>
+    <w:bookmarkEnd w:id="37"/>
+    <w:bookmarkStart w:id="39" w:name="cartons-tube-feeds"/>
+    <w:p>
+      <w:pPr>
+        <w:pStyle w:val="Heading2"/>
+      </w:pPr>
+      <w:r>
+        <w:t xml:space="preserve">24 5 cartons Tube feeds</w:t>
+      </w:r>
+    </w:p>
+    <w:bookmarkStart w:id="38" w:name="slide-content-6"/>
+    <w:p>
+      <w:pPr>
+        <w:pStyle w:val="Heading4"/>
+      </w:pPr>
+      <w:r>
+        <w:t xml:space="preserve">Slide content</w:t>
+      </w:r>
+    </w:p>
+    <w:p>
+      <w:pPr>
+        <w:pStyle w:val="FirstParagraph"/>
+      </w:pPr>
+      <w:r>
+        <w:t xml:space="preserve">24 hours/day: 50mL/hour→Inconvenient</w:t>
+      </w:r>
+    </w:p>
+    <w:p>
+      <w:pPr>
+        <w:pStyle w:val="BodyText"/>
       </w:pPr>
       <w:r>
         <w:t xml:space="preserve">The problem with this is it’s inconvenient.</w:t>
@@ -549,14 +755,15 @@
         <w:t xml:space="preserve">If you want to go for a walk or go shopping, you would need to take your pump with you,</w:t>
       </w:r>
     </w:p>
-    <w:bookmarkEnd w:id="30"/>
-    <w:bookmarkStart w:id="31" w:name="slide-23"/>
-    <w:p>
-      <w:pPr>
-        <w:pStyle w:val="Heading2"/>
-      </w:pPr>
-      <w:r>
-        <w:t xml:space="preserve">23 Slide 23</w:t>
+    <w:bookmarkEnd w:id="38"/>
+    <w:bookmarkEnd w:id="39"/>
+    <w:bookmarkStart w:id="40" w:name="slide-25"/>
+    <w:p>
+      <w:pPr>
+        <w:pStyle w:val="Heading2"/>
+      </w:pPr>
+      <w:r>
+        <w:t xml:space="preserve">25 Slide 25</w:t>
       </w:r>
     </w:p>
     <w:p>
@@ -567,19 +774,42 @@
         <w:t xml:space="preserve">If you can avoid it, you don’t want to feel like you’re chained to your infusion pump.</w:t>
       </w:r>
     </w:p>
-    <w:bookmarkEnd w:id="31"/>
-    <w:bookmarkStart w:id="32" w:name="cartons-tube-feeds-1"/>
-    <w:p>
-      <w:pPr>
-        <w:pStyle w:val="Heading2"/>
-      </w:pPr>
-      <w:r>
-        <w:t xml:space="preserve">24 5 cartons Tube feeds</w:t>
-      </w:r>
-    </w:p>
-    <w:p>
-      <w:pPr>
-        <w:pStyle w:val="FirstParagraph"/>
+    <w:bookmarkEnd w:id="40"/>
+    <w:bookmarkStart w:id="42" w:name="cartons-tube-feeds-1"/>
+    <w:p>
+      <w:pPr>
+        <w:pStyle w:val="Heading2"/>
+      </w:pPr>
+      <w:r>
+        <w:t xml:space="preserve">26 5 cartons Tube feeds</w:t>
+      </w:r>
+    </w:p>
+    <w:bookmarkStart w:id="41" w:name="slide-content-7"/>
+    <w:p>
+      <w:pPr>
+        <w:pStyle w:val="Heading4"/>
+      </w:pPr>
+      <w:r>
+        <w:t xml:space="preserve">Slide content</w:t>
+      </w:r>
+    </w:p>
+    <w:p>
+      <w:pPr>
+        <w:pStyle w:val="FirstParagraph"/>
+      </w:pPr>
+      <w:r>
+        <w:t xml:space="preserve">24 hours/day: 50mL/hour→Inconvenient</w:t>
+      </w:r>
+      <w:r>
+        <w:t xml:space="preserve"> </w:t>
+      </w:r>
+      <w:r>
+        <w:t xml:space="preserve">16 hours/day: 75mL/hour</w:t>
+      </w:r>
+    </w:p>
+    <w:p>
+      <w:pPr>
+        <w:pStyle w:val="BodyText"/>
       </w:pPr>
       <w:r>
         <w:t xml:space="preserve">An alternative would be to increase the rate and decrease the time.</w:t>
@@ -591,19 +821,49 @@
         <w:t xml:space="preserve">You could increase the rate to 75mL/hour, which would only take 16 hours. You would have 8 hours a day disconnected from the pump.</w:t>
       </w:r>
     </w:p>
-    <w:bookmarkEnd w:id="32"/>
-    <w:bookmarkStart w:id="33" w:name="cartons-tube-feeds-2"/>
-    <w:p>
-      <w:pPr>
-        <w:pStyle w:val="Heading2"/>
-      </w:pPr>
-      <w:r>
-        <w:t xml:space="preserve">25 5 cartons Tube feeds</w:t>
-      </w:r>
-    </w:p>
-    <w:p>
-      <w:pPr>
-        <w:pStyle w:val="FirstParagraph"/>
+    <w:bookmarkEnd w:id="41"/>
+    <w:bookmarkEnd w:id="42"/>
+    <w:bookmarkStart w:id="44" w:name="cartons-tube-feeds-2"/>
+    <w:p>
+      <w:pPr>
+        <w:pStyle w:val="Heading2"/>
+      </w:pPr>
+      <w:r>
+        <w:t xml:space="preserve">27 5 cartons Tube feeds</w:t>
+      </w:r>
+    </w:p>
+    <w:bookmarkStart w:id="43" w:name="slide-content-8"/>
+    <w:p>
+      <w:pPr>
+        <w:pStyle w:val="Heading4"/>
+      </w:pPr>
+      <w:r>
+        <w:t xml:space="preserve">Slide content</w:t>
+      </w:r>
+    </w:p>
+    <w:p>
+      <w:pPr>
+        <w:pStyle w:val="FirstParagraph"/>
+      </w:pPr>
+      <w:r>
+        <w:t xml:space="preserve">24 hours/day: 50mL/hour→Inconvenient</w:t>
+      </w:r>
+      <w:r>
+        <w:t xml:space="preserve"> </w:t>
+      </w:r>
+      <w:r>
+        <w:t xml:space="preserve">16 hours/day: 75mL/hour</w:t>
+      </w:r>
+      <w:r>
+        <w:t xml:space="preserve"> </w:t>
+      </w:r>
+      <w:r>
+        <w:t xml:space="preserve">12 hours/day: 100mL/hour</w:t>
+      </w:r>
+    </w:p>
+    <w:p>
+      <w:pPr>
+        <w:pStyle w:val="BodyText"/>
       </w:pPr>
       <w:r>
         <w:t xml:space="preserve">So what if you wanted to get the feeding in within 12 hours? You would need to run the pump at 100mL/hour.</w:t>
@@ -617,14 +877,71 @@
         <w:t xml:space="preserve">For many patients, this won’t work, because the small intestine can’t handle that much formula at a time</w:t>
       </w:r>
     </w:p>
-    <w:bookmarkEnd w:id="33"/>
-    <w:bookmarkStart w:id="34" w:name="slide-26"/>
-    <w:p>
-      <w:pPr>
-        <w:pStyle w:val="Heading2"/>
-      </w:pPr>
-      <w:r>
-        <w:t xml:space="preserve">26 Slide 26</w:t>
+    <w:bookmarkEnd w:id="43"/>
+    <w:bookmarkEnd w:id="44"/>
+    <w:bookmarkStart w:id="46" w:name="cartons-tube-feeds-3"/>
+    <w:p>
+      <w:pPr>
+        <w:pStyle w:val="Heading2"/>
+      </w:pPr>
+      <w:r>
+        <w:t xml:space="preserve">28 5 cartons Tube feeds</w:t>
+      </w:r>
+    </w:p>
+    <w:bookmarkStart w:id="45" w:name="slide-content-9"/>
+    <w:p>
+      <w:pPr>
+        <w:pStyle w:val="Heading4"/>
+      </w:pPr>
+      <w:r>
+        <w:t xml:space="preserve">Slide content</w:t>
+      </w:r>
+    </w:p>
+    <w:p>
+      <w:pPr>
+        <w:pStyle w:val="FirstParagraph"/>
+      </w:pPr>
+      <w:r>
+        <w:t xml:space="preserve">24 hours/day: 50mL/hour→Inconvenient</w:t>
+      </w:r>
+      <w:r>
+        <w:t xml:space="preserve"> </w:t>
+      </w:r>
+      <w:r>
+        <w:t xml:space="preserve">16 hours/day: 75mL/hour</w:t>
+      </w:r>
+      <w:r>
+        <w:t xml:space="preserve"> </w:t>
+      </w:r>
+      <w:r>
+        <w:t xml:space="preserve">12 hours/day: 100mL/hour→Diarrhea/cramps</w:t>
+      </w:r>
+    </w:p>
+    <w:p>
+      <w:pPr>
+        <w:pStyle w:val="BodyText"/>
+      </w:pPr>
+      <w:r>
+        <w:t xml:space="preserve">A slower rate of 50mL/hour is inconvenient, as it may require being hooked up to the pump all day.</w:t>
+      </w:r>
+    </w:p>
+    <w:p>
+      <w:pPr>
+        <w:pStyle w:val="BodyText"/>
+      </w:pPr>
+      <w:r>
+        <w:t xml:space="preserve">On the other hand, a faster rate of 100mL/hr would be more convenient, but carries the risk of diarrhea and cramps.</w:t>
+      </w:r>
+    </w:p>
+    <w:bookmarkEnd w:id="45"/>
+    <w:bookmarkEnd w:id="46"/>
+    <w:bookmarkStart w:id="47" w:name="slide-29"/>
+    <w:p>
+      <w:pPr>
+        <w:pStyle w:val="Heading2"/>
+      </w:pPr>
+      <w:r>
+        <w:t xml:space="preserve">29 Slide 29</w:t>
       </w:r>
     </w:p>
     <w:p>
@@ -635,195 +952,84 @@
         <w:t xml:space="preserve">Too high a rate of tube feeds will overwhelm the jejunum, and the result is cramps and diarrhea.</w:t>
       </w:r>
     </w:p>
-    <w:bookmarkEnd w:id="34"/>
-    <w:bookmarkStart w:id="35" w:name="cartons-tube-feeds-3"/>
-    <w:p>
-      <w:pPr>
-        <w:pStyle w:val="Heading2"/>
-      </w:pPr>
-      <w:r>
-        <w:t xml:space="preserve">27 5 cartons Tube feeds</w:t>
-      </w:r>
-    </w:p>
-    <w:p>
-      <w:pPr>
-        <w:pStyle w:val="FirstParagraph"/>
-      </w:pPr>
-      <w:r>
-        <w:t xml:space="preserve">A slow rate of 50mL/hour is inconvenient, as it may require being hooked up to the pump all day.</w:t>
-      </w:r>
-    </w:p>
-    <w:p>
-      <w:pPr>
-        <w:pStyle w:val="BodyText"/>
-      </w:pPr>
-      <w:r>
-        <w:t xml:space="preserve">On the other hand, a faster rate of 100mL/hr would be more convenient, but carries the risk of diarrhea and cramps.</w:t>
-      </w:r>
-    </w:p>
-    <w:bookmarkEnd w:id="35"/>
-    <w:bookmarkStart w:id="36" w:name="cartons-tube-feeds-4"/>
-    <w:p>
-      <w:pPr>
-        <w:pStyle w:val="Heading2"/>
-      </w:pPr>
-      <w:r>
-        <w:t xml:space="preserve">28 5 cartons Tube feeds</w:t>
-      </w:r>
-    </w:p>
-    <w:p>
-      <w:pPr>
-        <w:pStyle w:val="FirstParagraph"/>
+    <w:bookmarkEnd w:id="47"/>
+    <w:bookmarkStart w:id="49" w:name="cartons-tube-feeds-4"/>
+    <w:p>
+      <w:pPr>
+        <w:pStyle w:val="Heading2"/>
+      </w:pPr>
+      <w:r>
+        <w:t xml:space="preserve">30 5 cartons Tube feeds</w:t>
+      </w:r>
+    </w:p>
+    <w:bookmarkStart w:id="48" w:name="slide-content-10"/>
+    <w:p>
+      <w:pPr>
+        <w:pStyle w:val="Heading4"/>
+      </w:pPr>
+      <w:r>
+        <w:t xml:space="preserve">Slide content</w:t>
+      </w:r>
+    </w:p>
+    <w:p>
+      <w:pPr>
+        <w:pStyle w:val="FirstParagraph"/>
+      </w:pPr>
+      <w:r>
+        <w:t xml:space="preserve">16 hours/day: 75mL/hour</w:t>
+      </w:r>
+    </w:p>
+    <w:p>
+      <w:pPr>
+        <w:pStyle w:val="BodyText"/>
       </w:pPr>
       <w:r>
         <w:t xml:space="preserve">Running tube feeds for 16 hours a day is for many patients a good compromise between convenience and good tolerance of tube feeds. Most patients can tolerate 75mL/hour of tube feeds.</w:t>
       </w:r>
     </w:p>
-    <w:bookmarkEnd w:id="36"/>
-    <w:bookmarkStart w:id="37" w:name="typical-tube-feedings-150lbs"/>
-    <w:p>
-      <w:pPr>
-        <w:pStyle w:val="Heading2"/>
-      </w:pPr>
-      <w:r>
-        <w:t xml:space="preserve">29 Typical Tube Feedings 150lbs+</w:t>
-      </w:r>
-    </w:p>
-    <w:p>
-      <w:pPr>
-        <w:pStyle w:val="FirstParagraph"/>
-      </w:pPr>
-      <w:r>
-        <w:t xml:space="preserve">People with a body weight over 150 pounds usually need about 5 cartons of feeds.</w:t>
-      </w:r>
-    </w:p>
-    <w:p>
-      <w:pPr>
-        <w:pStyle w:val="BodyText"/>
-      </w:pPr>
-      <w:r>
-        <w:t xml:space="preserve">Each carton is about 240mL</w:t>
-      </w:r>
-    </w:p>
-    <w:p>
-      <w:pPr>
-        <w:pStyle w:val="BodyText"/>
-      </w:pPr>
-      <w:r>
-        <w:t xml:space="preserve">So the total amount is 1200 mL</w:t>
-      </w:r>
-    </w:p>
-    <w:bookmarkEnd w:id="37"/>
-    <w:bookmarkStart w:id="38" w:name="typical-tube-feedings-150lbs-1"/>
-    <w:p>
-      <w:pPr>
-        <w:pStyle w:val="Heading2"/>
-      </w:pPr>
-      <w:r>
-        <w:t xml:space="preserve">30 Typical Tube Feedings 150lbs+</w:t>
-      </w:r>
-    </w:p>
-    <w:p>
-      <w:pPr>
-        <w:pStyle w:val="FirstParagraph"/>
-      </w:pPr>
-      <w:r>
-        <w:t xml:space="preserve">This is usually administered at a rate of 75mL/hour for 16 hours, which totals 1200mL</w:t>
-      </w:r>
-    </w:p>
-    <w:bookmarkEnd w:id="38"/>
-    <w:bookmarkStart w:id="39" w:name="typical-tube-feedings-150lbs-2"/>
-    <w:p>
-      <w:pPr>
-        <w:pStyle w:val="Heading2"/>
-      </w:pPr>
-      <w:r>
-        <w:t xml:space="preserve">31 Typical Tube Feedings 150lbs+</w:t>
-      </w:r>
-    </w:p>
-    <w:p>
-      <w:pPr>
-        <w:pStyle w:val="FirstParagraph"/>
-      </w:pPr>
-      <w:r>
-        <w:t xml:space="preserve">In the hospital we run the tube feeds from 6pm to 10am, but a home you can of course use whatever schedule works best for you.</w:t>
-      </w:r>
-    </w:p>
-    <w:bookmarkEnd w:id="39"/>
-    <w:bookmarkStart w:id="40" w:name="typical-tube-feedings-150lbs-3"/>
-    <w:p>
-      <w:pPr>
-        <w:pStyle w:val="Heading2"/>
-      </w:pPr>
-      <w:r>
-        <w:t xml:space="preserve">32 Typical Tube Feedings &lt;150lbs</w:t>
-      </w:r>
-    </w:p>
-    <w:p>
-      <w:pPr>
-        <w:pStyle w:val="FirstParagraph"/>
-      </w:pPr>
-      <w:r>
-        <w:t xml:space="preserve">Those with a body weight less than 150 pounds generally need 4 cartons of feeds.</w:t>
-      </w:r>
-    </w:p>
-    <w:p>
-      <w:pPr>
-        <w:pStyle w:val="BodyText"/>
-      </w:pPr>
-      <w:r>
-        <w:t xml:space="preserve">Each carton is 240mL, so the total is 960mL</w:t>
-      </w:r>
-    </w:p>
-    <w:bookmarkEnd w:id="40"/>
-    <w:bookmarkStart w:id="41" w:name="typical-tube-feedings-150lbs-4"/>
-    <w:p>
-      <w:pPr>
-        <w:pStyle w:val="Heading2"/>
-      </w:pPr>
-      <w:r>
-        <w:t xml:space="preserve">33 Typical Tube Feedings &lt;150lbs</w:t>
-      </w:r>
-    </w:p>
-    <w:p>
-      <w:pPr>
-        <w:pStyle w:val="FirstParagraph"/>
-      </w:pPr>
-      <w:r>
-        <w:t xml:space="preserve">This can be administered at a rate of 60mL/hour over 16 hours</w:t>
-      </w:r>
-    </w:p>
-    <w:bookmarkEnd w:id="41"/>
-    <w:bookmarkStart w:id="42" w:name="typical-tube-feedings-150lbs-5"/>
-    <w:p>
-      <w:pPr>
-        <w:pStyle w:val="Heading2"/>
-      </w:pPr>
-      <w:r>
-        <w:t xml:space="preserve">34 Typical Tube Feedings &lt;150lbs</w:t>
-      </w:r>
-    </w:p>
-    <w:p>
-      <w:pPr>
-        <w:pStyle w:val="FirstParagraph"/>
-      </w:pPr>
-      <w:r>
-        <w:t xml:space="preserve">Again this usually is from 6pm to 10am</w:t>
-      </w:r>
-    </w:p>
-    <w:bookmarkEnd w:id="42"/>
-    <w:bookmarkStart w:id="43" w:name="starting-tube-feeds"/>
-    <w:p>
-      <w:pPr>
-        <w:pStyle w:val="Heading2"/>
-      </w:pPr>
-      <w:r>
-        <w:t xml:space="preserve">35 Starting Tube Feeds</w:t>
-      </w:r>
-    </w:p>
-    <w:p>
-      <w:pPr>
-        <w:pStyle w:val="FirstParagraph"/>
+    <w:bookmarkEnd w:id="48"/>
+    <w:bookmarkEnd w:id="49"/>
+    <w:bookmarkStart w:id="51" w:name="starting-tube-feeds"/>
+    <w:p>
+      <w:pPr>
+        <w:pStyle w:val="Heading2"/>
+      </w:pPr>
+      <w:r>
+        <w:t xml:space="preserve">31 Starting Tube Feeds</w:t>
+      </w:r>
+    </w:p>
+    <w:bookmarkStart w:id="50" w:name="slide-content-11"/>
+    <w:p>
+      <w:pPr>
+        <w:pStyle w:val="Heading4"/>
+      </w:pPr>
+      <w:r>
+        <w:t xml:space="preserve">Slide content</w:t>
+      </w:r>
+    </w:p>
+    <w:p>
+      <w:pPr>
+        <w:pStyle w:val="FirstParagraph"/>
+      </w:pPr>
+      <w:r>
+        <w:t xml:space="preserve">Feeds need to be started slowly</w:t>
+      </w:r>
+      <w:r>
+        <w:t xml:space="preserve"> </w:t>
+      </w:r>
+      <w:r>
+        <w:t xml:space="preserve">Allows jejunum to adjust to the feedings</w:t>
+      </w:r>
+      <w:r>
+        <w:t xml:space="preserve"> </w:t>
+      </w:r>
+      <w:r>
+        <w:t xml:space="preserve">Typically start at 30mL/hour (continuous)</w:t>
+      </w:r>
+    </w:p>
+    <w:p>
+      <w:pPr>
+        <w:pStyle w:val="BodyText"/>
       </w:pPr>
       <w:r>
         <w:t xml:space="preserve">When starting tube feeds for the first time it is important to start slowly to allow the small intestine, the jejunum, to get adjusted.</w:t>
@@ -837,354 +1043,431 @@
         <w:t xml:space="preserve">We typically start at 30mL/hour and run them continuously, meaning 24 hours per day.</w:t>
       </w:r>
     </w:p>
-    <w:bookmarkEnd w:id="43"/>
-    <w:bookmarkStart w:id="44" w:name="starting-tube-feeds-1"/>
-    <w:p>
-      <w:pPr>
-        <w:pStyle w:val="Heading2"/>
-      </w:pPr>
-      <w:r>
-        <w:t xml:space="preserve">36 Starting Tube Feeds</w:t>
-      </w:r>
-    </w:p>
-    <w:p>
-      <w:pPr>
-        <w:pStyle w:val="FirstParagraph"/>
-      </w:pPr>
-      <w:r>
-        <w:t xml:space="preserve">We would then increase 10mL/hour every 8-12 hours</w:t>
-      </w:r>
-    </w:p>
-    <w:bookmarkEnd w:id="44"/>
-    <w:bookmarkStart w:id="45" w:name="starting-tube-feeds-2"/>
-    <w:p>
-      <w:pPr>
-        <w:pStyle w:val="Heading2"/>
-      </w:pPr>
-      <w:r>
-        <w:t xml:space="preserve">37 Starting Tube Feeds</w:t>
-      </w:r>
-    </w:p>
-    <w:p>
-      <w:pPr>
-        <w:pStyle w:val="FirstParagraph"/>
-      </w:pPr>
-      <w:r>
-        <w:t xml:space="preserve">For instance, if you started tube feeds for the first time at 7am on a Monday morning…</w:t>
-      </w:r>
-    </w:p>
-    <w:bookmarkEnd w:id="45"/>
-    <w:bookmarkStart w:id="46" w:name="starting-tube-feeds-3"/>
-    <w:p>
-      <w:pPr>
-        <w:pStyle w:val="Heading2"/>
-      </w:pPr>
-      <w:r>
-        <w:t xml:space="preserve">38 Starting Tube Feeds</w:t>
-      </w:r>
-    </w:p>
-    <w:p>
-      <w:pPr>
-        <w:pStyle w:val="FirstParagraph"/>
-      </w:pPr>
-      <w:r>
-        <w:t xml:space="preserve">You might increase to 40mL/hour 8 hours later at 3pm</w:t>
-      </w:r>
-    </w:p>
-    <w:bookmarkEnd w:id="46"/>
-    <w:bookmarkStart w:id="47" w:name="starting-tube-feeds-4"/>
-    <w:p>
-      <w:pPr>
-        <w:pStyle w:val="Heading2"/>
-      </w:pPr>
-      <w:r>
-        <w:t xml:space="preserve">39 Starting Tube Feeds</w:t>
-      </w:r>
-    </w:p>
-    <w:p>
-      <w:pPr>
-        <w:pStyle w:val="FirstParagraph"/>
-      </w:pPr>
-      <w:r>
-        <w:t xml:space="preserve">And increased to 50mL/hour 8 more hours later at 11pm</w:t>
-      </w:r>
-    </w:p>
-    <w:bookmarkEnd w:id="47"/>
-    <w:bookmarkStart w:id="48" w:name="starting-tube-feeds-5"/>
-    <w:p>
-      <w:pPr>
-        <w:pStyle w:val="Heading2"/>
-      </w:pPr>
-      <w:r>
-        <w:t xml:space="preserve">40 Starting Tube Feeds</w:t>
-      </w:r>
-    </w:p>
-    <w:p>
-      <w:pPr>
-        <w:pStyle w:val="FirstParagraph"/>
-      </w:pPr>
-      <w:r>
-        <w:t xml:space="preserve">And then increase to 60mL/hour 8 hours later at 7 am the next day</w:t>
-      </w:r>
-    </w:p>
-    <w:bookmarkEnd w:id="48"/>
-    <w:bookmarkStart w:id="49" w:name="starting-tube-feeds-6"/>
-    <w:p>
-      <w:pPr>
-        <w:pStyle w:val="Heading2"/>
-      </w:pPr>
-      <w:r>
-        <w:t xml:space="preserve">41 Starting Tube Feeds</w:t>
-      </w:r>
-    </w:p>
-    <w:p>
-      <w:pPr>
-        <w:pStyle w:val="FirstParagraph"/>
-      </w:pPr>
-      <w:r>
-        <w:t xml:space="preserve">… and increase to 70mL/ hour 8 hours later at 3pm.</w:t>
-      </w:r>
-    </w:p>
-    <w:p>
-      <w:pPr>
-        <w:pStyle w:val="BodyText"/>
-      </w:pPr>
-      <w:r>
-        <w:t xml:space="preserve">Once your body has adjusted to the tube feeding, you can change the duration from continuous to just at night, or nocturnal</w:t>
-      </w:r>
-    </w:p>
-    <w:bookmarkEnd w:id="49"/>
-    <w:bookmarkStart w:id="50" w:name="starting-tube-feeds-7"/>
-    <w:p>
-      <w:pPr>
-        <w:pStyle w:val="Heading2"/>
-      </w:pPr>
-      <w:r>
-        <w:t xml:space="preserve">42 Starting Tube Feeds</w:t>
-      </w:r>
-    </w:p>
-    <w:p>
-      <w:pPr>
-        <w:pStyle w:val="FirstParagraph"/>
-      </w:pPr>
-      <w:r>
-        <w:t xml:space="preserve">… and increase to 70mL/ hour 8 hours later at 3pm.</w:t>
-      </w:r>
-    </w:p>
-    <w:p>
-      <w:pPr>
-        <w:pStyle w:val="BodyText"/>
-      </w:pPr>
-      <w:r>
-        <w:t xml:space="preserve">Once your body has adjusted to the tube feeding, you can change the duration from continuous to just at night, or nocturnal</w:t>
-      </w:r>
-    </w:p>
-    <w:p>
-      <w:pPr>
-        <w:pStyle w:val="BodyText"/>
-      </w:pPr>
-      <w:r>
-        <w:t xml:space="preserve">You might increase to 75mL/hour at 6pm, and then run the tube feeds for 16 hours, and stop at 10am the next day.</w:t>
-      </w:r>
-    </w:p>
     <w:bookmarkEnd w:id="50"/>
-    <w:bookmarkStart w:id="51" w:name="starting-tube-feeds-8"/>
-    <w:p>
-      <w:pPr>
-        <w:pStyle w:val="Heading2"/>
-      </w:pPr>
-      <w:r>
-        <w:t xml:space="preserve">43 Starting Tube Feeds</w:t>
-      </w:r>
-    </w:p>
-    <w:p>
-      <w:pPr>
-        <w:pStyle w:val="FirstParagraph"/>
-      </w:pPr>
-      <w:r>
-        <w:t xml:space="preserve">Wednesday morning at 10am, the feedings would have been running for 16 hours, and you can stop the feeding tube pump.</w:t>
-      </w:r>
-    </w:p>
     <w:bookmarkEnd w:id="51"/>
-    <w:bookmarkStart w:id="52" w:name="starting-tube-feeds-9"/>
-    <w:p>
-      <w:pPr>
-        <w:pStyle w:val="Heading2"/>
-      </w:pPr>
-      <w:r>
-        <w:t xml:space="preserve">44 Starting Tube Feeds</w:t>
-      </w:r>
-    </w:p>
-    <w:p>
-      <w:pPr>
-        <w:pStyle w:val="FirstParagraph"/>
-      </w:pPr>
-      <w:r>
-        <w:t xml:space="preserve">Wednesday at 6pm, you would then start tube feeds again, to run until 10am the next day</w:t>
+    <w:bookmarkStart w:id="53" w:name="starting-tube-feeds-1"/>
+    <w:p>
+      <w:pPr>
+        <w:pStyle w:val="Heading2"/>
+      </w:pPr>
+      <w:r>
+        <w:t xml:space="preserve">32 Starting Tube Feeds</w:t>
+      </w:r>
+    </w:p>
+    <w:bookmarkStart w:id="52" w:name="slide-content-12"/>
+    <w:p>
+      <w:pPr>
+        <w:pStyle w:val="Heading4"/>
+      </w:pPr>
+      <w:r>
+        <w:t xml:space="preserve">Slide content</w:t>
+      </w:r>
+    </w:p>
+    <w:p>
+      <w:pPr>
+        <w:pStyle w:val="FirstParagraph"/>
+      </w:pPr>
+      <w:r>
+        <w:t xml:space="preserve">Rate is increased 10mL/hour every 8-12 hours</w:t>
+      </w:r>
+    </w:p>
+    <w:p>
+      <w:pPr>
+        <w:pStyle w:val="BodyText"/>
+      </w:pPr>
+      <w:r>
+        <w:t xml:space="preserve">The rate of administration of the formula is then increased 10mL/hour every 8 to 12 hours up to the goal rate.</w:t>
       </w:r>
     </w:p>
     <w:bookmarkEnd w:id="52"/>
-    <w:bookmarkStart w:id="53" w:name="typical-tube-feed-plans"/>
-    <w:p>
-      <w:pPr>
-        <w:pStyle w:val="Heading2"/>
-      </w:pPr>
-      <w:r>
-        <w:t xml:space="preserve">45 Typical Tube Feed Plans</w:t>
-      </w:r>
-    </w:p>
-    <w:p>
-      <w:pPr>
-        <w:pStyle w:val="FirstParagraph"/>
-      </w:pPr>
-      <w:r>
-        <w:t xml:space="preserve">So a typical plan tube feeds is 16 hours per day, which in our example is 6pm to 10am</w:t>
-      </w:r>
-    </w:p>
-    <w:p>
-      <w:pPr>
-        <w:pStyle w:val="BodyText"/>
-      </w:pPr>
-      <w:r>
-        <w:t xml:space="preserve">For patients who need 5 cartons of feeds, getting the feeding done in 16 hours requires a rate of 75mL/hour.</w:t>
-      </w:r>
-    </w:p>
-    <w:p>
-      <w:pPr>
-        <w:pStyle w:val="BodyText"/>
-      </w:pPr>
-      <w:r>
-        <w:t xml:space="preserve">For those needing 4 cartons, getting the feeding done in 16 hours requires a rate of 60mL/hour</w:t>
-      </w:r>
-    </w:p>
     <w:bookmarkEnd w:id="53"/>
-    <w:bookmarkStart w:id="54" w:name="jejunostomy-tube-1"/>
-    <w:p>
-      <w:pPr>
-        <w:pStyle w:val="Heading2"/>
-      </w:pPr>
-      <w:r>
-        <w:t xml:space="preserve">46 Jejunostomy Tube</w:t>
-      </w:r>
-    </w:p>
-    <w:p>
-      <w:pPr>
-        <w:pStyle w:val="FirstParagraph"/>
-      </w:pPr>
-      <w:r>
-        <w:t xml:space="preserve">The jejunostomy tube can also be used to administer water.</w:t>
+    <w:bookmarkStart w:id="55" w:name="nocturnal-tube-feeds"/>
+    <w:p>
+      <w:pPr>
+        <w:pStyle w:val="Heading2"/>
+      </w:pPr>
+      <w:r>
+        <w:t xml:space="preserve">33 Nocturnal Tube Feeds</w:t>
+      </w:r>
+    </w:p>
+    <w:bookmarkStart w:id="54" w:name="slide-content-13"/>
+    <w:p>
+      <w:pPr>
+        <w:pStyle w:val="Heading4"/>
+      </w:pPr>
+      <w:r>
+        <w:t xml:space="preserve">Slide content</w:t>
+      </w:r>
+    </w:p>
+    <w:p>
+      <w:pPr>
+        <w:pStyle w:val="FirstParagraph"/>
+      </w:pPr>
+      <w:r>
+        <w:t xml:space="preserve">Once the feedings are at goal rate:</w:t>
+      </w:r>
+      <w:r>
+        <w:t xml:space="preserve"> </w:t>
+      </w:r>
+      <w:r>
+        <w:t xml:space="preserve">Convert to nocturnal (night-time) schedule</w:t>
+      </w:r>
+    </w:p>
+    <w:p>
+      <w:pPr>
+        <w:pStyle w:val="BodyText"/>
+      </w:pPr>
+      <w:r>
+        <w:t xml:space="preserve">Once the feedings are running at the goal rate,</w:t>
+      </w:r>
+      <w:r>
+        <w:t xml:space="preserve"> </w:t>
+      </w:r>
+      <w:r>
+        <w:t xml:space="preserve">It is possible to convert to a nocturnal schedule, to run the feedings just at night</w:t>
       </w:r>
     </w:p>
     <w:bookmarkEnd w:id="54"/>
-    <w:bookmarkStart w:id="55" w:name="water"/>
-    <w:p>
-      <w:pPr>
-        <w:pStyle w:val="Heading2"/>
-      </w:pPr>
-      <w:r>
-        <w:t xml:space="preserve">47 Water</w:t>
-      </w:r>
-    </w:p>
-    <w:p>
-      <w:pPr>
-        <w:pStyle w:val="FirstParagraph"/>
-      </w:pPr>
-      <w:r>
-        <w:t xml:space="preserve">In addition to formula, water is required to prevent dehydration.</w:t>
-      </w:r>
-    </w:p>
-    <w:p>
-      <w:pPr>
-        <w:pStyle w:val="BodyText"/>
-      </w:pPr>
-      <w:r>
-        <w:t xml:space="preserve">Most patients need about a liter of water a day, which can be taken either by mouth of through the feeding tube</w:t>
-      </w:r>
-    </w:p>
-    <w:p>
-      <w:pPr>
-        <w:pStyle w:val="BodyText"/>
-      </w:pPr>
-      <w:r>
-        <w:t xml:space="preserve">One way to do this is taking 240mL of water 4 times per day.</w:t>
-      </w:r>
-    </w:p>
     <w:bookmarkEnd w:id="55"/>
-    <w:bookmarkStart w:id="56" w:name="water-1"/>
-    <w:p>
-      <w:pPr>
-        <w:pStyle w:val="Heading2"/>
-      </w:pPr>
-      <w:r>
-        <w:t xml:space="preserve">48 Water</w:t>
-      </w:r>
-    </w:p>
-    <w:p>
-      <w:pPr>
-        <w:pStyle w:val="FirstParagraph"/>
-      </w:pPr>
-      <w:r>
-        <w:t xml:space="preserve">In addition to formula, water is required to prevent dehydration.</w:t>
-      </w:r>
-    </w:p>
-    <w:p>
-      <w:pPr>
-        <w:pStyle w:val="BodyText"/>
-      </w:pPr>
-      <w:r>
-        <w:t xml:space="preserve">Most patients need about a liter of water a day, which can be taken either by mouth of through the feeding tube</w:t>
-      </w:r>
-    </w:p>
-    <w:p>
-      <w:pPr>
-        <w:pStyle w:val="BodyText"/>
-      </w:pPr>
-      <w:r>
-        <w:t xml:space="preserve">One way to do this is taking 240mL of water 4 times per day.</w:t>
+    <w:bookmarkStart w:id="57" w:name="nocturnal-tube-feeds-1"/>
+    <w:p>
+      <w:pPr>
+        <w:pStyle w:val="Heading2"/>
+      </w:pPr>
+      <w:r>
+        <w:t xml:space="preserve">34 Nocturnal Tube Feeds</w:t>
+      </w:r>
+    </w:p>
+    <w:bookmarkStart w:id="56" w:name="slide-content-14"/>
+    <w:p>
+      <w:pPr>
+        <w:pStyle w:val="Heading4"/>
+      </w:pPr>
+      <w:r>
+        <w:t xml:space="preserve">Slide content</w:t>
+      </w:r>
+    </w:p>
+    <w:p>
+      <w:pPr>
+        <w:pStyle w:val="FirstParagraph"/>
+      </w:pPr>
+      <w:r>
+        <w:t xml:space="preserve">Once the feedings are at goal rate:</w:t>
+      </w:r>
+      <w:r>
+        <w:t xml:space="preserve"> </w:t>
+      </w:r>
+      <w:r>
+        <w:t xml:space="preserve">Convert to nocturnal (night-time) schedule</w:t>
+      </w:r>
+      <w:r>
+        <w:t xml:space="preserve"> </w:t>
+      </w:r>
+      <w:r>
+        <w:t xml:space="preserve">Typically 16 hours of feeds + 8 hours off</w:t>
+      </w:r>
+    </w:p>
+    <w:p>
+      <w:pPr>
+        <w:pStyle w:val="BodyText"/>
+      </w:pPr>
+      <w:r>
+        <w:t xml:space="preserve">Typically we aim to run the pump for 16 hours of feedings which leaves 8 hours to be disconnected from the pump</w:t>
       </w:r>
     </w:p>
     <w:bookmarkEnd w:id="56"/>
-    <w:bookmarkStart w:id="57" w:name="water-2"/>
-    <w:p>
-      <w:pPr>
-        <w:pStyle w:val="Heading2"/>
-      </w:pPr>
-      <w:r>
-        <w:t xml:space="preserve">49 Water</w:t>
-      </w:r>
-    </w:p>
-    <w:p>
-      <w:pPr>
-        <w:pStyle w:val="FirstParagraph"/>
-      </w:pPr>
-      <w:r>
-        <w:t xml:space="preserve">In addition to formula, water is required to prevent dehydration.</w:t>
-      </w:r>
-    </w:p>
-    <w:p>
-      <w:pPr>
-        <w:pStyle w:val="BodyText"/>
-      </w:pPr>
-      <w:r>
-        <w:t xml:space="preserve">Most patients need about a liter of water a day, which can be taken either by mouth of through the feeding tube</w:t>
-      </w:r>
-    </w:p>
-    <w:p>
-      <w:pPr>
-        <w:pStyle w:val="BodyText"/>
-      </w:pPr>
-      <w:r>
-        <w:t xml:space="preserve">One way to do this is taking 240mL of water 4 times per day.</w:t>
-      </w:r>
-    </w:p>
     <w:bookmarkEnd w:id="57"/>
-    <w:bookmarkStart w:id="58" w:name="slide-50"/>
-    <w:p>
-      <w:pPr>
-        <w:pStyle w:val="Heading2"/>
-      </w:pPr>
-      <w:r>
-        <w:t xml:space="preserve">50 Slide 50</w:t>
+    <w:bookmarkStart w:id="59" w:name="nocturnal-tube-feeds-2"/>
+    <w:p>
+      <w:pPr>
+        <w:pStyle w:val="Heading2"/>
+      </w:pPr>
+      <w:r>
+        <w:t xml:space="preserve">35 Nocturnal Tube Feeds</w:t>
+      </w:r>
+    </w:p>
+    <w:bookmarkStart w:id="58" w:name="slide-content-15"/>
+    <w:p>
+      <w:pPr>
+        <w:pStyle w:val="Heading4"/>
+      </w:pPr>
+      <w:r>
+        <w:t xml:space="preserve">Slide content</w:t>
+      </w:r>
+    </w:p>
+    <w:p>
+      <w:pPr>
+        <w:pStyle w:val="FirstParagraph"/>
+      </w:pPr>
+      <w:r>
+        <w:t xml:space="preserve">Tube feeds from 6pm to 10am</w:t>
+      </w:r>
+      <w:r>
+        <w:t xml:space="preserve"> </w:t>
+      </w:r>
+      <w:r>
+        <w:t xml:space="preserve">Disconnected from pump 10am to 6pm</w:t>
+      </w:r>
+    </w:p>
+    <w:p>
+      <w:pPr>
+        <w:pStyle w:val="BodyText"/>
+      </w:pPr>
+      <w:r>
+        <w:t xml:space="preserve">A typical schedule would be to connect the feeding tube to the pump at 6pm and run tube feeds at night from 6pm to 10am.</w:t>
+      </w:r>
+    </w:p>
+    <w:p>
+      <w:pPr>
+        <w:pStyle w:val="BodyText"/>
+      </w:pPr>
+      <w:r>
+        <w:t xml:space="preserve">This would allow being disconnected from the pump from 10am to 6pm.</w:t>
+      </w:r>
+    </w:p>
+    <w:bookmarkEnd w:id="58"/>
+    <w:bookmarkEnd w:id="59"/>
+    <w:bookmarkStart w:id="61" w:name="water-flushes"/>
+    <w:p>
+      <w:pPr>
+        <w:pStyle w:val="Heading2"/>
+      </w:pPr>
+      <w:r>
+        <w:t xml:space="preserve">36 Water Flushes</w:t>
+      </w:r>
+    </w:p>
+    <w:bookmarkStart w:id="60" w:name="slide-content-16"/>
+    <w:p>
+      <w:pPr>
+        <w:pStyle w:val="Heading4"/>
+      </w:pPr>
+      <w:r>
+        <w:t xml:space="preserve">Slide content</w:t>
+      </w:r>
+    </w:p>
+    <w:p>
+      <w:pPr>
+        <w:pStyle w:val="FirstParagraph"/>
+      </w:pPr>
+      <w:r>
+        <w:t xml:space="preserve">Flushing the jejunostomy with water is needed:</w:t>
+      </w:r>
+      <w:r>
+        <w:t xml:space="preserve"> </w:t>
+      </w:r>
+      <w:r>
+        <w:t xml:space="preserve">Prevent dehydration</w:t>
+      </w:r>
+    </w:p>
+    <w:p>
+      <w:pPr>
+        <w:pStyle w:val="BodyText"/>
+      </w:pPr>
+      <w:r>
+        <w:t xml:space="preserve">Flushing the jejunostomy tube with water is important for two reasons:</w:t>
+      </w:r>
+    </w:p>
+    <w:p>
+      <w:pPr>
+        <w:pStyle w:val="BodyText"/>
+      </w:pPr>
+      <w:r>
+        <w:t xml:space="preserve">To prevent dehydration…</w:t>
+      </w:r>
+    </w:p>
+    <w:bookmarkEnd w:id="60"/>
+    <w:bookmarkEnd w:id="61"/>
+    <w:bookmarkStart w:id="63" w:name="water-flushes-1"/>
+    <w:p>
+      <w:pPr>
+        <w:pStyle w:val="Heading2"/>
+      </w:pPr>
+      <w:r>
+        <w:t xml:space="preserve">37 Water Flushes</w:t>
+      </w:r>
+    </w:p>
+    <w:bookmarkStart w:id="62" w:name="slide-content-17"/>
+    <w:p>
+      <w:pPr>
+        <w:pStyle w:val="Heading4"/>
+      </w:pPr>
+      <w:r>
+        <w:t xml:space="preserve">Slide content</w:t>
+      </w:r>
+    </w:p>
+    <w:p>
+      <w:pPr>
+        <w:pStyle w:val="FirstParagraph"/>
+      </w:pPr>
+      <w:r>
+        <w:t xml:space="preserve">Flushing the jejunostomy with water is needed:</w:t>
+      </w:r>
+      <w:r>
+        <w:t xml:space="preserve"> </w:t>
+      </w:r>
+      <w:r>
+        <w:t xml:space="preserve">Prevent dehydration</w:t>
+      </w:r>
+      <w:r>
+        <w:t xml:space="preserve"> </w:t>
+      </w:r>
+      <w:r>
+        <w:t xml:space="preserve">Prevent clogging of the tube</w:t>
+      </w:r>
+    </w:p>
+    <w:p>
+      <w:pPr>
+        <w:pStyle w:val="BodyText"/>
+      </w:pPr>
+      <w:r>
+        <w:t xml:space="preserve">… and to prevent clogging of the tube.</w:t>
+      </w:r>
+    </w:p>
+    <w:bookmarkEnd w:id="62"/>
+    <w:bookmarkEnd w:id="63"/>
+    <w:bookmarkStart w:id="65" w:name="water-flushes-2"/>
+    <w:p>
+      <w:pPr>
+        <w:pStyle w:val="Heading2"/>
+      </w:pPr>
+      <w:r>
+        <w:t xml:space="preserve">38 Water Flushes</w:t>
+      </w:r>
+    </w:p>
+    <w:bookmarkStart w:id="64" w:name="slide-content-18"/>
+    <w:p>
+      <w:pPr>
+        <w:pStyle w:val="Heading4"/>
+      </w:pPr>
+      <w:r>
+        <w:t xml:space="preserve">Slide content</w:t>
+      </w:r>
+    </w:p>
+    <w:p>
+      <w:pPr>
+        <w:pStyle w:val="FirstParagraph"/>
+      </w:pPr>
+      <w:r>
+        <w:t xml:space="preserve">At start and end of tube feeds</w:t>
+      </w:r>
+      <w:r>
+        <w:t xml:space="preserve"> </w:t>
+      </w:r>
+      <w:r>
+        <w:t xml:space="preserve">Before and after medicines</w:t>
+      </w:r>
+      <w:r>
+        <w:t xml:space="preserve"> </w:t>
+      </w:r>
+      <w:r>
+        <w:t xml:space="preserve">Additional water during the day</w:t>
+      </w:r>
+    </w:p>
+    <w:p>
+      <w:pPr>
+        <w:pStyle w:val="BodyText"/>
+      </w:pPr>
+      <w:r>
+        <w:t xml:space="preserve">Water flushes are required…</w:t>
+      </w:r>
+    </w:p>
+    <w:p>
+      <w:pPr>
+        <w:pStyle w:val="BodyText"/>
+      </w:pPr>
+      <w:r>
+        <w:t xml:space="preserve">At the start and end of tube feeds</w:t>
+      </w:r>
+      <w:r>
+        <w:t xml:space="preserve"> </w:t>
+      </w:r>
+      <w:r>
+        <w:t xml:space="preserve">and before and after the administration of medicines</w:t>
+      </w:r>
+    </w:p>
+    <w:p>
+      <w:pPr>
+        <w:pStyle w:val="BodyText"/>
+      </w:pPr>
+      <w:r>
+        <w:t xml:space="preserve">In addition, you will likely need to give additional water during the day</w:t>
+      </w:r>
+    </w:p>
+    <w:bookmarkEnd w:id="64"/>
+    <w:bookmarkEnd w:id="65"/>
+    <w:bookmarkStart w:id="67" w:name="additional-water"/>
+    <w:p>
+      <w:pPr>
+        <w:pStyle w:val="Heading2"/>
+      </w:pPr>
+      <w:r>
+        <w:t xml:space="preserve">39 Additional Water</w:t>
+      </w:r>
+    </w:p>
+    <w:bookmarkStart w:id="66" w:name="slide-content-19"/>
+    <w:p>
+      <w:pPr>
+        <w:pStyle w:val="Heading4"/>
+      </w:pPr>
+      <w:r>
+        <w:t xml:space="preserve">Slide content</w:t>
+      </w:r>
+    </w:p>
+    <w:p>
+      <w:pPr>
+        <w:pStyle w:val="FirstParagraph"/>
+      </w:pPr>
+      <w:r>
+        <w:t xml:space="preserve">240mL x 4 times per day = 960mL</w:t>
+      </w:r>
+      <w:r>
+        <w:t xml:space="preserve"> </w:t>
+      </w:r>
+      <w:r>
+        <w:t xml:space="preserve">8oz x 4 times per day = 32oz</w:t>
+      </w:r>
+    </w:p>
+    <w:p>
+      <w:pPr>
+        <w:pStyle w:val="BodyText"/>
+      </w:pPr>
+      <w:r>
+        <w:t xml:space="preserve">Most patients need about a liter of additional water a day, which can be taken either by mouth of through the feeding tube</w:t>
+      </w:r>
+    </w:p>
+    <w:p>
+      <w:pPr>
+        <w:pStyle w:val="BodyText"/>
+      </w:pPr>
+      <w:r>
+        <w:t xml:space="preserve">One way to do this is to take 240mL of water 4 times per day, which is about a liter total water</w:t>
+      </w:r>
+    </w:p>
+    <w:p>
+      <w:pPr>
+        <w:pStyle w:val="BodyText"/>
+      </w:pPr>
+      <w:r>
+        <w:t xml:space="preserve">This is the same as 8 ounces 4 times per day, which totals about 32 ounces.</w:t>
+      </w:r>
+    </w:p>
+    <w:p>
+      <w:pPr>
+        <w:pStyle w:val="BodyText"/>
+      </w:pPr>
+      <w:r>
+        <w:t xml:space="preserve">Your care team will help you determine how much water to administer and how often.</w:t>
+      </w:r>
+    </w:p>
+    <w:bookmarkEnd w:id="66"/>
+    <w:bookmarkEnd w:id="67"/>
+    <w:bookmarkStart w:id="68" w:name="slide-40"/>
+    <w:p>
+      <w:pPr>
+        <w:pStyle w:val="Heading2"/>
+      </w:pPr>
+      <w:r>
+        <w:t xml:space="preserve">40 Slide 40</w:t>
       </w:r>
     </w:p>
     <w:p>
@@ -1203,14 +1486,14 @@
         <w:t xml:space="preserve">Your care team will tell you how much water to use, but it’s generally around one quart or 1000mL per day total</w:t>
       </w:r>
     </w:p>
-    <w:bookmarkEnd w:id="58"/>
-    <w:bookmarkStart w:id="59" w:name="slide-51"/>
-    <w:p>
-      <w:pPr>
-        <w:pStyle w:val="Heading2"/>
-      </w:pPr>
-      <w:r>
-        <w:t xml:space="preserve">51 Slide 51</w:t>
+    <w:bookmarkEnd w:id="68"/>
+    <w:bookmarkStart w:id="69" w:name="slide-41"/>
+    <w:p>
+      <w:pPr>
+        <w:pStyle w:val="Heading2"/>
+      </w:pPr>
+      <w:r>
+        <w:t xml:space="preserve">41 Slide 41</w:t>
       </w:r>
     </w:p>
     <w:p>
@@ -1221,14 +1504,14 @@
         <w:t xml:space="preserve">It’s also possible to use a syringe to administer water</w:t>
       </w:r>
     </w:p>
-    <w:bookmarkEnd w:id="59"/>
-    <w:bookmarkStart w:id="60" w:name="slide-52"/>
-    <w:p>
-      <w:pPr>
-        <w:pStyle w:val="Heading2"/>
-      </w:pPr>
-      <w:r>
-        <w:t xml:space="preserve">52 Slide 52</w:t>
+    <w:bookmarkEnd w:id="69"/>
+    <w:bookmarkStart w:id="70" w:name="slide-42"/>
+    <w:p>
+      <w:pPr>
+        <w:pStyle w:val="Heading2"/>
+      </w:pPr>
+      <w:r>
+        <w:t xml:space="preserve">42 Slide 42</w:t>
       </w:r>
     </w:p>
     <w:p>
@@ -1263,516 +1546,269 @@
         <w:t xml:space="preserve">into a jejunostomy tube, it is usually fine to inject a syringe full of water.</w:t>
       </w:r>
     </w:p>
-    <w:bookmarkEnd w:id="60"/>
-    <w:bookmarkStart w:id="61" w:name="jejunostomy-tube-2"/>
-    <w:p>
-      <w:pPr>
-        <w:pStyle w:val="Heading2"/>
-      </w:pPr>
-      <w:r>
-        <w:t xml:space="preserve">53 Jejunostomy Tube</w:t>
-      </w:r>
-    </w:p>
-    <w:p>
-      <w:pPr>
-        <w:pStyle w:val="FirstParagraph"/>
-      </w:pPr>
-      <w:r>
-        <w:t xml:space="preserve">A feeding jejunostomy can also be used to administer medicines.</w:t>
-      </w:r>
-    </w:p>
-    <w:bookmarkEnd w:id="61"/>
-    <w:bookmarkStart w:id="62" w:name="administer-medicines"/>
-    <w:p>
-      <w:pPr>
-        <w:pStyle w:val="Heading2"/>
-      </w:pPr>
-      <w:r>
-        <w:t xml:space="preserve">54 Administer Medicines</w:t>
-      </w:r>
-    </w:p>
-    <w:p>
-      <w:pPr>
-        <w:pStyle w:val="FirstParagraph"/>
-      </w:pPr>
-      <w:r>
-        <w:t xml:space="preserve">A few medicines are available in liquid form</w:t>
-      </w:r>
-    </w:p>
-    <w:bookmarkEnd w:id="62"/>
-    <w:bookmarkStart w:id="63" w:name="slide-55"/>
-    <w:p>
-      <w:pPr>
-        <w:pStyle w:val="Heading2"/>
-      </w:pPr>
-      <w:r>
-        <w:t xml:space="preserve">55 Slide 55</w:t>
-      </w:r>
-    </w:p>
-    <w:p>
-      <w:pPr>
-        <w:pStyle w:val="FirstParagraph"/>
-      </w:pPr>
-      <w:r>
-        <w:t xml:space="preserve">An example is the pain reliever Acetaminophen, also known by the brand name of Tylenol</w:t>
-      </w:r>
-    </w:p>
-    <w:bookmarkEnd w:id="63"/>
-    <w:bookmarkStart w:id="64" w:name="administer-medicines-1"/>
-    <w:p>
-      <w:pPr>
-        <w:pStyle w:val="Heading2"/>
-      </w:pPr>
-      <w:r>
-        <w:t xml:space="preserve">56 Administer Medicines</w:t>
-      </w:r>
-    </w:p>
-    <w:p>
-      <w:pPr>
-        <w:pStyle w:val="FirstParagraph"/>
-      </w:pPr>
-      <w:r>
-        <w:t xml:space="preserve">Some pills can be crushed and resuspended in water</w:t>
-      </w:r>
-    </w:p>
-    <w:bookmarkEnd w:id="64"/>
-    <w:bookmarkStart w:id="65" w:name="medicines-which-cant-be-crushed"/>
-    <w:p>
-      <w:pPr>
-        <w:pStyle w:val="Heading2"/>
-      </w:pPr>
-      <w:r>
-        <w:t xml:space="preserve">57 Medicines which can’t be crushed</w:t>
-      </w:r>
-    </w:p>
-    <w:p>
-      <w:pPr>
-        <w:pStyle w:val="FirstParagraph"/>
-      </w:pPr>
-      <w:r>
-        <w:t xml:space="preserve">A word of caution, however, as some pills can’t be crushed: -</w:t>
-      </w:r>
-      <w:r>
-        <w:t xml:space="preserve"> </w:t>
-      </w:r>
-      <w:r>
-        <w:t xml:space="preserve">Extended release,</w:t>
-      </w:r>
-      <w:r>
-        <w:t xml:space="preserve"> </w:t>
-      </w:r>
-      <w:r>
-        <w:t xml:space="preserve">Sustained release, or</w:t>
-      </w:r>
-      <w:r>
-        <w:t xml:space="preserve"> </w:t>
-      </w:r>
-      <w:r>
-        <w:t xml:space="preserve">Controlled release</w:t>
-      </w:r>
-    </w:p>
-    <w:bookmarkEnd w:id="65"/>
-    <w:bookmarkStart w:id="66" w:name="medicines-which-cant-be-crushed-1"/>
-    <w:p>
-      <w:pPr>
-        <w:pStyle w:val="Heading2"/>
-      </w:pPr>
-      <w:r>
-        <w:t xml:space="preserve">58 Medicines which can’t be crushed</w:t>
-      </w:r>
-    </w:p>
-    <w:p>
-      <w:pPr>
-        <w:pStyle w:val="FirstParagraph"/>
-      </w:pPr>
-      <w:r>
-        <w:t xml:space="preserve">In addition, Flomax, or tamsulosin, can’t be given via a tube.</w:t>
-      </w:r>
-    </w:p>
-    <w:p>
-      <w:pPr>
-        <w:pStyle w:val="BodyText"/>
-      </w:pPr>
-      <w:r>
-        <w:t xml:space="preserve">The same with liquid-filled capsules and soft-gel capsules.</w:t>
-      </w:r>
-    </w:p>
-    <w:p>
-      <w:pPr>
-        <w:pStyle w:val="BodyText"/>
-      </w:pPr>
-      <w:r>
-        <w:t xml:space="preserve">Your pharmacist can help here</w:t>
-      </w:r>
-    </w:p>
-    <w:bookmarkEnd w:id="66"/>
-    <w:bookmarkStart w:id="67" w:name="medicine-administration"/>
-    <w:p>
-      <w:pPr>
-        <w:pStyle w:val="Heading2"/>
-      </w:pPr>
-      <w:r>
-        <w:t xml:space="preserve">59 Medicine Administration</w:t>
-      </w:r>
-    </w:p>
-    <w:p>
-      <w:pPr>
-        <w:pStyle w:val="FirstParagraph"/>
-      </w:pPr>
-      <w:r>
-        <w:t xml:space="preserve">Many medicines, however, can be crushed and resuspended in water.</w:t>
-      </w:r>
-    </w:p>
-    <w:bookmarkEnd w:id="67"/>
-    <w:bookmarkStart w:id="68" w:name="slide-60"/>
-    <w:p>
-      <w:pPr>
-        <w:pStyle w:val="Heading2"/>
-      </w:pPr>
-      <w:r>
-        <w:t xml:space="preserve">60 Slide 60</w:t>
-      </w:r>
-    </w:p>
-    <w:p>
-      <w:pPr>
-        <w:pStyle w:val="FirstParagraph"/>
-      </w:pPr>
-      <w:r>
-        <w:t xml:space="preserve">You place a pill inside the chamber of a pill crusher</w:t>
-      </w:r>
-    </w:p>
-    <w:bookmarkEnd w:id="68"/>
-    <w:bookmarkStart w:id="69" w:name="slide-61"/>
-    <w:p>
-      <w:pPr>
-        <w:pStyle w:val="Heading2"/>
-      </w:pPr>
-      <w:r>
-        <w:t xml:space="preserve">61 Slide 61</w:t>
-      </w:r>
-    </w:p>
-    <w:p>
-      <w:pPr>
-        <w:pStyle w:val="FirstParagraph"/>
-      </w:pPr>
-      <w:r>
-        <w:t xml:space="preserve">Screw the cap on and twist the cap back and forth to crush the tablet inside the chamber</w:t>
-      </w:r>
-    </w:p>
-    <w:bookmarkEnd w:id="69"/>
-    <w:bookmarkStart w:id="70" w:name="slide-62"/>
-    <w:p>
-      <w:pPr>
-        <w:pStyle w:val="Heading2"/>
-      </w:pPr>
-      <w:r>
-        <w:t xml:space="preserve">62 Slide 62</w:t>
-      </w:r>
-    </w:p>
-    <w:p>
-      <w:pPr>
-        <w:pStyle w:val="FirstParagraph"/>
-      </w:pPr>
-      <w:r>
-        <w:t xml:space="preserve">You now have a fine powder</w:t>
-      </w:r>
-    </w:p>
     <w:bookmarkEnd w:id="70"/>
-    <w:bookmarkStart w:id="71" w:name="medicine-administration-1"/>
-    <w:p>
-      <w:pPr>
-        <w:pStyle w:val="Heading2"/>
-      </w:pPr>
-      <w:r>
-        <w:t xml:space="preserve">63 Medicine Administration</w:t>
-      </w:r>
-    </w:p>
-    <w:p>
-      <w:pPr>
-        <w:pStyle w:val="FirstParagraph"/>
-      </w:pPr>
-      <w:r>
-        <w:t xml:space="preserve">…and you can dissolve the power in water, typically 60mL</w:t>
+    <w:bookmarkStart w:id="72" w:name="jejunostomy-tube-1"/>
+    <w:p>
+      <w:pPr>
+        <w:pStyle w:val="Heading2"/>
+      </w:pPr>
+      <w:r>
+        <w:t xml:space="preserve">43 Jejunostomy Tube</w:t>
+      </w:r>
+    </w:p>
+    <w:bookmarkStart w:id="71" w:name="slide-content-20"/>
+    <w:p>
+      <w:pPr>
+        <w:pStyle w:val="Heading4"/>
+      </w:pPr>
+      <w:r>
+        <w:t xml:space="preserve">Slide content</w:t>
+      </w:r>
+    </w:p>
+    <w:p>
+      <w:pPr>
+        <w:pStyle w:val="FirstParagraph"/>
+      </w:pPr>
+      <w:r>
+        <w:t xml:space="preserve">Formula</w:t>
+      </w:r>
+      <w:r>
+        <w:t xml:space="preserve"> </w:t>
+      </w:r>
+      <w:r>
+        <w:t xml:space="preserve">Water</w:t>
+      </w:r>
+      <w:r>
+        <w:t xml:space="preserve"> </w:t>
+      </w:r>
+      <w:r>
+        <w:t xml:space="preserve">Medicines</w:t>
+      </w:r>
+    </w:p>
+    <w:p>
+      <w:pPr>
+        <w:pStyle w:val="BodyText"/>
+      </w:pPr>
+      <w:r>
+        <w:t xml:space="preserve">A jejunostomy tube can also be used to administer medicines. We have a separate video about how to administer medicines through a feeding tube.</w:t>
       </w:r>
     </w:p>
     <w:bookmarkEnd w:id="71"/>
-    <w:bookmarkStart w:id="72" w:name="slide-64"/>
-    <w:p>
-      <w:pPr>
-        <w:pStyle w:val="Heading2"/>
-      </w:pPr>
-      <w:r>
-        <w:t xml:space="preserve">64 Slide 64</w:t>
-      </w:r>
-    </w:p>
-    <w:p>
-      <w:pPr>
-        <w:pStyle w:val="FirstParagraph"/>
-      </w:pPr>
-      <w:r>
-        <w:t xml:space="preserve">The water is introduced into the chamber, and once the powder is dissolved,</w:t>
-      </w:r>
-    </w:p>
     <w:bookmarkEnd w:id="72"/>
-    <w:bookmarkStart w:id="73" w:name="slide-65"/>
-    <w:p>
-      <w:pPr>
-        <w:pStyle w:val="Heading2"/>
-      </w:pPr>
-      <w:r>
-        <w:t xml:space="preserve">65 Slide 65</w:t>
-      </w:r>
-    </w:p>
-    <w:p>
-      <w:pPr>
-        <w:pStyle w:val="FirstParagraph"/>
-      </w:pPr>
-      <w:r>
-        <w:t xml:space="preserve">the liquid is drawn up into the syringe.</w:t>
+    <w:bookmarkStart w:id="74" w:name="what-if-my-tube-falls-out"/>
+    <w:p>
+      <w:pPr>
+        <w:pStyle w:val="Heading2"/>
+      </w:pPr>
+      <w:r>
+        <w:t xml:space="preserve">44 What if my tube falls out?</w:t>
+      </w:r>
+    </w:p>
+    <w:bookmarkStart w:id="73" w:name="slide-content-21"/>
+    <w:p>
+      <w:pPr>
+        <w:pStyle w:val="Heading4"/>
+      </w:pPr>
+      <w:r>
+        <w:t xml:space="preserve">Slide content</w:t>
+      </w:r>
+    </w:p>
+    <w:p>
+      <w:pPr>
+        <w:pStyle w:val="FirstParagraph"/>
+      </w:pPr>
+      <w:r>
+        <w:t xml:space="preserve">Contact your care team immediately</w:t>
+      </w:r>
+      <w:r>
+        <w:t xml:space="preserve"> </w:t>
+      </w:r>
+      <w:r>
+        <w:t xml:space="preserve">Go to your local emergency room</w:t>
+      </w:r>
+    </w:p>
+    <w:p>
+      <w:pPr>
+        <w:pStyle w:val="BodyText"/>
+      </w:pPr>
+      <w:r>
+        <w:t xml:space="preserve">If your jejunostomy tube falls out, it is important to take action right away.</w:t>
+      </w:r>
+    </w:p>
+    <w:p>
+      <w:pPr>
+        <w:pStyle w:val="BodyText"/>
+      </w:pPr>
+      <w:r>
+        <w:t xml:space="preserve">Call your care team for instructions</w:t>
+      </w:r>
+      <w:r>
+        <w:t xml:space="preserve"> </w:t>
+      </w:r>
+      <w:r>
+        <w:t xml:space="preserve">If you can’t reach your care team, go immediately to a local emergency room.</w:t>
+      </w:r>
+    </w:p>
+    <w:p>
+      <w:pPr>
+        <w:pStyle w:val="BodyText"/>
+      </w:pPr>
+      <w:r>
+        <w:t xml:space="preserve">The skin will start to close over within a matter of hours, which can make it difficult to replace the tube.</w:t>
       </w:r>
     </w:p>
     <w:bookmarkEnd w:id="73"/>
-    <w:bookmarkStart w:id="74" w:name="medicine-administration-2"/>
-    <w:p>
-      <w:pPr>
-        <w:pStyle w:val="Heading2"/>
-      </w:pPr>
-      <w:r>
-        <w:t xml:space="preserve">66 Medicine Administration</w:t>
-      </w:r>
-    </w:p>
-    <w:p>
-      <w:pPr>
-        <w:pStyle w:val="FirstParagraph"/>
-      </w:pPr>
-      <w:r>
-        <w:t xml:space="preserve">The medicine can then be injected into the feeding tube</w:t>
-      </w:r>
-    </w:p>
     <w:bookmarkEnd w:id="74"/>
-    <w:bookmarkStart w:id="75" w:name="medicine-administration-3"/>
-    <w:p>
-      <w:pPr>
-        <w:pStyle w:val="Heading2"/>
-      </w:pPr>
-      <w:r>
-        <w:t xml:space="preserve">67 Medicine Administration</w:t>
-      </w:r>
-    </w:p>
-    <w:p>
-      <w:pPr>
-        <w:pStyle w:val="FirstParagraph"/>
-      </w:pPr>
-      <w:r>
-        <w:t xml:space="preserve">It is important to flush the tube with additional water after administering the medicine</w:t>
+    <w:bookmarkStart w:id="75" w:name="slide-45"/>
+    <w:p>
+      <w:pPr>
+        <w:pStyle w:val="Heading2"/>
+      </w:pPr>
+      <w:r>
+        <w:t xml:space="preserve">45 Slide 45</w:t>
+      </w:r>
+    </w:p>
+    <w:p>
+      <w:pPr>
+        <w:pStyle w:val="FirstParagraph"/>
+      </w:pPr>
+      <w:r>
+        <w:t xml:space="preserve">We hope you have found this video helpful. We have a companion video which describes a feeding gastrostomy.</w:t>
+      </w:r>
+    </w:p>
+    <w:p>
+      <w:pPr>
+        <w:pStyle w:val="BodyText"/>
+      </w:pPr>
+      <w:r>
+        <w:t xml:space="preserve">Please leave a comment if you have topics you would like covered in videos.</w:t>
+      </w:r>
+    </w:p>
+    <w:p>
+      <w:pPr>
+        <w:pStyle w:val="BodyText"/>
+      </w:pPr>
+      <w:r>
+        <w:t xml:space="preserve">Feel free to subscribe to be notified of new videos as we make them.</w:t>
       </w:r>
     </w:p>
     <w:bookmarkEnd w:id="75"/>
-    <w:bookmarkStart w:id="76" w:name="medicine-administration-4"/>
-    <w:p>
-      <w:pPr>
-        <w:pStyle w:val="Heading2"/>
-      </w:pPr>
-      <w:r>
-        <w:t xml:space="preserve">68 Medicine Administration</w:t>
-      </w:r>
-    </w:p>
-    <w:p>
-      <w:pPr>
-        <w:pStyle w:val="FirstParagraph"/>
-      </w:pPr>
-      <w:r>
-        <w:t xml:space="preserve">It’s important to administer the medicines separately, and not mix them together</w:t>
+    <w:bookmarkStart w:id="76" w:name="slide-46"/>
+    <w:p>
+      <w:pPr>
+        <w:pStyle w:val="Heading2"/>
+      </w:pPr>
+      <w:r>
+        <w:t xml:space="preserve">46 Slide 46</w:t>
+      </w:r>
+    </w:p>
+    <w:p>
+      <w:pPr>
+        <w:pStyle w:val="FirstParagraph"/>
+      </w:pPr>
+      <w:r>
+        <w:t xml:space="preserve">Our friend Brad has a feeding tube, and we will demonstrate how to administer water</w:t>
+      </w:r>
+    </w:p>
+    <w:p>
+      <w:pPr>
+        <w:pStyle w:val="BodyText"/>
+      </w:pPr>
+      <w:r>
+        <w:t xml:space="preserve">Open the cap</w:t>
+      </w:r>
+    </w:p>
+    <w:p>
+      <w:pPr>
+        <w:pStyle w:val="BodyText"/>
+      </w:pPr>
+      <w:r>
+        <w:t xml:space="preserve">Attach the syringe to the tube by twisting it on</w:t>
+      </w:r>
+    </w:p>
+    <w:p>
+      <w:pPr>
+        <w:pStyle w:val="BodyText"/>
+      </w:pPr>
+      <w:r>
+        <w:t xml:space="preserve">Empty the syringe</w:t>
+      </w:r>
+    </w:p>
+    <w:p>
+      <w:pPr>
+        <w:pStyle w:val="BodyText"/>
+      </w:pPr>
+      <w:r>
+        <w:t xml:space="preserve">Remove the syringe by twisting</w:t>
+      </w:r>
+    </w:p>
+    <w:p>
+      <w:pPr>
+        <w:pStyle w:val="BodyText"/>
+      </w:pPr>
+      <w:r>
+        <w:t xml:space="preserve">Close the cap</w:t>
       </w:r>
     </w:p>
     <w:bookmarkEnd w:id="76"/>
-    <w:bookmarkStart w:id="77" w:name="medicine-administration-5"/>
-    <w:p>
-      <w:pPr>
-        <w:pStyle w:val="Heading2"/>
-      </w:pPr>
-      <w:r>
-        <w:t xml:space="preserve">69 Medicine Administration</w:t>
-      </w:r>
-    </w:p>
-    <w:p>
-      <w:pPr>
-        <w:pStyle w:val="FirstParagraph"/>
-      </w:pPr>
-      <w:r>
-        <w:t xml:space="preserve">It is also important to flush the tube between medicines</w:t>
+    <w:bookmarkStart w:id="77" w:name="slide-47"/>
+    <w:p>
+      <w:pPr>
+        <w:pStyle w:val="Heading2"/>
+      </w:pPr>
+      <w:r>
+        <w:t xml:space="preserve">47 Slide 47</w:t>
+      </w:r>
+    </w:p>
+    <w:p>
+      <w:pPr>
+        <w:pStyle w:val="FirstParagraph"/>
+      </w:pPr>
+      <w:r>
+        <w:t xml:space="preserve">To use the funnel method, first remove the plunger from the barrel of the syringe</w:t>
+      </w:r>
+    </w:p>
+    <w:p>
+      <w:pPr>
+        <w:pStyle w:val="BodyText"/>
+      </w:pPr>
+      <w:r>
+        <w:t xml:space="preserve">Open the cap</w:t>
+      </w:r>
+    </w:p>
+    <w:p>
+      <w:pPr>
+        <w:pStyle w:val="BodyText"/>
+      </w:pPr>
+      <w:r>
+        <w:t xml:space="preserve">Attach the syringe to the tube by twisting it on</w:t>
+      </w:r>
+    </w:p>
+    <w:p>
+      <w:pPr>
+        <w:pStyle w:val="BodyText"/>
+      </w:pPr>
+      <w:r>
+        <w:t xml:space="preserve">The water is simply poured into the syringe barrel and gravity will take it into the jejunum.</w:t>
+      </w:r>
+    </w:p>
+    <w:p>
+      <w:pPr>
+        <w:pStyle w:val="BodyText"/>
+      </w:pPr>
+      <w:r>
+        <w:t xml:space="preserve">Remove the syringe by twisting</w:t>
+      </w:r>
+    </w:p>
+    <w:p>
+      <w:pPr>
+        <w:pStyle w:val="BodyText"/>
+      </w:pPr>
+      <w:r>
+        <w:t xml:space="preserve">Close the cap</w:t>
       </w:r>
     </w:p>
     <w:bookmarkEnd w:id="77"/>
-    <w:bookmarkStart w:id="78" w:name="medicine-administration-6"/>
-    <w:p>
-      <w:pPr>
-        <w:pStyle w:val="Heading2"/>
-      </w:pPr>
-      <w:r>
-        <w:t xml:space="preserve">70 Medicine Administration</w:t>
-      </w:r>
-    </w:p>
-    <w:p>
-      <w:pPr>
-        <w:pStyle w:val="FirstParagraph"/>
-      </w:pPr>
-      <w:r>
-        <w:t xml:space="preserve">Your pharmacist can help by making certain that the medicines you are taking are suitable to be crushed and given through a feeding tube.</w:t>
-      </w:r>
-    </w:p>
-    <w:bookmarkEnd w:id="78"/>
-    <w:bookmarkStart w:id="79" w:name="slide-71"/>
-    <w:p>
-      <w:pPr>
-        <w:pStyle w:val="Heading2"/>
-      </w:pPr>
-      <w:r>
-        <w:t xml:space="preserve">71 Slide 71</w:t>
-      </w:r>
-    </w:p>
-    <w:p>
-      <w:pPr>
-        <w:pStyle w:val="FirstParagraph"/>
-      </w:pPr>
-      <w:r>
-        <w:t xml:space="preserve">We hope you have found this video helpful. We have a companion video which describes a feeding gastrostomy.</w:t>
-      </w:r>
-    </w:p>
-    <w:p>
-      <w:pPr>
-        <w:pStyle w:val="BodyText"/>
-      </w:pPr>
-      <w:r>
-        <w:t xml:space="preserve">Please leave a comment if you have topics you would like covered in videos.</w:t>
-      </w:r>
-    </w:p>
-    <w:p>
-      <w:pPr>
-        <w:pStyle w:val="BodyText"/>
-      </w:pPr>
-      <w:r>
-        <w:t xml:space="preserve">Feel free to subscribe to be notified of new videos as we make them.</w:t>
-      </w:r>
-    </w:p>
-    <w:bookmarkEnd w:id="79"/>
-    <w:bookmarkStart w:id="80" w:name="slide-72"/>
-    <w:p>
-      <w:pPr>
-        <w:pStyle w:val="Heading2"/>
-      </w:pPr>
-      <w:r>
-        <w:t xml:space="preserve">72 Slide 72</w:t>
-      </w:r>
-    </w:p>
-    <w:p>
-      <w:pPr>
-        <w:pStyle w:val="FirstParagraph"/>
-      </w:pPr>
-      <w:r>
-        <w:t xml:space="preserve">Our friend Brad has a feeding tube, and we will demonstrate how to administer water</w:t>
-      </w:r>
-    </w:p>
-    <w:p>
-      <w:pPr>
-        <w:pStyle w:val="BodyText"/>
-      </w:pPr>
-      <w:r>
-        <w:t xml:space="preserve">Open the cap</w:t>
-      </w:r>
-    </w:p>
-    <w:p>
-      <w:pPr>
-        <w:pStyle w:val="BodyText"/>
-      </w:pPr>
-      <w:r>
-        <w:t xml:space="preserve">Attach the syringe to the tube by twisting it on</w:t>
-      </w:r>
-    </w:p>
-    <w:p>
-      <w:pPr>
-        <w:pStyle w:val="BodyText"/>
-      </w:pPr>
-      <w:r>
-        <w:t xml:space="preserve">Empty the syringe</w:t>
-      </w:r>
-    </w:p>
-    <w:p>
-      <w:pPr>
-        <w:pStyle w:val="BodyText"/>
-      </w:pPr>
-      <w:r>
-        <w:t xml:space="preserve">Remove the syringe by twisting</w:t>
-      </w:r>
-    </w:p>
-    <w:p>
-      <w:pPr>
-        <w:pStyle w:val="BodyText"/>
-      </w:pPr>
-      <w:r>
-        <w:t xml:space="preserve">Close the cap</w:t>
-      </w:r>
-    </w:p>
-    <w:bookmarkEnd w:id="80"/>
-    <w:bookmarkStart w:id="81" w:name="slide-73"/>
-    <w:p>
-      <w:pPr>
-        <w:pStyle w:val="Heading2"/>
-      </w:pPr>
-      <w:r>
-        <w:t xml:space="preserve">73 Slide 73</w:t>
-      </w:r>
-    </w:p>
-    <w:p>
-      <w:pPr>
-        <w:pStyle w:val="FirstParagraph"/>
-      </w:pPr>
-      <w:r>
-        <w:t xml:space="preserve">To use the funnel method, first remove the plunger from the barrel of the syringe</w:t>
-      </w:r>
-    </w:p>
-    <w:p>
-      <w:pPr>
-        <w:pStyle w:val="BodyText"/>
-      </w:pPr>
-      <w:r>
-        <w:t xml:space="preserve">Open the cap</w:t>
-      </w:r>
-    </w:p>
-    <w:p>
-      <w:pPr>
-        <w:pStyle w:val="BodyText"/>
-      </w:pPr>
-      <w:r>
-        <w:t xml:space="preserve">Attach the syringe to the tube by twisting it on</w:t>
-      </w:r>
-    </w:p>
-    <w:p>
-      <w:pPr>
-        <w:pStyle w:val="BodyText"/>
-      </w:pPr>
-      <w:r>
-        <w:t xml:space="preserve">The water is simply poured into the syringe barrel and gravity will take it into the jejunum.</w:t>
-      </w:r>
-    </w:p>
-    <w:p>
-      <w:pPr>
-        <w:pStyle w:val="BodyText"/>
-      </w:pPr>
-      <w:r>
-        <w:t xml:space="preserve">Remove the syringe by twisting</w:t>
-      </w:r>
-    </w:p>
-    <w:p>
-      <w:pPr>
-        <w:pStyle w:val="BodyText"/>
-      </w:pPr>
-      <w:r>
-        <w:t xml:space="preserve">Close the cap</w:t>
-      </w:r>
-    </w:p>
-    <w:bookmarkEnd w:id="81"/>
     <w:sectPr>
       <w:footnotePr>
         <w:numRestart w:val="eachSect"/>

--- a/keynote_scripts/Jejunostomy_.docx
+++ b/keynote_scripts/Jejunostomy_.docx
@@ -174,7 +174,7 @@
       </w:r>
     </w:p>
     <w:bookmarkEnd w:id="14"/>
-    <w:bookmarkStart w:id="16" w:name="jejunostomy-tube"/>
+    <w:bookmarkStart w:id="15" w:name="jejunostomy-tube"/>
     <w:p>
       <w:pPr>
         <w:pStyle w:val="Heading2"/>
@@ -183,18 +183,17 @@
         <w:t xml:space="preserve">7 Jejunostomy Tube</w:t>
       </w:r>
     </w:p>
-    <w:bookmarkStart w:id="15" w:name="slide-content"/>
-    <w:p>
-      <w:pPr>
-        <w:pStyle w:val="Heading4"/>
-      </w:pPr>
-      <w:r>
-        <w:t xml:space="preserve">Slide content</w:t>
-      </w:r>
-    </w:p>
-    <w:p>
-      <w:pPr>
-        <w:pStyle w:val="FirstParagraph"/>
+    <w:p>
+      <w:pPr>
+        <w:pStyle w:val="FirstParagraph"/>
+      </w:pPr>
+      <w:r>
+        <w:t xml:space="preserve">A jejunostomy tube can be used to administer</w:t>
+      </w:r>
+    </w:p>
+    <w:p>
+      <w:pPr>
+        <w:pStyle w:val="BodyText"/>
       </w:pPr>
       <w:r>
         <w:t xml:space="preserve">Formula</w:t>
@@ -209,1303 +208,805 @@
         <w:t xml:space="preserve"> </w:t>
       </w:r>
       <w:r>
-        <w:t xml:space="preserve">Medicines</w:t>
-      </w:r>
-    </w:p>
-    <w:p>
-      <w:pPr>
-        <w:pStyle w:val="BodyText"/>
-      </w:pPr>
-      <w:r>
-        <w:t xml:space="preserve">A jejunostomy tube can be used to administer</w:t>
-      </w:r>
-    </w:p>
-    <w:p>
-      <w:pPr>
-        <w:pStyle w:val="BodyText"/>
-      </w:pPr>
-      <w:r>
-        <w:t xml:space="preserve">Formula</w:t>
+        <w:t xml:space="preserve">And medicines</w:t>
+      </w:r>
+    </w:p>
+    <w:bookmarkEnd w:id="15"/>
+    <w:bookmarkStart w:id="16" w:name="slide-8"/>
+    <w:p>
+      <w:pPr>
+        <w:pStyle w:val="Heading2"/>
+      </w:pPr>
+      <w:r>
+        <w:t xml:space="preserve">8 Slide 8</w:t>
+      </w:r>
+    </w:p>
+    <w:p>
+      <w:pPr>
+        <w:pStyle w:val="FirstParagraph"/>
+      </w:pPr>
+      <w:r>
+        <w:t xml:space="preserve">Here’s what a tube may look like</w:t>
+      </w:r>
+    </w:p>
+    <w:bookmarkEnd w:id="16"/>
+    <w:bookmarkStart w:id="17" w:name="slide-9"/>
+    <w:p>
+      <w:pPr>
+        <w:pStyle w:val="Heading2"/>
+      </w:pPr>
+      <w:r>
+        <w:t xml:space="preserve">9 Slide 9</w:t>
+      </w:r>
+    </w:p>
+    <w:p>
+      <w:pPr>
+        <w:pStyle w:val="FirstParagraph"/>
+      </w:pPr>
+      <w:r>
+        <w:t xml:space="preserve">Here are some examples of the formula which might be used with your feeding tube.</w:t>
       </w:r>
       <w:r>
         <w:t xml:space="preserve"> </w:t>
       </w:r>
       <w:r>
-        <w:t xml:space="preserve">Water</w:t>
+        <w:t xml:space="preserve">It is specially designed to provide protein, carbohydrates, fats, and vitamins and minerals</w:t>
+      </w:r>
+    </w:p>
+    <w:bookmarkEnd w:id="17"/>
+    <w:bookmarkStart w:id="18" w:name="feeding-tube"/>
+    <w:p>
+      <w:pPr>
+        <w:pStyle w:val="Heading2"/>
+      </w:pPr>
+      <w:r>
+        <w:t xml:space="preserve">10 Feeding Tube</w:t>
+      </w:r>
+    </w:p>
+    <w:p>
+      <w:pPr>
+        <w:pStyle w:val="FirstParagraph"/>
+      </w:pPr>
+      <w:r>
+        <w:t xml:space="preserve">In most cases, a feeding tube will not interfere with eating or drinking by mouth</w:t>
+      </w:r>
+    </w:p>
+    <w:bookmarkEnd w:id="18"/>
+    <w:bookmarkStart w:id="19" w:name="feeding-tube-1"/>
+    <w:p>
+      <w:pPr>
+        <w:pStyle w:val="Heading2"/>
+      </w:pPr>
+      <w:r>
+        <w:t xml:space="preserve">11 Feeding Tube</w:t>
+      </w:r>
+    </w:p>
+    <w:p>
+      <w:pPr>
+        <w:pStyle w:val="FirstParagraph"/>
+      </w:pPr>
+      <w:r>
+        <w:t xml:space="preserve">And you can continue with regular activities such as exercise and showering.</w:t>
+      </w:r>
+    </w:p>
+    <w:bookmarkEnd w:id="19"/>
+    <w:bookmarkStart w:id="20" w:name="slide-12"/>
+    <w:p>
+      <w:pPr>
+        <w:pStyle w:val="Heading2"/>
+      </w:pPr>
+      <w:r>
+        <w:t xml:space="preserve">12 Slide 12</w:t>
+      </w:r>
+    </w:p>
+    <w:p>
+      <w:pPr>
+        <w:pStyle w:val="FirstParagraph"/>
+      </w:pPr>
+      <w:r>
+        <w:t xml:space="preserve">If we go back to our drawing, we see that the stomach is quite large, which allows it to store food after a meal.</w:t>
+      </w:r>
+    </w:p>
+    <w:bookmarkEnd w:id="20"/>
+    <w:bookmarkStart w:id="21" w:name="slide-13"/>
+    <w:p>
+      <w:pPr>
+        <w:pStyle w:val="Heading2"/>
+      </w:pPr>
+      <w:r>
+        <w:t xml:space="preserve">13 Slide 13</w:t>
+      </w:r>
+    </w:p>
+    <w:p>
+      <w:pPr>
+        <w:pStyle w:val="FirstParagraph"/>
+      </w:pPr>
+      <w:r>
+        <w:t xml:space="preserve">This makes it possible to have a large Thanksgiving mean, and spend the next few days digesting it.</w:t>
+      </w:r>
+    </w:p>
+    <w:bookmarkEnd w:id="21"/>
+    <w:bookmarkStart w:id="22" w:name="stomach"/>
+    <w:p>
+      <w:pPr>
+        <w:pStyle w:val="Heading2"/>
+      </w:pPr>
+      <w:r>
+        <w:t xml:space="preserve">14 Stomach</w:t>
+      </w:r>
+    </w:p>
+    <w:p>
+      <w:pPr>
+        <w:pStyle w:val="FirstParagraph"/>
+      </w:pPr>
+      <w:r>
+        <w:t xml:space="preserve">The stomach acts as a temporary storage area for food, like this grain elevator</w:t>
+      </w:r>
+    </w:p>
+    <w:bookmarkEnd w:id="22"/>
+    <w:bookmarkStart w:id="23" w:name="jejunum"/>
+    <w:p>
+      <w:pPr>
+        <w:pStyle w:val="Heading2"/>
+      </w:pPr>
+      <w:r>
+        <w:t xml:space="preserve">15 Jejunum</w:t>
+      </w:r>
+    </w:p>
+    <w:p>
+      <w:pPr>
+        <w:pStyle w:val="FirstParagraph"/>
+      </w:pPr>
+      <w:r>
+        <w:t xml:space="preserve">= Small Intestine</w:t>
+      </w:r>
+    </w:p>
+    <w:p>
+      <w:pPr>
+        <w:pStyle w:val="BodyText"/>
+      </w:pPr>
+      <w:r>
+        <w:t xml:space="preserve">The stomach sends a small amount of food at a time into the jejunum, much like this grain elevator sends grain onto this conveyor belt.</w:t>
+      </w:r>
+    </w:p>
+    <w:bookmarkEnd w:id="23"/>
+    <w:bookmarkStart w:id="24" w:name="slide-16"/>
+    <w:p>
+      <w:pPr>
+        <w:pStyle w:val="Heading2"/>
+      </w:pPr>
+      <w:r>
+        <w:t xml:space="preserve">16 Slide 16</w:t>
+      </w:r>
+    </w:p>
+    <w:p>
+      <w:pPr>
+        <w:pStyle w:val="FirstParagraph"/>
+      </w:pPr>
+      <w:r>
+        <w:t xml:space="preserve">Just like a conveyor belt, it’s be easy for the jejunum to get overloaded if it receives too much food at once.</w:t>
+      </w:r>
+    </w:p>
+    <w:bookmarkEnd w:id="24"/>
+    <w:bookmarkStart w:id="25" w:name="slide-17"/>
+    <w:p>
+      <w:pPr>
+        <w:pStyle w:val="Heading2"/>
+      </w:pPr>
+      <w:r>
+        <w:t xml:space="preserve">17 Slide 17</w:t>
+      </w:r>
+    </w:p>
+    <w:p>
+      <w:pPr>
+        <w:pStyle w:val="FirstParagraph"/>
+      </w:pPr>
+      <w:r>
+        <w:t xml:space="preserve">So when you have a jejunostomy, it’s important that the formula goes into the tube as a slow, steady rate in order to avoid overloading the jejunum.</w:t>
       </w:r>
       <w:r>
         <w:t xml:space="preserve"> </w:t>
       </w:r>
       <w:r>
-        <w:t xml:space="preserve">And medicines</w:t>
-      </w:r>
-    </w:p>
-    <w:bookmarkEnd w:id="15"/>
-    <w:bookmarkEnd w:id="16"/>
-    <w:bookmarkStart w:id="17" w:name="slide-8"/>
-    <w:p>
-      <w:pPr>
-        <w:pStyle w:val="Heading2"/>
-      </w:pPr>
-      <w:r>
-        <w:t xml:space="preserve">8 Slide 8</w:t>
-      </w:r>
-    </w:p>
-    <w:p>
-      <w:pPr>
-        <w:pStyle w:val="FirstParagraph"/>
-      </w:pPr>
-      <w:r>
-        <w:t xml:space="preserve">Here’s what a tube may look like</w:t>
-      </w:r>
-    </w:p>
-    <w:bookmarkEnd w:id="17"/>
-    <w:bookmarkStart w:id="18" w:name="slide-9"/>
-    <w:p>
-      <w:pPr>
-        <w:pStyle w:val="Heading2"/>
-      </w:pPr>
-      <w:r>
-        <w:t xml:space="preserve">9 Slide 9</w:t>
-      </w:r>
-    </w:p>
-    <w:p>
-      <w:pPr>
-        <w:pStyle w:val="FirstParagraph"/>
-      </w:pPr>
-      <w:r>
-        <w:t xml:space="preserve">Here are some examples of the formula which might be used with your feeding tube.</w:t>
+        <w:t xml:space="preserve">This requires a pump to administer the feeding over a several hours.</w:t>
+      </w:r>
+    </w:p>
+    <w:bookmarkEnd w:id="25"/>
+    <w:bookmarkStart w:id="26" w:name="slide-18"/>
+    <w:p>
+      <w:pPr>
+        <w:pStyle w:val="Heading2"/>
+      </w:pPr>
+      <w:r>
+        <w:t xml:space="preserve">18 Slide 18</w:t>
+      </w:r>
+    </w:p>
+    <w:p>
+      <w:pPr>
+        <w:pStyle w:val="FirstParagraph"/>
+      </w:pPr>
+      <w:r>
+        <w:t xml:space="preserve">Here’s an example of a typical pump and feeding bag used with a jejunostomy tube</w:t>
+      </w:r>
+    </w:p>
+    <w:bookmarkEnd w:id="26"/>
+    <w:bookmarkStart w:id="27" w:name="slide-19"/>
+    <w:p>
+      <w:pPr>
+        <w:pStyle w:val="Heading2"/>
+      </w:pPr>
+      <w:r>
+        <w:t xml:space="preserve">19 Slide 19</w:t>
+      </w:r>
+    </w:p>
+    <w:p>
+      <w:pPr>
+        <w:pStyle w:val="FirstParagraph"/>
+      </w:pPr>
+      <w:r>
+        <w:t xml:space="preserve">And here’s the bag and a pump connected to the feeding tube.</w:t>
+      </w:r>
+    </w:p>
+    <w:p>
+      <w:pPr>
+        <w:pStyle w:val="BodyText"/>
+      </w:pPr>
+      <w:r>
+        <w:t xml:space="preserve">You can move around the house with a bag and pump, but its best to run the feedings at night, so that you be more mobile during the day.</w:t>
+      </w:r>
+    </w:p>
+    <w:bookmarkEnd w:id="27"/>
+    <w:bookmarkStart w:id="28" w:name="how-much-formula-do-i-need"/>
+    <w:p>
+      <w:pPr>
+        <w:pStyle w:val="Heading2"/>
+      </w:pPr>
+      <w:r>
+        <w:t xml:space="preserve">20 How Much Formula Do I Need?</w:t>
+      </w:r>
+    </w:p>
+    <w:p>
+      <w:pPr>
+        <w:pStyle w:val="FirstParagraph"/>
+      </w:pPr>
+      <w:r>
+        <w:t xml:space="preserve">An important question is “How much formula do I need?”</w:t>
+      </w:r>
+    </w:p>
+    <w:bookmarkEnd w:id="28"/>
+    <w:bookmarkStart w:id="29" w:name="slide-21"/>
+    <w:p>
+      <w:pPr>
+        <w:pStyle w:val="Heading2"/>
+      </w:pPr>
+      <w:r>
+        <w:t xml:space="preserve">21 Slide 21</w:t>
+      </w:r>
+    </w:p>
+    <w:p>
+      <w:pPr>
+        <w:pStyle w:val="FirstParagraph"/>
+      </w:pPr>
+      <w:r>
+        <w:t xml:space="preserve">The short answer is that your dietitian will calculate how much formula you need, but we can give you a rough idea.</w:t>
+      </w:r>
+    </w:p>
+    <w:p>
+      <w:pPr>
+        <w:pStyle w:val="BodyText"/>
+      </w:pPr>
+      <w:r>
+        <w:t xml:space="preserve">Your dietitian will also make recommendations for the rate and duration of tube feeds, and for the administration of additional water.</w:t>
+      </w:r>
+    </w:p>
+    <w:bookmarkEnd w:id="29"/>
+    <w:bookmarkStart w:id="30" w:name="rate-and-duration"/>
+    <w:p>
+      <w:pPr>
+        <w:pStyle w:val="Heading2"/>
+      </w:pPr>
+      <w:r>
+        <w:t xml:space="preserve">22 Rate and Duration</w:t>
+      </w:r>
+    </w:p>
+    <w:p>
+      <w:pPr>
+        <w:pStyle w:val="FirstParagraph"/>
+      </w:pPr>
+      <w:r>
+        <w:t xml:space="preserve">Your dietitian will calculate how many cartons of tube feeds you will need</w:t>
+      </w:r>
+    </w:p>
+    <w:p>
+      <w:pPr>
+        <w:pStyle w:val="BodyText"/>
+      </w:pPr>
+      <w:r>
+        <w:t xml:space="preserve">Let’s assume that you will need 5 cartons of tube feeds, where each carton is 240mL</w:t>
+      </w:r>
+    </w:p>
+    <w:p>
+      <w:pPr>
+        <w:pStyle w:val="BodyText"/>
+      </w:pPr>
+      <w:r>
+        <w:t xml:space="preserve">This would total 1200mL of formula per day</w:t>
+      </w:r>
+    </w:p>
+    <w:p>
+      <w:pPr>
+        <w:pStyle w:val="BodyText"/>
+      </w:pPr>
+      <w:r>
+        <w:t xml:space="preserve">One way to take in 5 cartons would be to run the tube feeds continuously, 24 hours per day.</w:t>
+      </w:r>
+    </w:p>
+    <w:p>
+      <w:pPr>
+        <w:pStyle w:val="BodyText"/>
+      </w:pPr>
+      <w:r>
+        <w:t xml:space="preserve">This would require a rate of 50mL per hour, because 50 x 24 is 1200.</w:t>
+      </w:r>
+    </w:p>
+    <w:bookmarkEnd w:id="30"/>
+    <w:bookmarkStart w:id="31" w:name="cartons-tube-feeds-1200ml"/>
+    <w:p>
+      <w:pPr>
+        <w:pStyle w:val="Heading2"/>
+      </w:pPr>
+      <w:r>
+        <w:t xml:space="preserve">23 5 cartons Tube feeds 1200mL</w:t>
+      </w:r>
+    </w:p>
+    <w:p>
+      <w:pPr>
+        <w:pStyle w:val="FirstParagraph"/>
+      </w:pPr>
+      <w:r>
+        <w:t xml:space="preserve">So we could run tube feeds 24 hours per day at 50mL/hour. This would work fine…</w:t>
+      </w:r>
+    </w:p>
+    <w:bookmarkEnd w:id="31"/>
+    <w:bookmarkStart w:id="32" w:name="cartons-tube-feeds"/>
+    <w:p>
+      <w:pPr>
+        <w:pStyle w:val="Heading2"/>
+      </w:pPr>
+      <w:r>
+        <w:t xml:space="preserve">24 5 cartons Tube feeds</w:t>
+      </w:r>
+    </w:p>
+    <w:p>
+      <w:pPr>
+        <w:pStyle w:val="FirstParagraph"/>
+      </w:pPr>
+      <w:r>
+        <w:t xml:space="preserve">The problem with this is it’s inconvenient.</w:t>
+      </w:r>
+    </w:p>
+    <w:p>
+      <w:pPr>
+        <w:pStyle w:val="BodyText"/>
+      </w:pPr>
+      <w:r>
+        <w:t xml:space="preserve">If you want to go for a walk or go shopping, you would need to take your pump with you,</w:t>
+      </w:r>
+    </w:p>
+    <w:bookmarkEnd w:id="32"/>
+    <w:bookmarkStart w:id="33" w:name="slide-25"/>
+    <w:p>
+      <w:pPr>
+        <w:pStyle w:val="Heading2"/>
+      </w:pPr>
+      <w:r>
+        <w:t xml:space="preserve">25 Slide 25</w:t>
+      </w:r>
+    </w:p>
+    <w:p>
+      <w:pPr>
+        <w:pStyle w:val="FirstParagraph"/>
+      </w:pPr>
+      <w:r>
+        <w:t xml:space="preserve">If you can avoid it, you don’t want to feel like you’re chained to your infusion pump.</w:t>
+      </w:r>
+    </w:p>
+    <w:bookmarkEnd w:id="33"/>
+    <w:bookmarkStart w:id="34" w:name="cartons-tube-feeds-1"/>
+    <w:p>
+      <w:pPr>
+        <w:pStyle w:val="Heading2"/>
+      </w:pPr>
+      <w:r>
+        <w:t xml:space="preserve">26 5 cartons Tube feeds</w:t>
+      </w:r>
+    </w:p>
+    <w:p>
+      <w:pPr>
+        <w:pStyle w:val="FirstParagraph"/>
+      </w:pPr>
+      <w:r>
+        <w:t xml:space="preserve">An alternative would be to increase the rate and decrease the time.</w:t>
       </w:r>
       <w:r>
         <w:t xml:space="preserve"> </w:t>
       </w:r>
       <w:r>
-        <w:t xml:space="preserve">It is specially designed to provide protein, carbohydrates, fats, and vitamins and minerals</w:t>
-      </w:r>
-    </w:p>
-    <w:bookmarkEnd w:id="18"/>
-    <w:bookmarkStart w:id="20" w:name="feeding-tube"/>
-    <w:p>
-      <w:pPr>
-        <w:pStyle w:val="Heading2"/>
-      </w:pPr>
-      <w:r>
-        <w:t xml:space="preserve">10 Feeding Tube</w:t>
-      </w:r>
-    </w:p>
-    <w:bookmarkStart w:id="19" w:name="slide-content-1"/>
-    <w:p>
-      <w:pPr>
-        <w:pStyle w:val="Heading4"/>
-      </w:pPr>
-      <w:r>
-        <w:t xml:space="preserve">Slide content</w:t>
-      </w:r>
-    </w:p>
-    <w:p>
-      <w:pPr>
-        <w:pStyle w:val="FirstParagraph"/>
-      </w:pPr>
-      <w:r>
-        <w:t xml:space="preserve">Does not interfere with eating and drinking</w:t>
+        <w:t xml:space="preserve">You could increase the rate to 75mL/hour, which would only take 16 hours. You would have 8 hours a day disconnected from the pump.</w:t>
+      </w:r>
+    </w:p>
+    <w:bookmarkEnd w:id="34"/>
+    <w:bookmarkStart w:id="35" w:name="cartons-tube-feeds-2"/>
+    <w:p>
+      <w:pPr>
+        <w:pStyle w:val="Heading2"/>
+      </w:pPr>
+      <w:r>
+        <w:t xml:space="preserve">27 5 cartons Tube feeds</w:t>
+      </w:r>
+    </w:p>
+    <w:p>
+      <w:pPr>
+        <w:pStyle w:val="FirstParagraph"/>
+      </w:pPr>
+      <w:r>
+        <w:t xml:space="preserve">So what if you wanted to get the feeding in within 12 hours? You would need to run the pump at 100mL/hour.</w:t>
+      </w:r>
+    </w:p>
+    <w:p>
+      <w:pPr>
+        <w:pStyle w:val="BodyText"/>
+      </w:pPr>
+      <w:r>
+        <w:t xml:space="preserve">For many patients, this won’t work, because the small intestine can’t handle that much formula at a time</w:t>
+      </w:r>
+    </w:p>
+    <w:bookmarkEnd w:id="35"/>
+    <w:bookmarkStart w:id="36" w:name="cartons-tube-feeds-3"/>
+    <w:p>
+      <w:pPr>
+        <w:pStyle w:val="Heading2"/>
+      </w:pPr>
+      <w:r>
+        <w:t xml:space="preserve">28 5 cartons Tube feeds</w:t>
+      </w:r>
+    </w:p>
+    <w:p>
+      <w:pPr>
+        <w:pStyle w:val="FirstParagraph"/>
+      </w:pPr>
+      <w:r>
+        <w:t xml:space="preserve">A slower rate of 50mL/hour is inconvenient, as it may require being hooked up to the pump all day.</w:t>
+      </w:r>
+    </w:p>
+    <w:p>
+      <w:pPr>
+        <w:pStyle w:val="BodyText"/>
+      </w:pPr>
+      <w:r>
+        <w:t xml:space="preserve">On the other hand, a faster rate of 100mL/hr would be more convenient, but carries the risk of diarrhea and cramps.</w:t>
+      </w:r>
+    </w:p>
+    <w:bookmarkEnd w:id="36"/>
+    <w:bookmarkStart w:id="37" w:name="slide-29"/>
+    <w:p>
+      <w:pPr>
+        <w:pStyle w:val="Heading2"/>
+      </w:pPr>
+      <w:r>
+        <w:t xml:space="preserve">29 Slide 29</w:t>
+      </w:r>
+    </w:p>
+    <w:p>
+      <w:pPr>
+        <w:pStyle w:val="FirstParagraph"/>
+      </w:pPr>
+      <w:r>
+        <w:t xml:space="preserve">Too high a rate of tube feeds will overwhelm the jejunum, and the result is cramps and diarrhea.</w:t>
+      </w:r>
+    </w:p>
+    <w:bookmarkEnd w:id="37"/>
+    <w:bookmarkStart w:id="38" w:name="cartons-tube-feeds-4"/>
+    <w:p>
+      <w:pPr>
+        <w:pStyle w:val="Heading2"/>
+      </w:pPr>
+      <w:r>
+        <w:t xml:space="preserve">30 5 cartons Tube feeds</w:t>
+      </w:r>
+    </w:p>
+    <w:p>
+      <w:pPr>
+        <w:pStyle w:val="FirstParagraph"/>
+      </w:pPr>
+      <w:r>
+        <w:t xml:space="preserve">Running tube feeds for 16 hours a day is for many patients a good compromise between convenience and good tolerance of tube feeds. Most patients can tolerate 75mL/hour of tube feeds.</w:t>
+      </w:r>
+    </w:p>
+    <w:bookmarkEnd w:id="38"/>
+    <w:bookmarkStart w:id="39" w:name="starting-tube-feeds"/>
+    <w:p>
+      <w:pPr>
+        <w:pStyle w:val="Heading2"/>
+      </w:pPr>
+      <w:r>
+        <w:t xml:space="preserve">31 Starting Tube Feeds</w:t>
+      </w:r>
+    </w:p>
+    <w:p>
+      <w:pPr>
+        <w:pStyle w:val="FirstParagraph"/>
+      </w:pPr>
+      <w:r>
+        <w:t xml:space="preserve">When starting tube feeds for the first time it is important to start slowly to allow the small intestine, the jejunum, to get adjusted.</w:t>
+      </w:r>
+    </w:p>
+    <w:p>
+      <w:pPr>
+        <w:pStyle w:val="BodyText"/>
+      </w:pPr>
+      <w:r>
+        <w:t xml:space="preserve">We typically start at 30mL/hour and run them continuously, meaning 24 hours per day.</w:t>
+      </w:r>
+    </w:p>
+    <w:bookmarkEnd w:id="39"/>
+    <w:bookmarkStart w:id="40" w:name="starting-tube-feeds-1"/>
+    <w:p>
+      <w:pPr>
+        <w:pStyle w:val="Heading2"/>
+      </w:pPr>
+      <w:r>
+        <w:t xml:space="preserve">32 Starting Tube Feeds</w:t>
+      </w:r>
+    </w:p>
+    <w:p>
+      <w:pPr>
+        <w:pStyle w:val="FirstParagraph"/>
+      </w:pPr>
+      <w:r>
+        <w:t xml:space="preserve">The rate of administration of the formula is then increased 10mL/hour every 8 to 12 hours up to the goal rate.</w:t>
+      </w:r>
+    </w:p>
+    <w:bookmarkEnd w:id="40"/>
+    <w:bookmarkStart w:id="41" w:name="nocturnal-tube-feeds"/>
+    <w:p>
+      <w:pPr>
+        <w:pStyle w:val="Heading2"/>
+      </w:pPr>
+      <w:r>
+        <w:t xml:space="preserve">33 Nocturnal Tube Feeds</w:t>
+      </w:r>
+    </w:p>
+    <w:p>
+      <w:pPr>
+        <w:pStyle w:val="FirstParagraph"/>
+      </w:pPr>
+      <w:r>
+        <w:t xml:space="preserve">Once the feedings are running at the goal rate,</w:t>
       </w:r>
       <w:r>
         <w:t xml:space="preserve"> </w:t>
       </w:r>
       <w:r>
-        <w:t xml:space="preserve">Continue regular activities (exercise, showering)</w:t>
-      </w:r>
-    </w:p>
-    <w:p>
-      <w:pPr>
-        <w:pStyle w:val="BodyText"/>
-      </w:pPr>
-      <w:r>
-        <w:t xml:space="preserve">In most cases, a feeding tube will not interfere with eating or drinking by mouth</w:t>
-      </w:r>
-    </w:p>
-    <w:bookmarkEnd w:id="19"/>
-    <w:bookmarkEnd w:id="20"/>
-    <w:bookmarkStart w:id="22" w:name="feeding-tube-1"/>
-    <w:p>
-      <w:pPr>
-        <w:pStyle w:val="Heading2"/>
-      </w:pPr>
-      <w:r>
-        <w:t xml:space="preserve">11 Feeding Tube</w:t>
-      </w:r>
-    </w:p>
-    <w:bookmarkStart w:id="21" w:name="slide-content-2"/>
-    <w:p>
-      <w:pPr>
-        <w:pStyle w:val="Heading4"/>
-      </w:pPr>
-      <w:r>
-        <w:t xml:space="preserve">Slide content</w:t>
-      </w:r>
-    </w:p>
-    <w:p>
-      <w:pPr>
-        <w:pStyle w:val="FirstParagraph"/>
-      </w:pPr>
-      <w:r>
-        <w:t xml:space="preserve">Does not interfere with eating and drinking</w:t>
+        <w:t xml:space="preserve">It is possible to convert to a nocturnal schedule, to run the feedings just at night</w:t>
+      </w:r>
+    </w:p>
+    <w:bookmarkEnd w:id="41"/>
+    <w:bookmarkStart w:id="42" w:name="nocturnal-tube-feeds-1"/>
+    <w:p>
+      <w:pPr>
+        <w:pStyle w:val="Heading2"/>
+      </w:pPr>
+      <w:r>
+        <w:t xml:space="preserve">34 Nocturnal Tube Feeds</w:t>
+      </w:r>
+    </w:p>
+    <w:p>
+      <w:pPr>
+        <w:pStyle w:val="FirstParagraph"/>
+      </w:pPr>
+      <w:r>
+        <w:t xml:space="preserve">Typically we aim to run the pump for 16 hours of feedings which leaves 8 hours to be disconnected from the pump</w:t>
+      </w:r>
+    </w:p>
+    <w:bookmarkEnd w:id="42"/>
+    <w:bookmarkStart w:id="43" w:name="nocturnal-tube-feeds-2"/>
+    <w:p>
+      <w:pPr>
+        <w:pStyle w:val="Heading2"/>
+      </w:pPr>
+      <w:r>
+        <w:t xml:space="preserve">35 Nocturnal Tube Feeds</w:t>
+      </w:r>
+    </w:p>
+    <w:p>
+      <w:pPr>
+        <w:pStyle w:val="FirstParagraph"/>
+      </w:pPr>
+      <w:r>
+        <w:t xml:space="preserve">A typical schedule would be to connect the feeding tube to the pump at 6pm and run tube feeds at night from 6pm to 10am.</w:t>
+      </w:r>
+    </w:p>
+    <w:p>
+      <w:pPr>
+        <w:pStyle w:val="BodyText"/>
+      </w:pPr>
+      <w:r>
+        <w:t xml:space="preserve">This would allow being disconnected from the pump from 10am to 6pm.</w:t>
+      </w:r>
+    </w:p>
+    <w:bookmarkEnd w:id="43"/>
+    <w:bookmarkStart w:id="44" w:name="water-flushes"/>
+    <w:p>
+      <w:pPr>
+        <w:pStyle w:val="Heading2"/>
+      </w:pPr>
+      <w:r>
+        <w:t xml:space="preserve">36 Water Flushes</w:t>
+      </w:r>
+    </w:p>
+    <w:p>
+      <w:pPr>
+        <w:pStyle w:val="FirstParagraph"/>
+      </w:pPr>
+      <w:r>
+        <w:t xml:space="preserve">Flushing the jejunostomy tube with water is important for two reasons:</w:t>
+      </w:r>
+    </w:p>
+    <w:p>
+      <w:pPr>
+        <w:pStyle w:val="BodyText"/>
+      </w:pPr>
+      <w:r>
+        <w:t xml:space="preserve">To prevent dehydration…</w:t>
+      </w:r>
+    </w:p>
+    <w:bookmarkEnd w:id="44"/>
+    <w:bookmarkStart w:id="45" w:name="water-flushes-1"/>
+    <w:p>
+      <w:pPr>
+        <w:pStyle w:val="Heading2"/>
+      </w:pPr>
+      <w:r>
+        <w:t xml:space="preserve">37 Water Flushes</w:t>
+      </w:r>
+    </w:p>
+    <w:p>
+      <w:pPr>
+        <w:pStyle w:val="FirstParagraph"/>
+      </w:pPr>
+      <w:r>
+        <w:t xml:space="preserve">… and to prevent clogging of the tube.</w:t>
+      </w:r>
+    </w:p>
+    <w:bookmarkEnd w:id="45"/>
+    <w:bookmarkStart w:id="46" w:name="water-flushes-2"/>
+    <w:p>
+      <w:pPr>
+        <w:pStyle w:val="Heading2"/>
+      </w:pPr>
+      <w:r>
+        <w:t xml:space="preserve">38 Water Flushes</w:t>
+      </w:r>
+    </w:p>
+    <w:p>
+      <w:pPr>
+        <w:pStyle w:val="FirstParagraph"/>
+      </w:pPr>
+      <w:r>
+        <w:t xml:space="preserve">Water flushes are required…</w:t>
+      </w:r>
+    </w:p>
+    <w:p>
+      <w:pPr>
+        <w:pStyle w:val="BodyText"/>
+      </w:pPr>
+      <w:r>
+        <w:t xml:space="preserve">At the start and end of tube feeds</w:t>
       </w:r>
       <w:r>
         <w:t xml:space="preserve"> </w:t>
       </w:r>
       <w:r>
-        <w:t xml:space="preserve">Continue regular activities (exercise, showering)</w:t>
-      </w:r>
-    </w:p>
-    <w:p>
-      <w:pPr>
-        <w:pStyle w:val="BodyText"/>
-      </w:pPr>
-      <w:r>
-        <w:t xml:space="preserve">And you can continue with regular activities such as exercise and showering.</w:t>
-      </w:r>
-    </w:p>
-    <w:bookmarkEnd w:id="21"/>
-    <w:bookmarkEnd w:id="22"/>
-    <w:bookmarkStart w:id="23" w:name="slide-12"/>
-    <w:p>
-      <w:pPr>
-        <w:pStyle w:val="Heading2"/>
-      </w:pPr>
-      <w:r>
-        <w:t xml:space="preserve">12 Slide 12</w:t>
-      </w:r>
-    </w:p>
-    <w:p>
-      <w:pPr>
-        <w:pStyle w:val="FirstParagraph"/>
-      </w:pPr>
-      <w:r>
-        <w:t xml:space="preserve">If we go back to our drawing, we see that the stomach is quite large, which allows it to store food after a meal.</w:t>
-      </w:r>
-    </w:p>
-    <w:bookmarkEnd w:id="23"/>
-    <w:bookmarkStart w:id="24" w:name="slide-13"/>
-    <w:p>
-      <w:pPr>
-        <w:pStyle w:val="Heading2"/>
-      </w:pPr>
-      <w:r>
-        <w:t xml:space="preserve">13 Slide 13</w:t>
-      </w:r>
-    </w:p>
-    <w:p>
-      <w:pPr>
-        <w:pStyle w:val="FirstParagraph"/>
-      </w:pPr>
-      <w:r>
-        <w:t xml:space="preserve">This makes it possible to have a large Thanksgiving mean, and spend the next few days digesting it.</w:t>
-      </w:r>
-    </w:p>
-    <w:bookmarkEnd w:id="24"/>
-    <w:bookmarkStart w:id="25" w:name="stomach"/>
-    <w:p>
-      <w:pPr>
-        <w:pStyle w:val="Heading2"/>
-      </w:pPr>
-      <w:r>
-        <w:t xml:space="preserve">14 Stomach</w:t>
-      </w:r>
-    </w:p>
-    <w:p>
-      <w:pPr>
-        <w:pStyle w:val="FirstParagraph"/>
-      </w:pPr>
-      <w:r>
-        <w:t xml:space="preserve">The stomach acts as a temporary storage area for food, like this grain elevator</w:t>
-      </w:r>
-    </w:p>
-    <w:bookmarkEnd w:id="25"/>
-    <w:bookmarkStart w:id="26" w:name="jejunum"/>
-    <w:p>
-      <w:pPr>
-        <w:pStyle w:val="Heading2"/>
-      </w:pPr>
-      <w:r>
-        <w:t xml:space="preserve">15 Jejunum</w:t>
-      </w:r>
-    </w:p>
-    <w:p>
-      <w:pPr>
-        <w:pStyle w:val="FirstParagraph"/>
-      </w:pPr>
-      <w:r>
-        <w:t xml:space="preserve">= Small Intestine</w:t>
-      </w:r>
-    </w:p>
-    <w:p>
-      <w:pPr>
-        <w:pStyle w:val="BodyText"/>
-      </w:pPr>
-      <w:r>
-        <w:t xml:space="preserve">The stomach sends a small amount of food at a time into the jejunum, much like this grain elevator sends grain onto this conveyor belt.</w:t>
-      </w:r>
-    </w:p>
-    <w:bookmarkEnd w:id="26"/>
-    <w:bookmarkStart w:id="27" w:name="slide-16"/>
-    <w:p>
-      <w:pPr>
-        <w:pStyle w:val="Heading2"/>
-      </w:pPr>
-      <w:r>
-        <w:t xml:space="preserve">16 Slide 16</w:t>
-      </w:r>
-    </w:p>
-    <w:p>
-      <w:pPr>
-        <w:pStyle w:val="FirstParagraph"/>
-      </w:pPr>
-      <w:r>
-        <w:t xml:space="preserve">Just like a conveyor belt, it’s be easy for the jejunum to get overloaded if it receives too much food at once.</w:t>
-      </w:r>
-    </w:p>
-    <w:bookmarkEnd w:id="27"/>
-    <w:bookmarkStart w:id="29" w:name="slide-17"/>
-    <w:p>
-      <w:pPr>
-        <w:pStyle w:val="Heading2"/>
-      </w:pPr>
-      <w:r>
-        <w:t xml:space="preserve">17 Slide 17</w:t>
-      </w:r>
-    </w:p>
-    <w:bookmarkStart w:id="28" w:name="slide-content-3"/>
-    <w:p>
-      <w:pPr>
-        <w:pStyle w:val="Heading4"/>
-      </w:pPr>
-      <w:r>
-        <w:t xml:space="preserve">Slide content</w:t>
-      </w:r>
-    </w:p>
-    <w:p>
-      <w:pPr>
-        <w:pStyle w:val="FirstParagraph"/>
-      </w:pPr>
-      <w:r>
-        <w:t xml:space="preserve">Pump for  -Jejunostomy</w:t>
-      </w:r>
-      <w:r>
-        <w:t xml:space="preserve"> </w:t>
-      </w:r>
-      <w:r>
-        <w:t xml:space="preserve">Feedings</w:t>
-      </w:r>
-    </w:p>
-    <w:p>
-      <w:pPr>
-        <w:pStyle w:val="BodyText"/>
-      </w:pPr>
-      <w:r>
-        <w:t xml:space="preserve">So when you have a jejunostomy, it’s important that the formula goes into the tube as a slow, steady rate in order to avoid overloading the jejunum.</w:t>
-      </w:r>
-      <w:r>
-        <w:t xml:space="preserve"> </w:t>
-      </w:r>
-      <w:r>
-        <w:t xml:space="preserve">This requires a pump to administer the feeding over a several hours.</w:t>
-      </w:r>
-    </w:p>
-    <w:bookmarkEnd w:id="28"/>
-    <w:bookmarkEnd w:id="29"/>
-    <w:bookmarkStart w:id="30" w:name="slide-18"/>
-    <w:p>
-      <w:pPr>
-        <w:pStyle w:val="Heading2"/>
-      </w:pPr>
-      <w:r>
-        <w:t xml:space="preserve">18 Slide 18</w:t>
-      </w:r>
-    </w:p>
-    <w:p>
-      <w:pPr>
-        <w:pStyle w:val="FirstParagraph"/>
-      </w:pPr>
-      <w:r>
-        <w:t xml:space="preserve">Here’s an example of a typical pump and feeding bag used with a jejunostomy tube</w:t>
-      </w:r>
-    </w:p>
-    <w:bookmarkEnd w:id="30"/>
-    <w:bookmarkStart w:id="31" w:name="slide-19"/>
-    <w:p>
-      <w:pPr>
-        <w:pStyle w:val="Heading2"/>
-      </w:pPr>
-      <w:r>
-        <w:t xml:space="preserve">19 Slide 19</w:t>
-      </w:r>
-    </w:p>
-    <w:p>
-      <w:pPr>
-        <w:pStyle w:val="FirstParagraph"/>
-      </w:pPr>
-      <w:r>
-        <w:t xml:space="preserve">And here’s the bag and a pump connected to the feeding tube.</w:t>
-      </w:r>
-    </w:p>
-    <w:p>
-      <w:pPr>
-        <w:pStyle w:val="BodyText"/>
-      </w:pPr>
-      <w:r>
-        <w:t xml:space="preserve">You can move around the house with a bag and pump, but its best to run the feedings at night, so that you be more mobile during the day.</w:t>
-      </w:r>
-    </w:p>
-    <w:bookmarkEnd w:id="31"/>
-    <w:bookmarkStart w:id="32" w:name="how-much-formula-do-i-need"/>
-    <w:p>
-      <w:pPr>
-        <w:pStyle w:val="Heading2"/>
-      </w:pPr>
-      <w:r>
-        <w:t xml:space="preserve">20 How Much Formula Do I Need?</w:t>
-      </w:r>
-    </w:p>
-    <w:p>
-      <w:pPr>
-        <w:pStyle w:val="FirstParagraph"/>
-      </w:pPr>
-      <w:r>
-        <w:t xml:space="preserve">An important question is “How much formula do I need?”</w:t>
-      </w:r>
-    </w:p>
-    <w:bookmarkEnd w:id="32"/>
-    <w:bookmarkStart w:id="33" w:name="slide-21"/>
-    <w:p>
-      <w:pPr>
-        <w:pStyle w:val="Heading2"/>
-      </w:pPr>
-      <w:r>
-        <w:t xml:space="preserve">21 Slide 21</w:t>
-      </w:r>
-    </w:p>
-    <w:p>
-      <w:pPr>
-        <w:pStyle w:val="FirstParagraph"/>
-      </w:pPr>
-      <w:r>
-        <w:t xml:space="preserve">The short answer is that your dietitian will calculate how much formula you need, but we can give you a rough idea.</w:t>
-      </w:r>
-    </w:p>
-    <w:p>
-      <w:pPr>
-        <w:pStyle w:val="BodyText"/>
-      </w:pPr>
-      <w:r>
-        <w:t xml:space="preserve">Your dietitian will also make recommendations for the rate and duration of tube feeds, and for the administration of additional water.</w:t>
-      </w:r>
-    </w:p>
-    <w:bookmarkEnd w:id="33"/>
-    <w:bookmarkStart w:id="35" w:name="rate-and-duration"/>
-    <w:p>
-      <w:pPr>
-        <w:pStyle w:val="Heading2"/>
-      </w:pPr>
-      <w:r>
-        <w:t xml:space="preserve">22 Rate and Duration</w:t>
-      </w:r>
-    </w:p>
-    <w:bookmarkStart w:id="34" w:name="slide-content-4"/>
-    <w:p>
-      <w:pPr>
-        <w:pStyle w:val="Heading4"/>
-      </w:pPr>
-      <w:r>
-        <w:t xml:space="preserve">Slide content</w:t>
-      </w:r>
-    </w:p>
-    <w:p>
-      <w:pPr>
-        <w:pStyle w:val="FirstParagraph"/>
-      </w:pPr>
-      <w:r>
-        <w:t xml:space="preserve">5 cartons: 240mL/carton x 5 = 1200mL</w:t>
-      </w:r>
-      <w:r>
-        <w:t xml:space="preserve"> </w:t>
-      </w:r>
-      <w:r>
-        <w:t xml:space="preserve">50mL/hour x 24 hours = 1200mL</w:t>
-      </w:r>
-    </w:p>
-    <w:p>
-      <w:pPr>
-        <w:pStyle w:val="BodyText"/>
-      </w:pPr>
-      <w:r>
-        <w:t xml:space="preserve">Your dietitian will calculate how many cartons of tube feeds you will need</w:t>
-      </w:r>
-    </w:p>
-    <w:p>
-      <w:pPr>
-        <w:pStyle w:val="BodyText"/>
-      </w:pPr>
-      <w:r>
-        <w:t xml:space="preserve">Let’s assume that you will need 5 cartons of tube feeds, where each carton is 240mL</w:t>
-      </w:r>
-    </w:p>
-    <w:p>
-      <w:pPr>
-        <w:pStyle w:val="BodyText"/>
-      </w:pPr>
-      <w:r>
-        <w:t xml:space="preserve">This would total 1200mL of formula per day</w:t>
-      </w:r>
-    </w:p>
-    <w:p>
-      <w:pPr>
-        <w:pStyle w:val="BodyText"/>
-      </w:pPr>
-      <w:r>
-        <w:t xml:space="preserve">One way to take in 5 cartons would be to run the tube feeds continuously, 24 hours per day.</w:t>
-      </w:r>
-    </w:p>
-    <w:p>
-      <w:pPr>
-        <w:pStyle w:val="BodyText"/>
-      </w:pPr>
-      <w:r>
-        <w:t xml:space="preserve">This would require a rate of 50mL per hour, because 50 x 24 is 1200.</w:t>
-      </w:r>
-    </w:p>
-    <w:bookmarkEnd w:id="34"/>
-    <w:bookmarkEnd w:id="35"/>
-    <w:bookmarkStart w:id="37" w:name="cartons-tube-feeds-1200ml"/>
-    <w:p>
-      <w:pPr>
-        <w:pStyle w:val="Heading2"/>
-      </w:pPr>
-      <w:r>
-        <w:t xml:space="preserve">23 5 cartons Tube feeds 1200mL</w:t>
-      </w:r>
-    </w:p>
-    <w:bookmarkStart w:id="36" w:name="slide-content-5"/>
-    <w:p>
-      <w:pPr>
-        <w:pStyle w:val="Heading4"/>
-      </w:pPr>
-      <w:r>
-        <w:t xml:space="preserve">Slide content</w:t>
-      </w:r>
-    </w:p>
-    <w:p>
-      <w:pPr>
-        <w:pStyle w:val="FirstParagraph"/>
-      </w:pPr>
-      <w:r>
-        <w:t xml:space="preserve">24 hours/day: 50mL/hour</w:t>
-      </w:r>
-    </w:p>
-    <w:p>
-      <w:pPr>
-        <w:pStyle w:val="BodyText"/>
-      </w:pPr>
-      <w:r>
-        <w:t xml:space="preserve">So we could run tube feeds 24 hours per day at 50mL/hour. This would work fine…</w:t>
-      </w:r>
-    </w:p>
-    <w:bookmarkEnd w:id="36"/>
-    <w:bookmarkEnd w:id="37"/>
-    <w:bookmarkStart w:id="39" w:name="cartons-tube-feeds"/>
-    <w:p>
-      <w:pPr>
-        <w:pStyle w:val="Heading2"/>
-      </w:pPr>
-      <w:r>
-        <w:t xml:space="preserve">24 5 cartons Tube feeds</w:t>
-      </w:r>
-    </w:p>
-    <w:bookmarkStart w:id="38" w:name="slide-content-6"/>
-    <w:p>
-      <w:pPr>
-        <w:pStyle w:val="Heading4"/>
-      </w:pPr>
-      <w:r>
-        <w:t xml:space="preserve">Slide content</w:t>
-      </w:r>
-    </w:p>
-    <w:p>
-      <w:pPr>
-        <w:pStyle w:val="FirstParagraph"/>
-      </w:pPr>
-      <w:r>
-        <w:t xml:space="preserve">24 hours/day: 50mL/hour→Inconvenient</w:t>
-      </w:r>
-    </w:p>
-    <w:p>
-      <w:pPr>
-        <w:pStyle w:val="BodyText"/>
-      </w:pPr>
-      <w:r>
-        <w:t xml:space="preserve">The problem with this is it’s inconvenient.</w:t>
-      </w:r>
-    </w:p>
-    <w:p>
-      <w:pPr>
-        <w:pStyle w:val="BodyText"/>
-      </w:pPr>
-      <w:r>
-        <w:t xml:space="preserve">If you want to go for a walk or go shopping, you would need to take your pump with you,</w:t>
-      </w:r>
-    </w:p>
-    <w:bookmarkEnd w:id="38"/>
-    <w:bookmarkEnd w:id="39"/>
-    <w:bookmarkStart w:id="40" w:name="slide-25"/>
-    <w:p>
-      <w:pPr>
-        <w:pStyle w:val="Heading2"/>
-      </w:pPr>
-      <w:r>
-        <w:t xml:space="preserve">25 Slide 25</w:t>
-      </w:r>
-    </w:p>
-    <w:p>
-      <w:pPr>
-        <w:pStyle w:val="FirstParagraph"/>
-      </w:pPr>
-      <w:r>
-        <w:t xml:space="preserve">If you can avoid it, you don’t want to feel like you’re chained to your infusion pump.</w:t>
-      </w:r>
-    </w:p>
-    <w:bookmarkEnd w:id="40"/>
-    <w:bookmarkStart w:id="42" w:name="cartons-tube-feeds-1"/>
-    <w:p>
-      <w:pPr>
-        <w:pStyle w:val="Heading2"/>
-      </w:pPr>
-      <w:r>
-        <w:t xml:space="preserve">26 5 cartons Tube feeds</w:t>
-      </w:r>
-    </w:p>
-    <w:bookmarkStart w:id="41" w:name="slide-content-7"/>
-    <w:p>
-      <w:pPr>
-        <w:pStyle w:val="Heading4"/>
-      </w:pPr>
-      <w:r>
-        <w:t xml:space="preserve">Slide content</w:t>
-      </w:r>
-    </w:p>
-    <w:p>
-      <w:pPr>
-        <w:pStyle w:val="FirstParagraph"/>
-      </w:pPr>
-      <w:r>
-        <w:t xml:space="preserve">24 hours/day: 50mL/hour→Inconvenient</w:t>
-      </w:r>
-      <w:r>
-        <w:t xml:space="preserve"> </w:t>
-      </w:r>
-      <w:r>
-        <w:t xml:space="preserve">16 hours/day: 75mL/hour</w:t>
-      </w:r>
-    </w:p>
-    <w:p>
-      <w:pPr>
-        <w:pStyle w:val="BodyText"/>
-      </w:pPr>
-      <w:r>
-        <w:t xml:space="preserve">An alternative would be to increase the rate and decrease the time.</w:t>
-      </w:r>
-      <w:r>
-        <w:t xml:space="preserve"> </w:t>
-      </w:r>
-      <w:r>
-        <w:t xml:space="preserve">You could increase the rate to 75mL/hour, which would only take 16 hours. You would have 8 hours a day disconnected from the pump.</w:t>
-      </w:r>
-    </w:p>
-    <w:bookmarkEnd w:id="41"/>
-    <w:bookmarkEnd w:id="42"/>
-    <w:bookmarkStart w:id="44" w:name="cartons-tube-feeds-2"/>
-    <w:p>
-      <w:pPr>
-        <w:pStyle w:val="Heading2"/>
-      </w:pPr>
-      <w:r>
-        <w:t xml:space="preserve">27 5 cartons Tube feeds</w:t>
-      </w:r>
-    </w:p>
-    <w:bookmarkStart w:id="43" w:name="slide-content-8"/>
-    <w:p>
-      <w:pPr>
-        <w:pStyle w:val="Heading4"/>
-      </w:pPr>
-      <w:r>
-        <w:t xml:space="preserve">Slide content</w:t>
-      </w:r>
-    </w:p>
-    <w:p>
-      <w:pPr>
-        <w:pStyle w:val="FirstParagraph"/>
-      </w:pPr>
-      <w:r>
-        <w:t xml:space="preserve">24 hours/day: 50mL/hour→Inconvenient</w:t>
-      </w:r>
-      <w:r>
-        <w:t xml:space="preserve"> </w:t>
-      </w:r>
-      <w:r>
-        <w:t xml:space="preserve">16 hours/day: 75mL/hour</w:t>
-      </w:r>
-      <w:r>
-        <w:t xml:space="preserve"> </w:t>
-      </w:r>
-      <w:r>
-        <w:t xml:space="preserve">12 hours/day: 100mL/hour</w:t>
-      </w:r>
-    </w:p>
-    <w:p>
-      <w:pPr>
-        <w:pStyle w:val="BodyText"/>
-      </w:pPr>
-      <w:r>
-        <w:t xml:space="preserve">So what if you wanted to get the feeding in within 12 hours? You would need to run the pump at 100mL/hour.</w:t>
-      </w:r>
-    </w:p>
-    <w:p>
-      <w:pPr>
-        <w:pStyle w:val="BodyText"/>
-      </w:pPr>
-      <w:r>
-        <w:t xml:space="preserve">For many patients, this won’t work, because the small intestine can’t handle that much formula at a time</w:t>
-      </w:r>
-    </w:p>
-    <w:bookmarkEnd w:id="43"/>
-    <w:bookmarkEnd w:id="44"/>
-    <w:bookmarkStart w:id="46" w:name="cartons-tube-feeds-3"/>
-    <w:p>
-      <w:pPr>
-        <w:pStyle w:val="Heading2"/>
-      </w:pPr>
-      <w:r>
-        <w:t xml:space="preserve">28 5 cartons Tube feeds</w:t>
-      </w:r>
-    </w:p>
-    <w:bookmarkStart w:id="45" w:name="slide-content-9"/>
-    <w:p>
-      <w:pPr>
-        <w:pStyle w:val="Heading4"/>
-      </w:pPr>
-      <w:r>
-        <w:t xml:space="preserve">Slide content</w:t>
-      </w:r>
-    </w:p>
-    <w:p>
-      <w:pPr>
-        <w:pStyle w:val="FirstParagraph"/>
-      </w:pPr>
-      <w:r>
-        <w:t xml:space="preserve">24 hours/day: 50mL/hour→Inconvenient</w:t>
-      </w:r>
-      <w:r>
-        <w:t xml:space="preserve"> </w:t>
-      </w:r>
-      <w:r>
-        <w:t xml:space="preserve">16 hours/day: 75mL/hour</w:t>
-      </w:r>
-      <w:r>
-        <w:t xml:space="preserve"> </w:t>
-      </w:r>
-      <w:r>
-        <w:t xml:space="preserve">12 hours/day: 100mL/hour→Diarrhea/cramps</w:t>
-      </w:r>
-    </w:p>
-    <w:p>
-      <w:pPr>
-        <w:pStyle w:val="BodyText"/>
-      </w:pPr>
-      <w:r>
-        <w:t xml:space="preserve">A slower rate of 50mL/hour is inconvenient, as it may require being hooked up to the pump all day.</w:t>
-      </w:r>
-    </w:p>
-    <w:p>
-      <w:pPr>
-        <w:pStyle w:val="BodyText"/>
-      </w:pPr>
-      <w:r>
-        <w:t xml:space="preserve">On the other hand, a faster rate of 100mL/hr would be more convenient, but carries the risk of diarrhea and cramps.</w:t>
-      </w:r>
-    </w:p>
-    <w:bookmarkEnd w:id="45"/>
+        <w:t xml:space="preserve">and before and after the administration of medicines</w:t>
+      </w:r>
+    </w:p>
+    <w:p>
+      <w:pPr>
+        <w:pStyle w:val="BodyText"/>
+      </w:pPr>
+      <w:r>
+        <w:t xml:space="preserve">In addition, you will likely need to give additional water during the day</w:t>
+      </w:r>
+    </w:p>
     <w:bookmarkEnd w:id="46"/>
-    <w:bookmarkStart w:id="47" w:name="slide-29"/>
-    <w:p>
-      <w:pPr>
-        <w:pStyle w:val="Heading2"/>
-      </w:pPr>
-      <w:r>
-        <w:t xml:space="preserve">29 Slide 29</w:t>
-      </w:r>
-    </w:p>
-    <w:p>
-      <w:pPr>
-        <w:pStyle w:val="FirstParagraph"/>
-      </w:pPr>
-      <w:r>
-        <w:t xml:space="preserve">Too high a rate of tube feeds will overwhelm the jejunum, and the result is cramps and diarrhea.</w:t>
+    <w:bookmarkStart w:id="47" w:name="additional-water"/>
+    <w:p>
+      <w:pPr>
+        <w:pStyle w:val="Heading2"/>
+      </w:pPr>
+      <w:r>
+        <w:t xml:space="preserve">39 Additional Water</w:t>
+      </w:r>
+    </w:p>
+    <w:p>
+      <w:pPr>
+        <w:pStyle w:val="FirstParagraph"/>
+      </w:pPr>
+      <w:r>
+        <w:t xml:space="preserve">Most patients need about a liter of additional water a day, which can be taken either by mouth of through the feeding tube</w:t>
+      </w:r>
+    </w:p>
+    <w:p>
+      <w:pPr>
+        <w:pStyle w:val="BodyText"/>
+      </w:pPr>
+      <w:r>
+        <w:t xml:space="preserve">One way to do this is to take 240mL of water 4 times per day, which is about a liter total water</w:t>
+      </w:r>
+    </w:p>
+    <w:p>
+      <w:pPr>
+        <w:pStyle w:val="BodyText"/>
+      </w:pPr>
+      <w:r>
+        <w:t xml:space="preserve">This is the same as 8 ounces 4 times per day, which totals about 32 ounces.</w:t>
+      </w:r>
+    </w:p>
+    <w:p>
+      <w:pPr>
+        <w:pStyle w:val="BodyText"/>
+      </w:pPr>
+      <w:r>
+        <w:t xml:space="preserve">Your care team will help you determine how much water to administer and how often.</w:t>
       </w:r>
     </w:p>
     <w:bookmarkEnd w:id="47"/>
-    <w:bookmarkStart w:id="49" w:name="cartons-tube-feeds-4"/>
-    <w:p>
-      <w:pPr>
-        <w:pStyle w:val="Heading2"/>
-      </w:pPr>
-      <w:r>
-        <w:t xml:space="preserve">30 5 cartons Tube feeds</w:t>
-      </w:r>
-    </w:p>
-    <w:bookmarkStart w:id="48" w:name="slide-content-10"/>
-    <w:p>
-      <w:pPr>
-        <w:pStyle w:val="Heading4"/>
-      </w:pPr>
-      <w:r>
-        <w:t xml:space="preserve">Slide content</w:t>
-      </w:r>
-    </w:p>
-    <w:p>
-      <w:pPr>
-        <w:pStyle w:val="FirstParagraph"/>
-      </w:pPr>
-      <w:r>
-        <w:t xml:space="preserve">16 hours/day: 75mL/hour</w:t>
-      </w:r>
-    </w:p>
-    <w:p>
-      <w:pPr>
-        <w:pStyle w:val="BodyText"/>
-      </w:pPr>
-      <w:r>
-        <w:t xml:space="preserve">Running tube feeds for 16 hours a day is for many patients a good compromise between convenience and good tolerance of tube feeds. Most patients can tolerate 75mL/hour of tube feeds.</w:t>
+    <w:bookmarkStart w:id="48" w:name="slide-40"/>
+    <w:p>
+      <w:pPr>
+        <w:pStyle w:val="Heading2"/>
+      </w:pPr>
+      <w:r>
+        <w:t xml:space="preserve">40 Slide 40</w:t>
+      </w:r>
+    </w:p>
+    <w:p>
+      <w:pPr>
+        <w:pStyle w:val="FirstParagraph"/>
+      </w:pPr>
+      <w:r>
+        <w:t xml:space="preserve">Some pumps come with two bags, one for formula and one for water.</w:t>
+      </w:r>
+    </w:p>
+    <w:p>
+      <w:pPr>
+        <w:pStyle w:val="BodyText"/>
+      </w:pPr>
+      <w:r>
+        <w:t xml:space="preserve">Your care team will tell you how much water to use, but it’s generally around one quart or 1000mL per day total</w:t>
       </w:r>
     </w:p>
     <w:bookmarkEnd w:id="48"/>
+    <w:bookmarkStart w:id="49" w:name="slide-41"/>
+    <w:p>
+      <w:pPr>
+        <w:pStyle w:val="Heading2"/>
+      </w:pPr>
+      <w:r>
+        <w:t xml:space="preserve">41 Slide 41</w:t>
+      </w:r>
+    </w:p>
+    <w:p>
+      <w:pPr>
+        <w:pStyle w:val="FirstParagraph"/>
+      </w:pPr>
+      <w:r>
+        <w:t xml:space="preserve">It’s also possible to use a syringe to administer water</w:t>
+      </w:r>
+    </w:p>
     <w:bookmarkEnd w:id="49"/>
-    <w:bookmarkStart w:id="51" w:name="starting-tube-feeds"/>
-    <w:p>
-      <w:pPr>
-        <w:pStyle w:val="Heading2"/>
-      </w:pPr>
-      <w:r>
-        <w:t xml:space="preserve">31 Starting Tube Feeds</w:t>
-      </w:r>
-    </w:p>
-    <w:bookmarkStart w:id="50" w:name="slide-content-11"/>
-    <w:p>
-      <w:pPr>
-        <w:pStyle w:val="Heading4"/>
-      </w:pPr>
-      <w:r>
-        <w:t xml:space="preserve">Slide content</w:t>
-      </w:r>
-    </w:p>
-    <w:p>
-      <w:pPr>
-        <w:pStyle w:val="FirstParagraph"/>
-      </w:pPr>
-      <w:r>
-        <w:t xml:space="preserve">Feeds need to be started slowly</w:t>
-      </w:r>
-      <w:r>
-        <w:t xml:space="preserve"> </w:t>
-      </w:r>
-      <w:r>
-        <w:t xml:space="preserve">Allows jejunum to adjust to the feedings</w:t>
-      </w:r>
-      <w:r>
-        <w:t xml:space="preserve"> </w:t>
-      </w:r>
-      <w:r>
-        <w:t xml:space="preserve">Typically start at 30mL/hour (continuous)</w:t>
-      </w:r>
-    </w:p>
-    <w:p>
-      <w:pPr>
-        <w:pStyle w:val="BodyText"/>
-      </w:pPr>
-      <w:r>
-        <w:t xml:space="preserve">When starting tube feeds for the first time it is important to start slowly to allow the small intestine, the jejunum, to get adjusted.</w:t>
-      </w:r>
-    </w:p>
-    <w:p>
-      <w:pPr>
-        <w:pStyle w:val="BodyText"/>
-      </w:pPr>
-      <w:r>
-        <w:t xml:space="preserve">We typically start at 30mL/hour and run them continuously, meaning 24 hours per day.</w:t>
-      </w:r>
-    </w:p>
-    <w:bookmarkEnd w:id="50"/>
-    <w:bookmarkEnd w:id="51"/>
-    <w:bookmarkStart w:id="53" w:name="starting-tube-feeds-1"/>
-    <w:p>
-      <w:pPr>
-        <w:pStyle w:val="Heading2"/>
-      </w:pPr>
-      <w:r>
-        <w:t xml:space="preserve">32 Starting Tube Feeds</w:t>
-      </w:r>
-    </w:p>
-    <w:bookmarkStart w:id="52" w:name="slide-content-12"/>
-    <w:p>
-      <w:pPr>
-        <w:pStyle w:val="Heading4"/>
-      </w:pPr>
-      <w:r>
-        <w:t xml:space="preserve">Slide content</w:t>
-      </w:r>
-    </w:p>
-    <w:p>
-      <w:pPr>
-        <w:pStyle w:val="FirstParagraph"/>
-      </w:pPr>
-      <w:r>
-        <w:t xml:space="preserve">Rate is increased 10mL/hour every 8-12 hours</w:t>
-      </w:r>
-    </w:p>
-    <w:p>
-      <w:pPr>
-        <w:pStyle w:val="BodyText"/>
-      </w:pPr>
-      <w:r>
-        <w:t xml:space="preserve">The rate of administration of the formula is then increased 10mL/hour every 8 to 12 hours up to the goal rate.</w:t>
-      </w:r>
-    </w:p>
-    <w:bookmarkEnd w:id="52"/>
-    <w:bookmarkEnd w:id="53"/>
-    <w:bookmarkStart w:id="55" w:name="nocturnal-tube-feeds"/>
-    <w:p>
-      <w:pPr>
-        <w:pStyle w:val="Heading2"/>
-      </w:pPr>
-      <w:r>
-        <w:t xml:space="preserve">33 Nocturnal Tube Feeds</w:t>
-      </w:r>
-    </w:p>
-    <w:bookmarkStart w:id="54" w:name="slide-content-13"/>
-    <w:p>
-      <w:pPr>
-        <w:pStyle w:val="Heading4"/>
-      </w:pPr>
-      <w:r>
-        <w:t xml:space="preserve">Slide content</w:t>
-      </w:r>
-    </w:p>
-    <w:p>
-      <w:pPr>
-        <w:pStyle w:val="FirstParagraph"/>
-      </w:pPr>
-      <w:r>
-        <w:t xml:space="preserve">Once the feedings are at goal rate:</w:t>
-      </w:r>
-      <w:r>
-        <w:t xml:space="preserve"> </w:t>
-      </w:r>
-      <w:r>
-        <w:t xml:space="preserve">Convert to nocturnal (night-time) schedule</w:t>
-      </w:r>
-    </w:p>
-    <w:p>
-      <w:pPr>
-        <w:pStyle w:val="BodyText"/>
-      </w:pPr>
-      <w:r>
-        <w:t xml:space="preserve">Once the feedings are running at the goal rate,</w:t>
-      </w:r>
-      <w:r>
-        <w:t xml:space="preserve"> </w:t>
-      </w:r>
-      <w:r>
-        <w:t xml:space="preserve">It is possible to convert to a nocturnal schedule, to run the feedings just at night</w:t>
-      </w:r>
-    </w:p>
-    <w:bookmarkEnd w:id="54"/>
-    <w:bookmarkEnd w:id="55"/>
-    <w:bookmarkStart w:id="57" w:name="nocturnal-tube-feeds-1"/>
-    <w:p>
-      <w:pPr>
-        <w:pStyle w:val="Heading2"/>
-      </w:pPr>
-      <w:r>
-        <w:t xml:space="preserve">34 Nocturnal Tube Feeds</w:t>
-      </w:r>
-    </w:p>
-    <w:bookmarkStart w:id="56" w:name="slide-content-14"/>
-    <w:p>
-      <w:pPr>
-        <w:pStyle w:val="Heading4"/>
-      </w:pPr>
-      <w:r>
-        <w:t xml:space="preserve">Slide content</w:t>
-      </w:r>
-    </w:p>
-    <w:p>
-      <w:pPr>
-        <w:pStyle w:val="FirstParagraph"/>
-      </w:pPr>
-      <w:r>
-        <w:t xml:space="preserve">Once the feedings are at goal rate:</w:t>
-      </w:r>
-      <w:r>
-        <w:t xml:space="preserve"> </w:t>
-      </w:r>
-      <w:r>
-        <w:t xml:space="preserve">Convert to nocturnal (night-time) schedule</w:t>
-      </w:r>
-      <w:r>
-        <w:t xml:space="preserve"> </w:t>
-      </w:r>
-      <w:r>
-        <w:t xml:space="preserve">Typically 16 hours of feeds + 8 hours off</w:t>
-      </w:r>
-    </w:p>
-    <w:p>
-      <w:pPr>
-        <w:pStyle w:val="BodyText"/>
-      </w:pPr>
-      <w:r>
-        <w:t xml:space="preserve">Typically we aim to run the pump for 16 hours of feedings which leaves 8 hours to be disconnected from the pump</w:t>
-      </w:r>
-    </w:p>
-    <w:bookmarkEnd w:id="56"/>
-    <w:bookmarkEnd w:id="57"/>
-    <w:bookmarkStart w:id="59" w:name="nocturnal-tube-feeds-2"/>
-    <w:p>
-      <w:pPr>
-        <w:pStyle w:val="Heading2"/>
-      </w:pPr>
-      <w:r>
-        <w:t xml:space="preserve">35 Nocturnal Tube Feeds</w:t>
-      </w:r>
-    </w:p>
-    <w:bookmarkStart w:id="58" w:name="slide-content-15"/>
-    <w:p>
-      <w:pPr>
-        <w:pStyle w:val="Heading4"/>
-      </w:pPr>
-      <w:r>
-        <w:t xml:space="preserve">Slide content</w:t>
-      </w:r>
-    </w:p>
-    <w:p>
-      <w:pPr>
-        <w:pStyle w:val="FirstParagraph"/>
-      </w:pPr>
-      <w:r>
-        <w:t xml:space="preserve">Tube feeds from 6pm to 10am</w:t>
-      </w:r>
-      <w:r>
-        <w:t xml:space="preserve"> </w:t>
-      </w:r>
-      <w:r>
-        <w:t xml:space="preserve">Disconnected from pump 10am to 6pm</w:t>
-      </w:r>
-    </w:p>
-    <w:p>
-      <w:pPr>
-        <w:pStyle w:val="BodyText"/>
-      </w:pPr>
-      <w:r>
-        <w:t xml:space="preserve">A typical schedule would be to connect the feeding tube to the pump at 6pm and run tube feeds at night from 6pm to 10am.</w:t>
-      </w:r>
-    </w:p>
-    <w:p>
-      <w:pPr>
-        <w:pStyle w:val="BodyText"/>
-      </w:pPr>
-      <w:r>
-        <w:t xml:space="preserve">This would allow being disconnected from the pump from 10am to 6pm.</w:t>
-      </w:r>
-    </w:p>
-    <w:bookmarkEnd w:id="58"/>
-    <w:bookmarkEnd w:id="59"/>
-    <w:bookmarkStart w:id="61" w:name="water-flushes"/>
-    <w:p>
-      <w:pPr>
-        <w:pStyle w:val="Heading2"/>
-      </w:pPr>
-      <w:r>
-        <w:t xml:space="preserve">36 Water Flushes</w:t>
-      </w:r>
-    </w:p>
-    <w:bookmarkStart w:id="60" w:name="slide-content-16"/>
-    <w:p>
-      <w:pPr>
-        <w:pStyle w:val="Heading4"/>
-      </w:pPr>
-      <w:r>
-        <w:t xml:space="preserve">Slide content</w:t>
-      </w:r>
-    </w:p>
-    <w:p>
-      <w:pPr>
-        <w:pStyle w:val="FirstParagraph"/>
-      </w:pPr>
-      <w:r>
-        <w:t xml:space="preserve">Flushing the jejunostomy with water is needed:</w:t>
-      </w:r>
-      <w:r>
-        <w:t xml:space="preserve"> </w:t>
-      </w:r>
-      <w:r>
-        <w:t xml:space="preserve">Prevent dehydration</w:t>
-      </w:r>
-    </w:p>
-    <w:p>
-      <w:pPr>
-        <w:pStyle w:val="BodyText"/>
-      </w:pPr>
-      <w:r>
-        <w:t xml:space="preserve">Flushing the jejunostomy tube with water is important for two reasons:</w:t>
-      </w:r>
-    </w:p>
-    <w:p>
-      <w:pPr>
-        <w:pStyle w:val="BodyText"/>
-      </w:pPr>
-      <w:r>
-        <w:t xml:space="preserve">To prevent dehydration…</w:t>
-      </w:r>
-    </w:p>
-    <w:bookmarkEnd w:id="60"/>
-    <w:bookmarkEnd w:id="61"/>
-    <w:bookmarkStart w:id="63" w:name="water-flushes-1"/>
-    <w:p>
-      <w:pPr>
-        <w:pStyle w:val="Heading2"/>
-      </w:pPr>
-      <w:r>
-        <w:t xml:space="preserve">37 Water Flushes</w:t>
-      </w:r>
-    </w:p>
-    <w:bookmarkStart w:id="62" w:name="slide-content-17"/>
-    <w:p>
-      <w:pPr>
-        <w:pStyle w:val="Heading4"/>
-      </w:pPr>
-      <w:r>
-        <w:t xml:space="preserve">Slide content</w:t>
-      </w:r>
-    </w:p>
-    <w:p>
-      <w:pPr>
-        <w:pStyle w:val="FirstParagraph"/>
-      </w:pPr>
-      <w:r>
-        <w:t xml:space="preserve">Flushing the jejunostomy with water is needed:</w:t>
-      </w:r>
-      <w:r>
-        <w:t xml:space="preserve"> </w:t>
-      </w:r>
-      <w:r>
-        <w:t xml:space="preserve">Prevent dehydration</w:t>
-      </w:r>
-      <w:r>
-        <w:t xml:space="preserve"> </w:t>
-      </w:r>
-      <w:r>
-        <w:t xml:space="preserve">Prevent clogging of the tube</w:t>
-      </w:r>
-    </w:p>
-    <w:p>
-      <w:pPr>
-        <w:pStyle w:val="BodyText"/>
-      </w:pPr>
-      <w:r>
-        <w:t xml:space="preserve">… and to prevent clogging of the tube.</w:t>
-      </w:r>
-    </w:p>
-    <w:bookmarkEnd w:id="62"/>
-    <w:bookmarkEnd w:id="63"/>
-    <w:bookmarkStart w:id="65" w:name="water-flushes-2"/>
-    <w:p>
-      <w:pPr>
-        <w:pStyle w:val="Heading2"/>
-      </w:pPr>
-      <w:r>
-        <w:t xml:space="preserve">38 Water Flushes</w:t>
-      </w:r>
-    </w:p>
-    <w:bookmarkStart w:id="64" w:name="slide-content-18"/>
-    <w:p>
-      <w:pPr>
-        <w:pStyle w:val="Heading4"/>
-      </w:pPr>
-      <w:r>
-        <w:t xml:space="preserve">Slide content</w:t>
-      </w:r>
-    </w:p>
-    <w:p>
-      <w:pPr>
-        <w:pStyle w:val="FirstParagraph"/>
-      </w:pPr>
-      <w:r>
-        <w:t xml:space="preserve">At start and end of tube feeds</w:t>
-      </w:r>
-      <w:r>
-        <w:t xml:space="preserve"> </w:t>
-      </w:r>
-      <w:r>
-        <w:t xml:space="preserve">Before and after medicines</w:t>
-      </w:r>
-      <w:r>
-        <w:t xml:space="preserve"> </w:t>
-      </w:r>
-      <w:r>
-        <w:t xml:space="preserve">Additional water during the day</w:t>
-      </w:r>
-    </w:p>
-    <w:p>
-      <w:pPr>
-        <w:pStyle w:val="BodyText"/>
-      </w:pPr>
-      <w:r>
-        <w:t xml:space="preserve">Water flushes are required…</w:t>
-      </w:r>
-    </w:p>
-    <w:p>
-      <w:pPr>
-        <w:pStyle w:val="BodyText"/>
-      </w:pPr>
-      <w:r>
-        <w:t xml:space="preserve">At the start and end of tube feeds</w:t>
-      </w:r>
-      <w:r>
-        <w:t xml:space="preserve"> </w:t>
-      </w:r>
-      <w:r>
-        <w:t xml:space="preserve">and before and after the administration of medicines</w:t>
-      </w:r>
-    </w:p>
-    <w:p>
-      <w:pPr>
-        <w:pStyle w:val="BodyText"/>
-      </w:pPr>
-      <w:r>
-        <w:t xml:space="preserve">In addition, you will likely need to give additional water during the day</w:t>
-      </w:r>
-    </w:p>
-    <w:bookmarkEnd w:id="64"/>
-    <w:bookmarkEnd w:id="65"/>
-    <w:bookmarkStart w:id="67" w:name="additional-water"/>
-    <w:p>
-      <w:pPr>
-        <w:pStyle w:val="Heading2"/>
-      </w:pPr>
-      <w:r>
-        <w:t xml:space="preserve">39 Additional Water</w:t>
-      </w:r>
-    </w:p>
-    <w:bookmarkStart w:id="66" w:name="slide-content-19"/>
-    <w:p>
-      <w:pPr>
-        <w:pStyle w:val="Heading4"/>
-      </w:pPr>
-      <w:r>
-        <w:t xml:space="preserve">Slide content</w:t>
-      </w:r>
-    </w:p>
-    <w:p>
-      <w:pPr>
-        <w:pStyle w:val="FirstParagraph"/>
-      </w:pPr>
-      <w:r>
-        <w:t xml:space="preserve">240mL x 4 times per day = 960mL</w:t>
-      </w:r>
-      <w:r>
-        <w:t xml:space="preserve"> </w:t>
-      </w:r>
-      <w:r>
-        <w:t xml:space="preserve">8oz x 4 times per day = 32oz</w:t>
-      </w:r>
-    </w:p>
-    <w:p>
-      <w:pPr>
-        <w:pStyle w:val="BodyText"/>
-      </w:pPr>
-      <w:r>
-        <w:t xml:space="preserve">Most patients need about a liter of additional water a day, which can be taken either by mouth of through the feeding tube</w:t>
-      </w:r>
-    </w:p>
-    <w:p>
-      <w:pPr>
-        <w:pStyle w:val="BodyText"/>
-      </w:pPr>
-      <w:r>
-        <w:t xml:space="preserve">One way to do this is to take 240mL of water 4 times per day, which is about a liter total water</w:t>
-      </w:r>
-    </w:p>
-    <w:p>
-      <w:pPr>
-        <w:pStyle w:val="BodyText"/>
-      </w:pPr>
-      <w:r>
-        <w:t xml:space="preserve">This is the same as 8 ounces 4 times per day, which totals about 32 ounces.</w:t>
-      </w:r>
-    </w:p>
-    <w:p>
-      <w:pPr>
-        <w:pStyle w:val="BodyText"/>
-      </w:pPr>
-      <w:r>
-        <w:t xml:space="preserve">Your care team will help you determine how much water to administer and how often.</w:t>
-      </w:r>
-    </w:p>
-    <w:bookmarkEnd w:id="66"/>
-    <w:bookmarkEnd w:id="67"/>
-    <w:bookmarkStart w:id="68" w:name="slide-40"/>
-    <w:p>
-      <w:pPr>
-        <w:pStyle w:val="Heading2"/>
-      </w:pPr>
-      <w:r>
-        <w:t xml:space="preserve">40 Slide 40</w:t>
-      </w:r>
-    </w:p>
-    <w:p>
-      <w:pPr>
-        <w:pStyle w:val="FirstParagraph"/>
-      </w:pPr>
-      <w:r>
-        <w:t xml:space="preserve">Some pumps come with two bags, one for formula and one for water.</w:t>
-      </w:r>
-    </w:p>
-    <w:p>
-      <w:pPr>
-        <w:pStyle w:val="BodyText"/>
-      </w:pPr>
-      <w:r>
-        <w:t xml:space="preserve">Your care team will tell you how much water to use, but it’s generally around one quart or 1000mL per day total</w:t>
-      </w:r>
-    </w:p>
-    <w:bookmarkEnd w:id="68"/>
-    <w:bookmarkStart w:id="69" w:name="slide-41"/>
-    <w:p>
-      <w:pPr>
-        <w:pStyle w:val="Heading2"/>
-      </w:pPr>
-      <w:r>
-        <w:t xml:space="preserve">41 Slide 41</w:t>
-      </w:r>
-    </w:p>
-    <w:p>
-      <w:pPr>
-        <w:pStyle w:val="FirstParagraph"/>
-      </w:pPr>
-      <w:r>
-        <w:t xml:space="preserve">It’s also possible to use a syringe to administer water</w:t>
-      </w:r>
-    </w:p>
-    <w:bookmarkEnd w:id="69"/>
-    <w:bookmarkStart w:id="70" w:name="slide-42"/>
+    <w:bookmarkStart w:id="50" w:name="slide-42"/>
     <w:p>
       <w:pPr>
         <w:pStyle w:val="Heading2"/>
@@ -1546,8 +1047,8 @@
         <w:t xml:space="preserve">into a jejunostomy tube, it is usually fine to inject a syringe full of water.</w:t>
       </w:r>
     </w:p>
-    <w:bookmarkEnd w:id="70"/>
-    <w:bookmarkStart w:id="72" w:name="jejunostomy-tube-1"/>
+    <w:bookmarkEnd w:id="50"/>
+    <w:bookmarkStart w:id="51" w:name="jejunostomy-tube-1"/>
     <w:p>
       <w:pPr>
         <w:pStyle w:val="Heading2"/>
@@ -1556,96 +1057,43 @@
         <w:t xml:space="preserve">43 Jejunostomy Tube</w:t>
       </w:r>
     </w:p>
-    <w:bookmarkStart w:id="71" w:name="slide-content-20"/>
-    <w:p>
-      <w:pPr>
-        <w:pStyle w:val="Heading4"/>
-      </w:pPr>
-      <w:r>
-        <w:t xml:space="preserve">Slide content</w:t>
-      </w:r>
-    </w:p>
-    <w:p>
-      <w:pPr>
-        <w:pStyle w:val="FirstParagraph"/>
-      </w:pPr>
-      <w:r>
-        <w:t xml:space="preserve">Formula</w:t>
+    <w:p>
+      <w:pPr>
+        <w:pStyle w:val="FirstParagraph"/>
+      </w:pPr>
+      <w:r>
+        <w:t xml:space="preserve">A jejunostomy tube can also be used to administer medicines. We have a separate video about how to administer medicines through a feeding tube.</w:t>
+      </w:r>
+    </w:p>
+    <w:bookmarkEnd w:id="51"/>
+    <w:bookmarkStart w:id="52" w:name="what-if-my-tube-falls-out"/>
+    <w:p>
+      <w:pPr>
+        <w:pStyle w:val="Heading2"/>
+      </w:pPr>
+      <w:r>
+        <w:t xml:space="preserve">44 What if my tube falls out?</w:t>
+      </w:r>
+    </w:p>
+    <w:p>
+      <w:pPr>
+        <w:pStyle w:val="FirstParagraph"/>
+      </w:pPr>
+      <w:r>
+        <w:t xml:space="preserve">If your jejunostomy tube falls out, it is important to take action right away.</w:t>
+      </w:r>
+    </w:p>
+    <w:p>
+      <w:pPr>
+        <w:pStyle w:val="BodyText"/>
+      </w:pPr>
+      <w:r>
+        <w:t xml:space="preserve">Call your care team for instructions</w:t>
       </w:r>
       <w:r>
         <w:t xml:space="preserve"> </w:t>
       </w:r>
       <w:r>
-        <w:t xml:space="preserve">Water</w:t>
-      </w:r>
-      <w:r>
-        <w:t xml:space="preserve"> </w:t>
-      </w:r>
-      <w:r>
-        <w:t xml:space="preserve">Medicines</w:t>
-      </w:r>
-    </w:p>
-    <w:p>
-      <w:pPr>
-        <w:pStyle w:val="BodyText"/>
-      </w:pPr>
-      <w:r>
-        <w:t xml:space="preserve">A jejunostomy tube can also be used to administer medicines. We have a separate video about how to administer medicines through a feeding tube.</w:t>
-      </w:r>
-    </w:p>
-    <w:bookmarkEnd w:id="71"/>
-    <w:bookmarkEnd w:id="72"/>
-    <w:bookmarkStart w:id="74" w:name="what-if-my-tube-falls-out"/>
-    <w:p>
-      <w:pPr>
-        <w:pStyle w:val="Heading2"/>
-      </w:pPr>
-      <w:r>
-        <w:t xml:space="preserve">44 What if my tube falls out?</w:t>
-      </w:r>
-    </w:p>
-    <w:bookmarkStart w:id="73" w:name="slide-content-21"/>
-    <w:p>
-      <w:pPr>
-        <w:pStyle w:val="Heading4"/>
-      </w:pPr>
-      <w:r>
-        <w:t xml:space="preserve">Slide content</w:t>
-      </w:r>
-    </w:p>
-    <w:p>
-      <w:pPr>
-        <w:pStyle w:val="FirstParagraph"/>
-      </w:pPr>
-      <w:r>
-        <w:t xml:space="preserve">Contact your care team immediately</w:t>
-      </w:r>
-      <w:r>
-        <w:t xml:space="preserve"> </w:t>
-      </w:r>
-      <w:r>
-        <w:t xml:space="preserve">Go to your local emergency room</w:t>
-      </w:r>
-    </w:p>
-    <w:p>
-      <w:pPr>
-        <w:pStyle w:val="BodyText"/>
-      </w:pPr>
-      <w:r>
-        <w:t xml:space="preserve">If your jejunostomy tube falls out, it is important to take action right away.</w:t>
-      </w:r>
-    </w:p>
-    <w:p>
-      <w:pPr>
-        <w:pStyle w:val="BodyText"/>
-      </w:pPr>
-      <w:r>
-        <w:t xml:space="preserve">Call your care team for instructions</w:t>
-      </w:r>
-      <w:r>
-        <w:t xml:space="preserve"> </w:t>
-      </w:r>
-      <w:r>
         <w:t xml:space="preserve">If you can’t reach your care team, go immediately to a local emergency room.</w:t>
       </w:r>
     </w:p>
@@ -1657,9 +1105,8 @@
         <w:t xml:space="preserve">The skin will start to close over within a matter of hours, which can make it difficult to replace the tube.</w:t>
       </w:r>
     </w:p>
-    <w:bookmarkEnd w:id="73"/>
-    <w:bookmarkEnd w:id="74"/>
-    <w:bookmarkStart w:id="75" w:name="slide-45"/>
+    <w:bookmarkEnd w:id="52"/>
+    <w:bookmarkStart w:id="53" w:name="slide-45"/>
     <w:p>
       <w:pPr>
         <w:pStyle w:val="Heading2"/>
@@ -1692,8 +1139,8 @@
         <w:t xml:space="preserve">Feel free to subscribe to be notified of new videos as we make them.</w:t>
       </w:r>
     </w:p>
-    <w:bookmarkEnd w:id="75"/>
-    <w:bookmarkStart w:id="76" w:name="slide-46"/>
+    <w:bookmarkEnd w:id="53"/>
+    <w:bookmarkStart w:id="54" w:name="slide-46"/>
     <w:p>
       <w:pPr>
         <w:pStyle w:val="Heading2"/>
@@ -1750,8 +1197,8 @@
         <w:t xml:space="preserve">Close the cap</w:t>
       </w:r>
     </w:p>
-    <w:bookmarkEnd w:id="76"/>
-    <w:bookmarkStart w:id="77" w:name="slide-47"/>
+    <w:bookmarkEnd w:id="54"/>
+    <w:bookmarkStart w:id="55" w:name="slide-47"/>
     <w:p>
       <w:pPr>
         <w:pStyle w:val="Heading2"/>
@@ -1808,7 +1255,7 @@
         <w:t xml:space="preserve">Close the cap</w:t>
       </w:r>
     </w:p>
-    <w:bookmarkEnd w:id="77"/>
+    <w:bookmarkEnd w:id="55"/>
     <w:sectPr>
       <w:footnotePr>
         <w:numRestart w:val="eachSect"/>

--- a/keynote_scripts/Jejunostomy_.docx
+++ b/keynote_scripts/Jejunostomy_.docx
@@ -110,15 +110,15 @@
         <w:pStyle w:val="FirstParagraph"/>
       </w:pPr>
       <w:r>
-        <w:t xml:space="preserve">Cancers in the esophagus or stomach can in some cases ause difficulty with eating and in extreme cases can cause weight loss</w:t>
-      </w:r>
-    </w:p>
-    <w:p>
-      <w:pPr>
-        <w:pStyle w:val="BodyText"/>
-      </w:pPr>
-      <w:r>
-        <w:t xml:space="preserve">Some patients with cancer of the esophagus or stomach can benefit from a feeding tube to help with nutrition</w:t>
+        <w:t xml:space="preserve">Cancers in the esophagus or stomach can in some cases cause difficulty with eating and even weight loss</w:t>
+      </w:r>
+    </w:p>
+    <w:p>
+      <w:pPr>
+        <w:pStyle w:val="BodyText"/>
+      </w:pPr>
+      <w:r>
+        <w:t xml:space="preserve">In these cases, a feeding tube can help with nutrition</w:t>
       </w:r>
     </w:p>
     <w:bookmarkEnd w:id="12"/>
@@ -144,15 +144,15 @@
         <w:pStyle w:val="BodyText"/>
       </w:pPr>
       <w:r>
-        <w:t xml:space="preserve">A gastrostomy tube is placed through the skin into the stomach</w:t>
-      </w:r>
-    </w:p>
-    <w:p>
-      <w:pPr>
-        <w:pStyle w:val="BodyText"/>
-      </w:pPr>
-      <w:r>
-        <w:t xml:space="preserve">A jejunostomy tube is placed through the skin into the jejunum, or small intestine</w:t>
+        <w:t xml:space="preserve">A gastrostomy tube is placed through the abdominal wall into the stomach</w:t>
+      </w:r>
+    </w:p>
+    <w:p>
+      <w:pPr>
+        <w:pStyle w:val="BodyText"/>
+      </w:pPr>
+      <w:r>
+        <w:t xml:space="preserve">A jejunostomy tube is placed through the abdominal wall into the jejunum, or small intestine</w:t>
       </w:r>
     </w:p>
     <w:bookmarkEnd w:id="13"/>
@@ -322,7 +322,7 @@
         <w:pStyle w:val="FirstParagraph"/>
       </w:pPr>
       <w:r>
-        <w:t xml:space="preserve">This makes it possible to have a large Thanksgiving mean, and spend the next few days digesting it.</w:t>
+        <w:t xml:space="preserve">This makes it possible to have a large Thanksgiving meal, and digest it over the next few days</w:t>
       </w:r>
     </w:p>
     <w:bookmarkEnd w:id="21"/>
@@ -366,7 +366,7 @@
         <w:pStyle w:val="BodyText"/>
       </w:pPr>
       <w:r>
-        <w:t xml:space="preserve">The stomach sends a small amount of food at a time into the jejunum, much like this grain elevator sends grain onto this conveyor belt.</w:t>
+        <w:t xml:space="preserve">The stomach sends a small amount of food at a time into the jejunum, much like this conveyor belt.</w:t>
       </w:r>
     </w:p>
     <w:bookmarkEnd w:id="23"/>
@@ -402,13 +402,7 @@
         <w:pStyle w:val="FirstParagraph"/>
       </w:pPr>
       <w:r>
-        <w:t xml:space="preserve">So when you have a jejunostomy, it’s important that the formula goes into the tube as a slow, steady rate in order to avoid overloading the jejunum.</w:t>
-      </w:r>
-      <w:r>
-        <w:t xml:space="preserve"> </w:t>
-      </w:r>
-      <w:r>
-        <w:t xml:space="preserve">This requires a pump to administer the feeding over a several hours.</w:t>
+        <w:t xml:space="preserve">In order to avoid overloading the jejunum, the formula is administered at a slow, steady rate with a pump over several hours</w:t>
       </w:r>
     </w:p>
     <w:bookmarkEnd w:id="25"/>
@@ -452,7 +446,7 @@
         <w:pStyle w:val="BodyText"/>
       </w:pPr>
       <w:r>
-        <w:t xml:space="preserve">You can move around the house with a bag and pump, but its best to run the feedings at night, so that you be more mobile during the day.</w:t>
+        <w:t xml:space="preserve">You can move around the house with a bag and pump, but it’s best to run the feedings at night, so that you be more mobile during the day.</w:t>
       </w:r>
     </w:p>
     <w:bookmarkEnd w:id="27"/>
@@ -488,15 +482,7 @@
         <w:pStyle w:val="FirstParagraph"/>
       </w:pPr>
       <w:r>
-        <w:t xml:space="preserve">The short answer is that your dietitian will calculate how much formula you need, but we can give you a rough idea.</w:t>
-      </w:r>
-    </w:p>
-    <w:p>
-      <w:pPr>
-        <w:pStyle w:val="BodyText"/>
-      </w:pPr>
-      <w:r>
-        <w:t xml:space="preserve">Your dietitian will also make recommendations for the rate and duration of tube feeds, and for the administration of additional water.</w:t>
+        <w:t xml:space="preserve">Your dietitian will calculate how much formula you need and will also make recommendations for the rate and duration of tube feeds, and for the administration of additional water.</w:t>
       </w:r>
     </w:p>
     <w:bookmarkEnd w:id="29"/>
@@ -676,15 +662,7 @@
         <w:pStyle w:val="FirstParagraph"/>
       </w:pPr>
       <w:r>
-        <w:t xml:space="preserve">A slower rate of 50mL/hour is inconvenient, as it may require being hooked up to the pump all day.</w:t>
-      </w:r>
-    </w:p>
-    <w:p>
-      <w:pPr>
-        <w:pStyle w:val="BodyText"/>
-      </w:pPr>
-      <w:r>
-        <w:t xml:space="preserve">On the other hand, a faster rate of 100mL/hr would be more convenient, but carries the risk of diarrhea and cramps.</w:t>
+        <w:t xml:space="preserve">For most patients, 100mL/hour will overwhelm the jejunum, causing diarrhea and cramps</w:t>
       </w:r>
     </w:p>
     <w:bookmarkEnd w:id="36"/>
@@ -702,7 +680,7 @@
         <w:pStyle w:val="FirstParagraph"/>
       </w:pPr>
       <w:r>
-        <w:t xml:space="preserve">Too high a rate of tube feeds will overwhelm the jejunum, and the result is cramps and diarrhea.</w:t>
+        <w:t xml:space="preserve">Running the tube feeds too fast is like overloading a conveyor belt.</w:t>
       </w:r>
     </w:p>
     <w:bookmarkEnd w:id="37"/>
@@ -764,7 +742,7 @@
         <w:pStyle w:val="FirstParagraph"/>
       </w:pPr>
       <w:r>
-        <w:t xml:space="preserve">The rate of administration of the formula is then increased 10mL/hour every 8 to 12 hours up to the goal rate.</w:t>
+        <w:t xml:space="preserve">The rate of administration of the formula is then increased 10mL/hour every 8 hours up to the goal rate.</w:t>
       </w:r>
     </w:p>
     <w:bookmarkEnd w:id="40"/>
@@ -1028,23 +1006,7 @@
         <w:pStyle w:val="BodyText"/>
       </w:pPr>
       <w:r>
-        <w:t xml:space="preserve">While it won’t work to administer a syringe full of</w:t>
-      </w:r>
-      <w:r>
-        <w:t xml:space="preserve"> </w:t>
-      </w:r>
-      <w:r>
-        <w:rPr>
-          <w:i/>
-          <w:iCs/>
-        </w:rPr>
-        <w:t xml:space="preserve">formula</w:t>
-      </w:r>
-      <w:r>
-        <w:t xml:space="preserve"> </w:t>
-      </w:r>
-      <w:r>
-        <w:t xml:space="preserve">into a jejunostomy tube, it is usually fine to inject a syringe full of water.</w:t>
+        <w:t xml:space="preserve">It’s important to avoid cold water, which can cause cramps</w:t>
       </w:r>
     </w:p>
     <w:bookmarkEnd w:id="50"/>
@@ -1088,11 +1050,13 @@
         <w:pStyle w:val="BodyText"/>
       </w:pPr>
       <w:r>
-        <w:t xml:space="preserve">Call your care team for instructions</w:t>
-      </w:r>
-      <w:r>
-        <w:t xml:space="preserve"> </w:t>
-      </w:r>
+        <w:t xml:space="preserve">Call your care team for instructions.</w:t>
+      </w:r>
+    </w:p>
+    <w:p>
+      <w:pPr>
+        <w:pStyle w:val="BodyText"/>
+      </w:pPr>
       <w:r>
         <w:t xml:space="preserve">If you can’t reach your care team, go immediately to a local emergency room.</w:t>
       </w:r>
@@ -1102,7 +1066,7 @@
         <w:pStyle w:val="BodyText"/>
       </w:pPr>
       <w:r>
-        <w:t xml:space="preserve">The skin will start to close over within a matter of hours, which can make it difficult to replace the tube.</w:t>
+        <w:t xml:space="preserve">The skin will start to close over within a matter of hours, which can make it difficult to replace the tube if too much time elapses.</w:t>
       </w:r>
     </w:p>
     <w:bookmarkEnd w:id="52"/>
